--- a/src/main/java/designpatterandprincipa/CoreJava-design-pattern.docx
+++ b/src/main/java/designpatterandprincipa/CoreJava-design-pattern.docx
@@ -55,10 +55,10 @@
             <v:path o:extrusionok="f" gradientshapeok="t" o:connecttype="rect"/>
             <o:lock v:ext="edit" aspectratio="t"/>
           </v:shapetype>
-          <v:shape id="_x0000_i1289" type="#_x0000_t75" style="width:75.5pt;height:49pt" o:ole="">
+          <v:shape id="_x0000_i1025" type="#_x0000_t75" style="width:75.5pt;height:49pt" o:ole="">
             <v:imagedata r:id="rId5" o:title=""/>
           </v:shape>
-          <o:OLEObject Type="Embed" ProgID="Package" ShapeID="_x0000_i1289" DrawAspect="Icon" ObjectID="_1842592150" r:id="rId6"/>
+          <o:OLEObject Type="Embed" ProgID="Package" ShapeID="_x0000_i1025" DrawAspect="Icon" ObjectID="_1842624672" r:id="rId6"/>
         </w:object>
       </w:r>
     </w:p>
@@ -220,7 +220,7 @@
           <w:p>
             <w:r>
               <w:pict w14:anchorId="255C7FC9">
-                <v:rect id="_x0000_i1398" style="width:0;height:1.5pt" o:hralign="center" o:hrstd="t" o:hr="t" fillcolor="#a0a0a0" stroked="f"/>
+                <v:rect id="_x0000_i1026" style="width:0;height:1.5pt" o:hralign="center" o:hrstd="t" o:hr="t" fillcolor="#a0a0a0" stroked="f"/>
               </w:pict>
             </w:r>
           </w:p>
@@ -667,7 +667,7 @@
           <w:p>
             <w:r>
               <w:pict w14:anchorId="3352B815">
-                <v:rect id="_x0000_i1482" style="width:0;height:1.5pt" o:hralign="center" o:hrstd="t" o:hr="t" fillcolor="#a0a0a0" stroked="f"/>
+                <v:rect id="_x0000_i1027" style="width:0;height:1.5pt" o:hralign="center" o:hrstd="t" o:hr="t" fillcolor="#a0a0a0" stroked="f"/>
               </w:pict>
             </w:r>
           </w:p>
@@ -937,7 +937,7 @@
           <w:p>
             <w:r>
               <w:pict w14:anchorId="076CBD79">
-                <v:rect id="_x0000_i1483" style="width:0;height:1.5pt" o:hralign="center" o:hrstd="t" o:hr="t" fillcolor="#a0a0a0" stroked="f"/>
+                <v:rect id="_x0000_i1028" style="width:0;height:1.5pt" o:hralign="center" o:hrstd="t" o:hr="t" fillcolor="#a0a0a0" stroked="f"/>
               </w:pict>
             </w:r>
           </w:p>
@@ -1072,7 +1072,7 @@
           <w:p>
             <w:r>
               <w:pict w14:anchorId="71AD7524">
-                <v:rect id="_x0000_i1484" style="width:0;height:1.5pt" o:hralign="center" o:hrstd="t" o:hr="t" fillcolor="#a0a0a0" stroked="f"/>
+                <v:rect id="_x0000_i1029" style="width:0;height:1.5pt" o:hralign="center" o:hrstd="t" o:hr="t" fillcolor="#a0a0a0" stroked="f"/>
               </w:pict>
             </w:r>
           </w:p>
@@ -1152,7 +1152,7 @@
           <w:p>
             <w:r>
               <w:pict w14:anchorId="2673CA09">
-                <v:rect id="_x0000_i1485" style="width:0;height:1.5pt" o:hralign="center" o:hrstd="t" o:hr="t" fillcolor="#a0a0a0" stroked="f"/>
+                <v:rect id="_x0000_i1030" style="width:0;height:1.5pt" o:hralign="center" o:hrstd="t" o:hr="t" fillcolor="#a0a0a0" stroked="f"/>
               </w:pict>
             </w:r>
           </w:p>
@@ -1367,7 +1367,7 @@
           <w:p>
             <w:r>
               <w:pict w14:anchorId="431A7ABC">
-                <v:rect id="_x0000_i1486" style="width:0;height:1.5pt" o:hralign="center" o:hrstd="t" o:hr="t" fillcolor="#a0a0a0" stroked="f"/>
+                <v:rect id="_x0000_i1031" style="width:0;height:1.5pt" o:hralign="center" o:hrstd="t" o:hr="t" fillcolor="#a0a0a0" stroked="f"/>
               </w:pict>
             </w:r>
           </w:p>
@@ -1448,7 +1448,7 @@
           <w:p>
             <w:r>
               <w:pict w14:anchorId="69E3525D">
-                <v:rect id="_x0000_i1487" style="width:0;height:1.5pt" o:hralign="center" o:hrstd="t" o:hr="t" fillcolor="#a0a0a0" stroked="f"/>
+                <v:rect id="_x0000_i1032" style="width:0;height:1.5pt" o:hralign="center" o:hrstd="t" o:hr="t" fillcolor="#a0a0a0" stroked="f"/>
               </w:pict>
             </w:r>
           </w:p>
@@ -1531,7 +1531,7 @@
           <w:p>
             <w:r>
               <w:pict w14:anchorId="50DBB258">
-                <v:rect id="_x0000_i1488" style="width:0;height:1.5pt" o:hralign="center" o:hrstd="t" o:hr="t" fillcolor="#a0a0a0" stroked="f"/>
+                <v:rect id="_x0000_i1033" style="width:0;height:1.5pt" o:hralign="center" o:hrstd="t" o:hr="t" fillcolor="#a0a0a0" stroked="f"/>
               </w:pict>
             </w:r>
           </w:p>
@@ -1630,7 +1630,7 @@
           <w:p>
             <w:r>
               <w:pict w14:anchorId="1755BDC7">
-                <v:rect id="_x0000_i1489" style="width:0;height:1.5pt" o:hralign="center" o:hrstd="t" o:hr="t" fillcolor="#a0a0a0" stroked="f"/>
+                <v:rect id="_x0000_i1034" style="width:0;height:1.5pt" o:hralign="center" o:hrstd="t" o:hr="t" fillcolor="#a0a0a0" stroked="f"/>
               </w:pict>
             </w:r>
           </w:p>
@@ -1766,7 +1766,7 @@
           <w:p>
             <w:r>
               <w:pict w14:anchorId="4F5E2CAC">
-                <v:rect id="_x0000_i1490" style="width:0;height:1.5pt" o:hralign="center" o:hrstd="t" o:hr="t" fillcolor="#a0a0a0" stroked="f"/>
+                <v:rect id="_x0000_i1035" style="width:0;height:1.5pt" o:hralign="center" o:hrstd="t" o:hr="t" fillcolor="#a0a0a0" stroked="f"/>
               </w:pict>
             </w:r>
           </w:p>
@@ -1819,7 +1819,7 @@
             <w:r>
               <w:lastRenderedPageBreak/>
               <w:pict w14:anchorId="6AE490DB">
-                <v:rect id="_x0000_i1491" style="width:0;height:1.5pt" o:hralign="center" o:hrstd="t" o:hr="t" fillcolor="#a0a0a0" stroked="f"/>
+                <v:rect id="_x0000_i1036" style="width:0;height:1.5pt" o:hralign="center" o:hrstd="t" o:hr="t" fillcolor="#a0a0a0" stroked="f"/>
               </w:pict>
             </w:r>
           </w:p>
@@ -1882,7 +1882,7 @@
           <w:p>
             <w:r>
               <w:pict w14:anchorId="5D96219C">
-                <v:rect id="_x0000_i1492" style="width:0;height:1.5pt" o:hralign="center" o:hrstd="t" o:hr="t" fillcolor="#a0a0a0" stroked="f"/>
+                <v:rect id="_x0000_i1037" style="width:0;height:1.5pt" o:hralign="center" o:hrstd="t" o:hr="t" fillcolor="#a0a0a0" stroked="f"/>
               </w:pict>
             </w:r>
           </w:p>
@@ -2043,7 +2043,7 @@
           <w:p>
             <w:r>
               <w:pict w14:anchorId="639447D8">
-                <v:rect id="_x0000_i1493" style="width:0;height:1.5pt" o:hralign="center" o:hrstd="t" o:hr="t" fillcolor="#a0a0a0" stroked="f"/>
+                <v:rect id="_x0000_i1038" style="width:0;height:1.5pt" o:hralign="center" o:hrstd="t" o:hr="t" fillcolor="#a0a0a0" stroked="f"/>
               </w:pict>
             </w:r>
           </w:p>
@@ -2104,7 +2104,7 @@
           <w:p>
             <w:r>
               <w:pict w14:anchorId="689F05C1">
-                <v:rect id="_x0000_i1399" style="width:0;height:1.5pt" o:hralign="center" o:hrstd="t" o:hr="t" fillcolor="#a0a0a0" stroked="f"/>
+                <v:rect id="_x0000_i1039" style="width:0;height:1.5pt" o:hralign="center" o:hrstd="t" o:hr="t" fillcolor="#a0a0a0" stroked="f"/>
               </w:pict>
             </w:r>
           </w:p>
@@ -2521,7 +2521,7 @@
           <w:p>
             <w:r>
               <w:pict w14:anchorId="37AC9EBF">
-                <v:rect id="_x0000_i1400" style="width:0;height:1.5pt" o:hralign="center" o:hrstd="t" o:hr="t" fillcolor="#a0a0a0" stroked="f"/>
+                <v:rect id="_x0000_i1040" style="width:0;height:1.5pt" o:hralign="center" o:hrstd="t" o:hr="t" fillcolor="#a0a0a0" stroked="f"/>
               </w:pict>
             </w:r>
           </w:p>
@@ -2788,7 +2788,7 @@
           <w:p>
             <w:r>
               <w:pict w14:anchorId="7452D2DC">
-                <v:rect id="_x0000_i1401" style="width:0;height:1.5pt" o:hralign="center" o:hrstd="t" o:hr="t" fillcolor="#a0a0a0" stroked="f"/>
+                <v:rect id="_x0000_i1041" style="width:0;height:1.5pt" o:hralign="center" o:hrstd="t" o:hr="t" fillcolor="#a0a0a0" stroked="f"/>
               </w:pict>
             </w:r>
           </w:p>
@@ -3169,7 +3169,7 @@
           <w:p>
             <w:r>
               <w:pict w14:anchorId="28703B15">
-                <v:rect id="_x0000_i1402" style="width:0;height:1.5pt" o:hralign="center" o:hrstd="t" o:hr="t" fillcolor="#a0a0a0" stroked="f"/>
+                <v:rect id="_x0000_i1042" style="width:0;height:1.5pt" o:hralign="center" o:hrstd="t" o:hr="t" fillcolor="#a0a0a0" stroked="f"/>
               </w:pict>
             </w:r>
           </w:p>
@@ -3432,7 +3432,7 @@
           <w:p>
             <w:r>
               <w:pict w14:anchorId="74976387">
-                <v:rect id="_x0000_i1403" style="width:0;height:1.5pt" o:hralign="center" o:hrstd="t" o:hr="t" fillcolor="#a0a0a0" stroked="f"/>
+                <v:rect id="_x0000_i1043" style="width:0;height:1.5pt" o:hralign="center" o:hrstd="t" o:hr="t" fillcolor="#a0a0a0" stroked="f"/>
               </w:pict>
             </w:r>
           </w:p>
@@ -3671,7 +3671,7 @@
           <w:p>
             <w:r>
               <w:pict w14:anchorId="4DE64F1C">
-                <v:rect id="_x0000_i1566" style="width:0;height:1.5pt" o:hralign="center" o:hrstd="t" o:hr="t" fillcolor="#a0a0a0" stroked="f"/>
+                <v:rect id="_x0000_i1044" style="width:0;height:1.5pt" o:hralign="center" o:hrstd="t" o:hr="t" fillcolor="#a0a0a0" stroked="f"/>
               </w:pict>
             </w:r>
           </w:p>
@@ -4139,7 +4139,7 @@
           <w:p>
             <w:r>
               <w:pict w14:anchorId="1775C77B">
-                <v:rect id="_x0000_i1567" style="width:0;height:1.5pt" o:hralign="center" o:hrstd="t" o:hr="t" fillcolor="#a0a0a0" stroked="f"/>
+                <v:rect id="_x0000_i1045" style="width:0;height:1.5pt" o:hralign="center" o:hrstd="t" o:hr="t" fillcolor="#a0a0a0" stroked="f"/>
               </w:pict>
             </w:r>
           </w:p>
@@ -4539,7 +4539,7 @@
           <w:p>
             <w:r>
               <w:pict w14:anchorId="1C727926">
-                <v:rect id="_x0000_i1568" style="width:0;height:1.5pt" o:hralign="center" o:hrstd="t" o:hr="t" fillcolor="#a0a0a0" stroked="f"/>
+                <v:rect id="_x0000_i1046" style="width:0;height:1.5pt" o:hralign="center" o:hrstd="t" o:hr="t" fillcolor="#a0a0a0" stroked="f"/>
               </w:pict>
             </w:r>
           </w:p>
@@ -5098,7 +5098,7 @@
           <w:p>
             <w:r>
               <w:pict w14:anchorId="6E9E7ADF">
-                <v:rect id="_x0000_i1569" style="width:0;height:1.5pt" o:hralign="center" o:hrstd="t" o:hr="t" fillcolor="#a0a0a0" stroked="f"/>
+                <v:rect id="_x0000_i1047" style="width:0;height:1.5pt" o:hralign="center" o:hrstd="t" o:hr="t" fillcolor="#a0a0a0" stroked="f"/>
               </w:pict>
             </w:r>
           </w:p>
@@ -5467,7 +5467,7 @@
           <w:p>
             <w:r>
               <w:pict w14:anchorId="50DCB592">
-                <v:rect id="_x0000_i1570" style="width:0;height:1.5pt" o:hralign="center" o:hrstd="t" o:hr="t" fillcolor="#a0a0a0" stroked="f"/>
+                <v:rect id="_x0000_i1048" style="width:0;height:1.5pt" o:hralign="center" o:hrstd="t" o:hr="t" fillcolor="#a0a0a0" stroked="f"/>
               </w:pict>
             </w:r>
           </w:p>
@@ -5864,7 +5864,7 @@
           <w:p>
             <w:r>
               <w:pict w14:anchorId="3E2E85EB">
-                <v:rect id="_x0000_i1571" style="width:0;height:1.5pt" o:hralign="center" o:hrstd="t" o:hr="t" fillcolor="#a0a0a0" stroked="f"/>
+                <v:rect id="_x0000_i1049" style="width:0;height:1.5pt" o:hralign="center" o:hrstd="t" o:hr="t" fillcolor="#a0a0a0" stroked="f"/>
               </w:pict>
             </w:r>
           </w:p>
@@ -6214,7 +6214,7 @@
           <w:p>
             <w:r>
               <w:pict w14:anchorId="19D46715">
-                <v:rect id="_x0000_i1572" style="width:0;height:1.5pt" o:hralign="center" o:hrstd="t" o:hr="t" fillcolor="#a0a0a0" stroked="f"/>
+                <v:rect id="_x0000_i1050" style="width:0;height:1.5pt" o:hralign="center" o:hrstd="t" o:hr="t" fillcolor="#a0a0a0" stroked="f"/>
               </w:pict>
             </w:r>
           </w:p>
@@ -6535,7 +6535,7 @@
           <w:p>
             <w:r>
               <w:pict w14:anchorId="04835AE3">
-                <v:rect id="_x0000_i1573" style="width:0;height:1.5pt" o:hralign="center" o:hrstd="t" o:hr="t" fillcolor="#a0a0a0" stroked="f"/>
+                <v:rect id="_x0000_i1051" style="width:0;height:1.5pt" o:hralign="center" o:hrstd="t" o:hr="t" fillcolor="#a0a0a0" stroked="f"/>
               </w:pict>
             </w:r>
           </w:p>
@@ -6874,7 +6874,7 @@
           <w:p>
             <w:r>
               <w:pict w14:anchorId="3E426A2A">
-                <v:rect id="_x0000_i1574" style="width:0;height:1.5pt" o:hralign="center" o:hrstd="t" o:hr="t" fillcolor="#a0a0a0" stroked="f"/>
+                <v:rect id="_x0000_i1052" style="width:0;height:1.5pt" o:hralign="center" o:hrstd="t" o:hr="t" fillcolor="#a0a0a0" stroked="f"/>
               </w:pict>
             </w:r>
           </w:p>
@@ -7246,7 +7246,7 @@
           <w:p>
             <w:r>
               <w:pict w14:anchorId="14EFB3D6">
-                <v:rect id="_x0000_i1575" style="width:0;height:1.5pt" o:hralign="center" o:hrstd="t" o:hr="t" fillcolor="#a0a0a0" stroked="f"/>
+                <v:rect id="_x0000_i1053" style="width:0;height:1.5pt" o:hralign="center" o:hrstd="t" o:hr="t" fillcolor="#a0a0a0" stroked="f"/>
               </w:pict>
             </w:r>
           </w:p>
@@ -7494,7 +7494,7 @@
     <w:p>
       <w:r>
         <w:pict w14:anchorId="12A3EFD0">
-          <v:rect id="_x0000_i1652" style="width:0;height:1.5pt" o:hralign="center" o:hrstd="t" o:hr="t" fillcolor="#a0a0a0" stroked="f"/>
+          <v:rect id="_x0000_i1054" style="width:0;height:1.5pt" o:hralign="center" o:hrstd="t" o:hr="t" fillcolor="#a0a0a0" stroked="f"/>
         </w:pict>
       </w:r>
     </w:p>
@@ -7562,19 +7562,232 @@
           <w:b/>
           <w:bCs/>
         </w:rPr>
-        <w:t>✅</w:t>
+        <w:t>🔹</w:t>
       </w:r>
       <w:r>
         <w:rPr>
           <w:b/>
           <w:bCs/>
         </w:rPr>
+        <w:t xml:space="preserve"> Key Idea</w:t>
+      </w:r>
+    </w:p>
+    <w:p>
+      <w:r>
+        <w:t xml:space="preserve">Instead of calling methods directly, you wrap the request inside an object (called a </w:t>
+      </w:r>
+      <w:r>
+        <w:rPr>
+          <w:i/>
+          <w:iCs/>
+        </w:rPr>
+        <w:t>command</w:t>
+      </w:r>
+      <w:r>
+        <w:t>), and then execute it later.</w:t>
+      </w:r>
+    </w:p>
+    <w:p>
+      <w:r>
+        <w:pict w14:anchorId="363C685D">
+          <v:rect id="_x0000_i1077" style="width:0;height:1.5pt" o:hralign="center" o:hrstd="t" o:hr="t" fillcolor="#a0a0a0" stroked="f"/>
+        </w:pict>
+      </w:r>
+    </w:p>
+    <w:p>
+      <w:pPr>
+        <w:rPr>
+          <w:b/>
+          <w:bCs/>
+        </w:rPr>
+      </w:pPr>
+      <w:r>
+        <w:rPr>
+          <w:rFonts w:ascii="Segoe UI Emoji" w:hAnsi="Segoe UI Emoji" w:cs="Segoe UI Emoji"/>
+          <w:b/>
+          <w:bCs/>
+        </w:rPr>
+        <w:t>🔹</w:t>
+      </w:r>
+      <w:r>
+        <w:rPr>
+          <w:b/>
+          <w:bCs/>
+        </w:rPr>
+        <w:t xml:space="preserve"> Components</w:t>
+      </w:r>
+    </w:p>
+    <w:p>
+      <w:pPr>
+        <w:numPr>
+          <w:ilvl w:val="0"/>
+          <w:numId w:val="59"/>
+        </w:numPr>
+      </w:pPr>
+      <w:r>
+        <w:rPr>
+          <w:b/>
+          <w:bCs/>
+        </w:rPr>
+        <w:t>Command (Interface / Abstract Class)</w:t>
+      </w:r>
+      <w:r>
+        <w:br/>
+        <w:t>Declares an execute() method.</w:t>
+      </w:r>
+    </w:p>
+    <w:p>
+      <w:pPr>
+        <w:numPr>
+          <w:ilvl w:val="0"/>
+          <w:numId w:val="59"/>
+        </w:numPr>
+      </w:pPr>
+      <w:proofErr w:type="spellStart"/>
+      <w:r>
+        <w:rPr>
+          <w:b/>
+          <w:bCs/>
+        </w:rPr>
+        <w:t>ConcreteCommand</w:t>
+      </w:r>
+      <w:proofErr w:type="spellEnd"/>
+      <w:r>
+        <w:br/>
+        <w:t>Implements the command and binds a receiver to an action.</w:t>
+      </w:r>
+    </w:p>
+    <w:p>
+      <w:pPr>
+        <w:numPr>
+          <w:ilvl w:val="0"/>
+          <w:numId w:val="59"/>
+        </w:numPr>
+      </w:pPr>
+      <w:r>
+        <w:rPr>
+          <w:b/>
+          <w:bCs/>
+        </w:rPr>
+        <w:t>Receiver</w:t>
+      </w:r>
+      <w:r>
+        <w:br/>
+        <w:t>The object that performs the actual work.</w:t>
+      </w:r>
+    </w:p>
+    <w:p>
+      <w:pPr>
+        <w:numPr>
+          <w:ilvl w:val="0"/>
+          <w:numId w:val="59"/>
+        </w:numPr>
+      </w:pPr>
+      <w:r>
+        <w:rPr>
+          <w:b/>
+          <w:bCs/>
+        </w:rPr>
+        <w:t>Invoker</w:t>
+      </w:r>
+      <w:r>
+        <w:br/>
+        <w:t>Triggers the command.</w:t>
+      </w:r>
+    </w:p>
+    <w:p>
+      <w:pPr>
+        <w:numPr>
+          <w:ilvl w:val="0"/>
+          <w:numId w:val="59"/>
+        </w:numPr>
+      </w:pPr>
+      <w:r>
+        <w:rPr>
+          <w:b/>
+          <w:bCs/>
+        </w:rPr>
+        <w:t>Client</w:t>
+      </w:r>
+      <w:r>
+        <w:br/>
+        <w:t>Creates and configures the command objects.</w:t>
+      </w:r>
+    </w:p>
+    <w:p>
+      <w:r>
+        <w:pict w14:anchorId="467C9705">
+          <v:rect id="_x0000_i1078" style="width:0;height:1.5pt" o:hralign="center" o:hrstd="t" o:hr="t" fillcolor="#a0a0a0" stroked="f"/>
+        </w:pict>
+      </w:r>
+    </w:p>
+    <w:p>
+      <w:pPr>
+        <w:rPr>
+          <w:b/>
+          <w:bCs/>
+        </w:rPr>
+      </w:pPr>
+      <w:r>
+        <w:rPr>
+          <w:rFonts w:ascii="Segoe UI Emoji" w:hAnsi="Segoe UI Emoji" w:cs="Segoe UI Emoji"/>
+          <w:b/>
+          <w:bCs/>
+        </w:rPr>
+        <w:t>🔹</w:t>
+      </w:r>
+      <w:r>
+        <w:rPr>
+          <w:b/>
+          <w:bCs/>
+        </w:rPr>
+        <w:t xml:space="preserve"> Structure Diagram (Conceptual)</w:t>
+      </w:r>
+    </w:p>
+    <w:p>
+      <w:r>
+        <w:t>Client → Command → Receiver</w:t>
+      </w:r>
+    </w:p>
+    <w:p>
+      <w:r>
+        <w:lastRenderedPageBreak/>
+        <w:t xml:space="preserve">          ↑</w:t>
+      </w:r>
+    </w:p>
+    <w:p>
+      <w:r>
+        <w:t xml:space="preserve">      Invoker</w:t>
+      </w:r>
+    </w:p>
+    <w:p/>
+    <w:p/>
+    <w:p>
+      <w:pPr>
+        <w:rPr>
+          <w:b/>
+          <w:bCs/>
+        </w:rPr>
+      </w:pPr>
+      <w:r>
+        <w:rPr>
+          <w:rFonts w:ascii="Segoe UI Emoji" w:hAnsi="Segoe UI Emoji" w:cs="Segoe UI Emoji"/>
+          <w:b/>
+          <w:bCs/>
+        </w:rPr>
+        <w:t>✅</w:t>
+      </w:r>
+      <w:r>
+        <w:rPr>
+          <w:b/>
+          <w:bCs/>
+        </w:rPr>
         <w:t xml:space="preserve"> Example (Java)</w:t>
       </w:r>
     </w:p>
     <w:p>
       <w:r>
-        <w:t>Java</w:t>
+        <w:t>// Command Interface</w:t>
       </w:r>
     </w:p>
     <w:p>
@@ -7584,7 +7797,7 @@
     </w:p>
     <w:p>
       <w:r>
-        <w:t>void execute();</w:t>
+        <w:t>    void execute();</w:t>
       </w:r>
     </w:p>
     <w:p>
@@ -7595,20 +7808,75 @@
     <w:p/>
     <w:p>
       <w:r>
+        <w:t>// Receiver</w:t>
+      </w:r>
+    </w:p>
+    <w:p>
+      <w:r>
         <w:t>class Light {</w:t>
       </w:r>
     </w:p>
     <w:p>
       <w:r>
-        <w:t xml:space="preserve">void on() { </w:t>
+        <w:t xml:space="preserve">    public void </w:t>
       </w:r>
       <w:proofErr w:type="spellStart"/>
       <w:r>
+        <w:t>turnOn</w:t>
+      </w:r>
+      <w:proofErr w:type="spellEnd"/>
+      <w:r>
+        <w:t>() {</w:t>
+      </w:r>
+    </w:p>
+    <w:p>
+      <w:r>
+        <w:t xml:space="preserve">        </w:t>
+      </w:r>
+      <w:proofErr w:type="spellStart"/>
+      <w:r>
         <w:t>System.out.println</w:t>
       </w:r>
       <w:proofErr w:type="spellEnd"/>
       <w:r>
-        <w:t>("Light ON"); }</w:t>
+        <w:t>("Light is ON");</w:t>
+      </w:r>
+    </w:p>
+    <w:p>
+      <w:r>
+        <w:t>    }</w:t>
+      </w:r>
+    </w:p>
+    <w:p/>
+    <w:p>
+      <w:r>
+        <w:t xml:space="preserve">    public void </w:t>
+      </w:r>
+      <w:proofErr w:type="spellStart"/>
+      <w:r>
+        <w:t>turnOff</w:t>
+      </w:r>
+      <w:proofErr w:type="spellEnd"/>
+      <w:r>
+        <w:t>() {</w:t>
+      </w:r>
+    </w:p>
+    <w:p>
+      <w:r>
+        <w:t xml:space="preserve">        </w:t>
+      </w:r>
+      <w:proofErr w:type="spellStart"/>
+      <w:r>
+        <w:t>System.out.println</w:t>
+      </w:r>
+      <w:proofErr w:type="spellEnd"/>
+      <w:r>
+        <w:t>("Light is OFF");</w:t>
+      </w:r>
+    </w:p>
+    <w:p>
+      <w:r>
+        <w:t>    }</w:t>
       </w:r>
     </w:p>
     <w:p>
@@ -7619,11 +7887,16 @@
     <w:p/>
     <w:p>
       <w:r>
+        <w:t>// Concrete Command</w:t>
+      </w:r>
+    </w:p>
+    <w:p>
+      <w:r>
         <w:t xml:space="preserve">class </w:t>
       </w:r>
       <w:proofErr w:type="spellStart"/>
       <w:r>
-        <w:t>LightCommand</w:t>
+        <w:t>LightOnCommand</w:t>
       </w:r>
       <w:proofErr w:type="spellEnd"/>
       <w:r>
@@ -7632,7 +7905,7 @@
     </w:p>
     <w:p>
       <w:r>
-        <w:t xml:space="preserve">Light </w:t>
+        <w:t xml:space="preserve">    private Light </w:t>
       </w:r>
       <w:proofErr w:type="spellStart"/>
       <w:r>
@@ -7645,13 +7918,22 @@
     </w:p>
     <w:p/>
     <w:p>
+      <w:r>
+        <w:t xml:space="preserve">    public </w:t>
+      </w:r>
       <w:proofErr w:type="spellStart"/>
       <w:r>
-        <w:t>LightCommand</w:t>
+        <w:t>LightOnCommand</w:t>
       </w:r>
       <w:proofErr w:type="spellEnd"/>
       <w:r>
-        <w:t xml:space="preserve">(Light light) { </w:t>
+        <w:t>(Light light) {</w:t>
+      </w:r>
+    </w:p>
+    <w:p>
+      <w:r>
+        <w:lastRenderedPageBreak/>
+        <w:t xml:space="preserve">        </w:t>
       </w:r>
       <w:proofErr w:type="spellStart"/>
       <w:r>
@@ -7659,21 +7941,36 @@
       </w:r>
       <w:proofErr w:type="spellEnd"/>
       <w:r>
-        <w:t xml:space="preserve"> = light; }</w:t>
+        <w:t xml:space="preserve"> = light;</w:t>
+      </w:r>
+    </w:p>
+    <w:p>
+      <w:r>
+        <w:t>    }</w:t>
       </w:r>
     </w:p>
     <w:p/>
     <w:p>
       <w:r>
-        <w:t xml:space="preserve">public void execute() { </w:t>
+        <w:t>    public void execute() {</w:t>
+      </w:r>
+    </w:p>
+    <w:p>
+      <w:r>
+        <w:t xml:space="preserve">        </w:t>
       </w:r>
       <w:proofErr w:type="spellStart"/>
       <w:r>
-        <w:t>light.on</w:t>
+        <w:t>light.turnOn</w:t>
       </w:r>
       <w:proofErr w:type="spellEnd"/>
       <w:r>
-        <w:t>(); }</w:t>
+        <w:t>();</w:t>
+      </w:r>
+    </w:p>
+    <w:p>
+      <w:r>
+        <w:t>    }</w:t>
       </w:r>
     </w:p>
     <w:p>
@@ -7681,10 +7978,500 @@
         <w:t>}</w:t>
       </w:r>
     </w:p>
+    <w:p/>
+    <w:p>
+      <w:r>
+        <w:t>// Concrete Command</w:t>
+      </w:r>
+    </w:p>
+    <w:p>
+      <w:r>
+        <w:t xml:space="preserve">class </w:t>
+      </w:r>
+      <w:proofErr w:type="spellStart"/>
+      <w:r>
+        <w:t>LightOffCommand</w:t>
+      </w:r>
+      <w:proofErr w:type="spellEnd"/>
+      <w:r>
+        <w:t xml:space="preserve"> implements Command {</w:t>
+      </w:r>
+    </w:p>
+    <w:p>
+      <w:r>
+        <w:t xml:space="preserve">    private Light </w:t>
+      </w:r>
+      <w:proofErr w:type="spellStart"/>
+      <w:r>
+        <w:t>light</w:t>
+      </w:r>
+      <w:proofErr w:type="spellEnd"/>
+      <w:r>
+        <w:t>;</w:t>
+      </w:r>
+    </w:p>
+    <w:p/>
+    <w:p>
+      <w:r>
+        <w:t xml:space="preserve">    public </w:t>
+      </w:r>
+      <w:proofErr w:type="spellStart"/>
+      <w:r>
+        <w:t>LightOffCommand</w:t>
+      </w:r>
+      <w:proofErr w:type="spellEnd"/>
+      <w:r>
+        <w:t>(Light light) {</w:t>
+      </w:r>
+    </w:p>
+    <w:p>
+      <w:r>
+        <w:t xml:space="preserve">        </w:t>
+      </w:r>
+      <w:proofErr w:type="spellStart"/>
+      <w:r>
+        <w:t>this.light</w:t>
+      </w:r>
+      <w:proofErr w:type="spellEnd"/>
+      <w:r>
+        <w:t xml:space="preserve"> = light;</w:t>
+      </w:r>
+    </w:p>
+    <w:p>
+      <w:r>
+        <w:t>    }</w:t>
+      </w:r>
+    </w:p>
+    <w:p/>
+    <w:p>
+      <w:r>
+        <w:t>    public void execute() {</w:t>
+      </w:r>
+    </w:p>
+    <w:p>
+      <w:r>
+        <w:t xml:space="preserve">        </w:t>
+      </w:r>
+      <w:proofErr w:type="spellStart"/>
+      <w:r>
+        <w:t>light.turnOff</w:t>
+      </w:r>
+      <w:proofErr w:type="spellEnd"/>
+      <w:r>
+        <w:t>();</w:t>
+      </w:r>
+    </w:p>
+    <w:p>
+      <w:r>
+        <w:t>    }</w:t>
+      </w:r>
+    </w:p>
+    <w:p>
+      <w:r>
+        <w:t>}</w:t>
+      </w:r>
+    </w:p>
+    <w:p/>
+    <w:p>
+      <w:r>
+        <w:t>// Invoker</w:t>
+      </w:r>
+    </w:p>
+    <w:p>
+      <w:r>
+        <w:t xml:space="preserve">class </w:t>
+      </w:r>
+      <w:proofErr w:type="spellStart"/>
+      <w:r>
+        <w:t>RemoteControl</w:t>
+      </w:r>
+      <w:proofErr w:type="spellEnd"/>
+      <w:r>
+        <w:t xml:space="preserve"> {</w:t>
+      </w:r>
+    </w:p>
+    <w:p>
+      <w:r>
+        <w:t xml:space="preserve">    private Command </w:t>
+      </w:r>
+      <w:proofErr w:type="spellStart"/>
+      <w:r>
+        <w:t>command</w:t>
+      </w:r>
+      <w:proofErr w:type="spellEnd"/>
+      <w:r>
+        <w:t>;</w:t>
+      </w:r>
+    </w:p>
+    <w:p/>
+    <w:p>
+      <w:r>
+        <w:t xml:space="preserve">    public void </w:t>
+      </w:r>
+      <w:proofErr w:type="spellStart"/>
+      <w:r>
+        <w:t>setCommand</w:t>
+      </w:r>
+      <w:proofErr w:type="spellEnd"/>
+      <w:r>
+        <w:t>(Command command) {</w:t>
+      </w:r>
+    </w:p>
     <w:p>
       <w:r>
         <w:lastRenderedPageBreak/>
-        <w:t>Show less</w:t>
+        <w:t xml:space="preserve">        </w:t>
+      </w:r>
+      <w:proofErr w:type="spellStart"/>
+      <w:r>
+        <w:t>this.command</w:t>
+      </w:r>
+      <w:proofErr w:type="spellEnd"/>
+      <w:r>
+        <w:t xml:space="preserve"> = command;</w:t>
+      </w:r>
+    </w:p>
+    <w:p>
+      <w:r>
+        <w:t>    }</w:t>
+      </w:r>
+    </w:p>
+    <w:p/>
+    <w:p>
+      <w:r>
+        <w:t xml:space="preserve">    public void </w:t>
+      </w:r>
+      <w:proofErr w:type="spellStart"/>
+      <w:r>
+        <w:t>pressButton</w:t>
+      </w:r>
+      <w:proofErr w:type="spellEnd"/>
+      <w:r>
+        <w:t>() {</w:t>
+      </w:r>
+    </w:p>
+    <w:p>
+      <w:r>
+        <w:t xml:space="preserve">        </w:t>
+      </w:r>
+      <w:proofErr w:type="spellStart"/>
+      <w:r>
+        <w:t>command.execute</w:t>
+      </w:r>
+      <w:proofErr w:type="spellEnd"/>
+      <w:r>
+        <w:t>();</w:t>
+      </w:r>
+    </w:p>
+    <w:p>
+      <w:r>
+        <w:t>    }</w:t>
+      </w:r>
+    </w:p>
+    <w:p>
+      <w:r>
+        <w:t>}</w:t>
+      </w:r>
+    </w:p>
+    <w:p/>
+    <w:p>
+      <w:r>
+        <w:t>// Client</w:t>
+      </w:r>
+    </w:p>
+    <w:p>
+      <w:r>
+        <w:t>public class Main {</w:t>
+      </w:r>
+    </w:p>
+    <w:p>
+      <w:r>
+        <w:t xml:space="preserve">    public static void main(String[] </w:t>
+      </w:r>
+      <w:proofErr w:type="spellStart"/>
+      <w:r>
+        <w:t>args</w:t>
+      </w:r>
+      <w:proofErr w:type="spellEnd"/>
+      <w:r>
+        <w:t>) {</w:t>
+      </w:r>
+    </w:p>
+    <w:p>
+      <w:r>
+        <w:t xml:space="preserve">        Light </w:t>
+      </w:r>
+      <w:proofErr w:type="spellStart"/>
+      <w:r>
+        <w:t>light</w:t>
+      </w:r>
+      <w:proofErr w:type="spellEnd"/>
+      <w:r>
+        <w:t xml:space="preserve"> = new Light();</w:t>
+      </w:r>
+    </w:p>
+    <w:p/>
+    <w:p>
+      <w:r>
+        <w:t xml:space="preserve">        Command </w:t>
+      </w:r>
+      <w:proofErr w:type="spellStart"/>
+      <w:r>
+        <w:t>onCommand</w:t>
+      </w:r>
+      <w:proofErr w:type="spellEnd"/>
+      <w:r>
+        <w:t xml:space="preserve"> = new </w:t>
+      </w:r>
+      <w:proofErr w:type="spellStart"/>
+      <w:r>
+        <w:t>LightOnCommand</w:t>
+      </w:r>
+      <w:proofErr w:type="spellEnd"/>
+      <w:r>
+        <w:t>(light);</w:t>
+      </w:r>
+    </w:p>
+    <w:p>
+      <w:r>
+        <w:t xml:space="preserve">        Command </w:t>
+      </w:r>
+      <w:proofErr w:type="spellStart"/>
+      <w:r>
+        <w:t>offCommand</w:t>
+      </w:r>
+      <w:proofErr w:type="spellEnd"/>
+      <w:r>
+        <w:t xml:space="preserve"> = new </w:t>
+      </w:r>
+      <w:proofErr w:type="spellStart"/>
+      <w:r>
+        <w:t>LightOffCommand</w:t>
+      </w:r>
+      <w:proofErr w:type="spellEnd"/>
+      <w:r>
+        <w:t>(light);</w:t>
+      </w:r>
+    </w:p>
+    <w:p/>
+    <w:p>
+      <w:r>
+        <w:t xml:space="preserve">        </w:t>
+      </w:r>
+      <w:proofErr w:type="spellStart"/>
+      <w:r>
+        <w:t>RemoteControl</w:t>
+      </w:r>
+      <w:proofErr w:type="spellEnd"/>
+      <w:r>
+        <w:t xml:space="preserve"> remote = new </w:t>
+      </w:r>
+      <w:proofErr w:type="spellStart"/>
+      <w:r>
+        <w:t>RemoteControl</w:t>
+      </w:r>
+      <w:proofErr w:type="spellEnd"/>
+      <w:r>
+        <w:t>();</w:t>
+      </w:r>
+    </w:p>
+    <w:p/>
+    <w:p>
+      <w:r>
+        <w:t xml:space="preserve">        </w:t>
+      </w:r>
+      <w:proofErr w:type="spellStart"/>
+      <w:r>
+        <w:t>remote.setCommand</w:t>
+      </w:r>
+      <w:proofErr w:type="spellEnd"/>
+      <w:r>
+        <w:t>(</w:t>
+      </w:r>
+      <w:proofErr w:type="spellStart"/>
+      <w:r>
+        <w:t>onCommand</w:t>
+      </w:r>
+      <w:proofErr w:type="spellEnd"/>
+      <w:r>
+        <w:t>);</w:t>
+      </w:r>
+    </w:p>
+    <w:p>
+      <w:r>
+        <w:t xml:space="preserve">        </w:t>
+      </w:r>
+      <w:proofErr w:type="spellStart"/>
+      <w:r>
+        <w:t>remote.pressButton</w:t>
+      </w:r>
+      <w:proofErr w:type="spellEnd"/>
+      <w:r>
+        <w:t>();</w:t>
+      </w:r>
+    </w:p>
+    <w:p/>
+    <w:p>
+      <w:r>
+        <w:t xml:space="preserve">        </w:t>
+      </w:r>
+      <w:proofErr w:type="spellStart"/>
+      <w:r>
+        <w:t>remote.setCommand</w:t>
+      </w:r>
+      <w:proofErr w:type="spellEnd"/>
+      <w:r>
+        <w:t>(</w:t>
+      </w:r>
+      <w:proofErr w:type="spellStart"/>
+      <w:r>
+        <w:t>offCommand</w:t>
+      </w:r>
+      <w:proofErr w:type="spellEnd"/>
+      <w:r>
+        <w:t>);</w:t>
+      </w:r>
+    </w:p>
+    <w:p>
+      <w:r>
+        <w:t xml:space="preserve">        </w:t>
+      </w:r>
+      <w:proofErr w:type="spellStart"/>
+      <w:r>
+        <w:t>remote.pressButton</w:t>
+      </w:r>
+      <w:proofErr w:type="spellEnd"/>
+      <w:r>
+        <w:t>();</w:t>
+      </w:r>
+    </w:p>
+    <w:p>
+      <w:r>
+        <w:t>    }</w:t>
+      </w:r>
+    </w:p>
+    <w:p>
+      <w:r>
+        <w:t>}</w:t>
+      </w:r>
+    </w:p>
+    <w:p/>
+    <w:p>
+      <w:pPr>
+        <w:rPr>
+          <w:b/>
+          <w:bCs/>
+        </w:rPr>
+      </w:pPr>
+      <w:r>
+        <w:rPr>
+          <w:rFonts w:ascii="Segoe UI Emoji" w:hAnsi="Segoe UI Emoji" w:cs="Segoe UI Emoji"/>
+          <w:b/>
+          <w:bCs/>
+        </w:rPr>
+        <w:lastRenderedPageBreak/>
+        <w:t>🔹</w:t>
+      </w:r>
+      <w:r>
+        <w:rPr>
+          <w:b/>
+          <w:bCs/>
+        </w:rPr>
+        <w:t xml:space="preserve"> Real-World Analogy</w:t>
+      </w:r>
+    </w:p>
+    <w:p>
+      <w:r>
+        <w:t xml:space="preserve">Think of a </w:t>
+      </w:r>
+      <w:r>
+        <w:rPr>
+          <w:b/>
+          <w:bCs/>
+        </w:rPr>
+        <w:t>restaurant order</w:t>
+      </w:r>
+      <w:r>
+        <w:t>:</w:t>
+      </w:r>
+    </w:p>
+    <w:p>
+      <w:pPr>
+        <w:numPr>
+          <w:ilvl w:val="0"/>
+          <w:numId w:val="60"/>
+        </w:numPr>
+      </w:pPr>
+      <w:r>
+        <w:t>You (Client) place an order.</w:t>
+      </w:r>
+    </w:p>
+    <w:p>
+      <w:pPr>
+        <w:numPr>
+          <w:ilvl w:val="0"/>
+          <w:numId w:val="60"/>
+        </w:numPr>
+      </w:pPr>
+      <w:r>
+        <w:t xml:space="preserve">The </w:t>
+      </w:r>
+      <w:r>
+        <w:rPr>
+          <w:b/>
+          <w:bCs/>
+        </w:rPr>
+        <w:t>order ticket (Command)</w:t>
+      </w:r>
+      <w:r>
+        <w:t xml:space="preserve"> encapsulates the request.</w:t>
+      </w:r>
+    </w:p>
+    <w:p>
+      <w:pPr>
+        <w:numPr>
+          <w:ilvl w:val="0"/>
+          <w:numId w:val="60"/>
+        </w:numPr>
+      </w:pPr>
+      <w:r>
+        <w:t xml:space="preserve">The </w:t>
+      </w:r>
+      <w:r>
+        <w:rPr>
+          <w:b/>
+          <w:bCs/>
+        </w:rPr>
+        <w:t>waiter (Invoker)</w:t>
+      </w:r>
+      <w:r>
+        <w:t xml:space="preserve"> carries the command.</w:t>
+      </w:r>
+    </w:p>
+    <w:p>
+      <w:pPr>
+        <w:numPr>
+          <w:ilvl w:val="0"/>
+          <w:numId w:val="60"/>
+        </w:numPr>
+      </w:pPr>
+      <w:r>
+        <w:t xml:space="preserve">The </w:t>
+      </w:r>
+      <w:r>
+        <w:rPr>
+          <w:b/>
+          <w:bCs/>
+        </w:rPr>
+        <w:t>chef (Receiver)</w:t>
+      </w:r>
+      <w:r>
+        <w:t xml:space="preserve"> prepares the dish.</w:t>
+      </w:r>
+    </w:p>
+    <w:p>
+      <w:r>
+        <w:t>``</w:t>
       </w:r>
     </w:p>
     <w:p>
@@ -7851,7 +8638,7 @@
     <w:p>
       <w:r>
         <w:pict w14:anchorId="3633B556">
-          <v:rect id="_x0000_i1653" style="width:0;height:1.5pt" o:hralign="center" o:hrstd="t" o:hr="t" fillcolor="#a0a0a0" stroked="f"/>
+          <v:rect id="_x0000_i1055" style="width:0;height:1.5pt" o:hralign="center" o:hrstd="t" o:hr="t" fillcolor="#a0a0a0" stroked="f"/>
         </w:pict>
       </w:r>
     </w:p>
@@ -7903,29 +8690,470 @@
     </w:p>
     <w:p>
       <w:r>
-        <w:t>Defines grammar and interprets sentences in that language.</w:t>
-      </w:r>
-    </w:p>
-    <w:p>
-      <w:pPr>
+        <w:t xml:space="preserve">The </w:t>
+      </w:r>
+      <w:r>
         <w:rPr>
           <w:b/>
           <w:bCs/>
         </w:rPr>
-      </w:pPr>
-      <w:r>
+        <w:t>Interpreter Pattern</w:t>
+      </w:r>
+      <w:r>
+        <w:t xml:space="preserve"> is a </w:t>
+      </w:r>
+      <w:r>
+        <w:rPr>
+          <w:b/>
+          <w:bCs/>
+        </w:rPr>
+        <w:t>behavioral design pattern</w:t>
+      </w:r>
+      <w:r>
+        <w:t xml:space="preserve"> used to </w:t>
+      </w:r>
+      <w:r>
+        <w:rPr>
+          <w:b/>
+          <w:bCs/>
+        </w:rPr>
+        <w:t>define a grammar for a language and provide an interpreter to evaluate sentences in that language</w:t>
+      </w:r>
+      <w:r>
+        <w:t>.</w:t>
+      </w:r>
+    </w:p>
+    <w:p>
+      <w:pPr>
+        <w:rPr>
+          <w:rFonts w:ascii="Segoe UI Emoji" w:hAnsi="Segoe UI Emoji" w:cs="Segoe UI Emoji"/>
+          <w:sz w:val="20"/>
+          <w:szCs w:val="20"/>
+        </w:rPr>
+      </w:pPr>
+      <w:r>
+        <w:rPr>
+          <w:rFonts w:ascii="Segoe UI Emoji" w:hAnsi="Segoe UI Emoji" w:cs="Segoe UI Emoji"/>
+          <w:sz w:val="20"/>
+          <w:szCs w:val="20"/>
+        </w:rPr>
+        <w:t>🔹 Components</w:t>
+      </w:r>
+    </w:p>
+    <w:p>
+      <w:pPr>
+        <w:numPr>
+          <w:ilvl w:val="0"/>
+          <w:numId w:val="61"/>
+        </w:numPr>
+        <w:rPr>
+          <w:rFonts w:ascii="Segoe UI Emoji" w:hAnsi="Segoe UI Emoji" w:cs="Segoe UI Emoji"/>
+          <w:sz w:val="20"/>
+          <w:szCs w:val="20"/>
+        </w:rPr>
+      </w:pPr>
+      <w:proofErr w:type="spellStart"/>
+      <w:r>
+        <w:rPr>
+          <w:rFonts w:ascii="Segoe UI Emoji" w:hAnsi="Segoe UI Emoji" w:cs="Segoe UI Emoji"/>
+          <w:sz w:val="20"/>
+          <w:szCs w:val="20"/>
+        </w:rPr>
+        <w:t>AbstractExpression</w:t>
+      </w:r>
+      <w:proofErr w:type="spellEnd"/>
+    </w:p>
+    <w:p>
+      <w:pPr>
+        <w:numPr>
+          <w:ilvl w:val="1"/>
+          <w:numId w:val="61"/>
+        </w:numPr>
+        <w:rPr>
+          <w:rFonts w:ascii="Segoe UI Emoji" w:hAnsi="Segoe UI Emoji" w:cs="Segoe UI Emoji"/>
+          <w:sz w:val="20"/>
+          <w:szCs w:val="20"/>
+        </w:rPr>
+      </w:pPr>
+      <w:r>
+        <w:rPr>
+          <w:rFonts w:ascii="Segoe UI Emoji" w:hAnsi="Segoe UI Emoji" w:cs="Segoe UI Emoji"/>
+          <w:sz w:val="20"/>
+          <w:szCs w:val="20"/>
+        </w:rPr>
+        <w:t>Declares an interpret() method.</w:t>
+      </w:r>
+    </w:p>
+    <w:p>
+      <w:pPr>
+        <w:numPr>
+          <w:ilvl w:val="0"/>
+          <w:numId w:val="61"/>
+        </w:numPr>
+        <w:rPr>
+          <w:rFonts w:ascii="Segoe UI Emoji" w:hAnsi="Segoe UI Emoji" w:cs="Segoe UI Emoji"/>
+          <w:sz w:val="20"/>
+          <w:szCs w:val="20"/>
+        </w:rPr>
+      </w:pPr>
+      <w:proofErr w:type="spellStart"/>
+      <w:r>
+        <w:rPr>
+          <w:rFonts w:ascii="Segoe UI Emoji" w:hAnsi="Segoe UI Emoji" w:cs="Segoe UI Emoji"/>
+          <w:sz w:val="20"/>
+          <w:szCs w:val="20"/>
+        </w:rPr>
+        <w:lastRenderedPageBreak/>
+        <w:t>TerminalExpression</w:t>
+      </w:r>
+      <w:proofErr w:type="spellEnd"/>
+    </w:p>
+    <w:p>
+      <w:pPr>
+        <w:numPr>
+          <w:ilvl w:val="1"/>
+          <w:numId w:val="61"/>
+        </w:numPr>
+        <w:rPr>
+          <w:rFonts w:ascii="Segoe UI Emoji" w:hAnsi="Segoe UI Emoji" w:cs="Segoe UI Emoji"/>
+          <w:sz w:val="20"/>
+          <w:szCs w:val="20"/>
+        </w:rPr>
+      </w:pPr>
+      <w:r>
+        <w:rPr>
+          <w:rFonts w:ascii="Segoe UI Emoji" w:hAnsi="Segoe UI Emoji" w:cs="Segoe UI Emoji"/>
+          <w:sz w:val="20"/>
+          <w:szCs w:val="20"/>
+        </w:rPr>
+        <w:t>Implements interpretation for basic elements of the language.</w:t>
+      </w:r>
+    </w:p>
+    <w:p>
+      <w:pPr>
+        <w:numPr>
+          <w:ilvl w:val="0"/>
+          <w:numId w:val="61"/>
+        </w:numPr>
+        <w:rPr>
+          <w:rFonts w:ascii="Segoe UI Emoji" w:hAnsi="Segoe UI Emoji" w:cs="Segoe UI Emoji"/>
+          <w:sz w:val="20"/>
+          <w:szCs w:val="20"/>
+        </w:rPr>
+      </w:pPr>
+      <w:proofErr w:type="spellStart"/>
+      <w:r>
+        <w:rPr>
+          <w:rFonts w:ascii="Segoe UI Emoji" w:hAnsi="Segoe UI Emoji" w:cs="Segoe UI Emoji"/>
+          <w:sz w:val="20"/>
+          <w:szCs w:val="20"/>
+        </w:rPr>
+        <w:t>NonTerminalExpression</w:t>
+      </w:r>
+      <w:proofErr w:type="spellEnd"/>
+    </w:p>
+    <w:p>
+      <w:pPr>
+        <w:numPr>
+          <w:ilvl w:val="1"/>
+          <w:numId w:val="61"/>
+        </w:numPr>
+        <w:rPr>
+          <w:rFonts w:ascii="Segoe UI Emoji" w:hAnsi="Segoe UI Emoji" w:cs="Segoe UI Emoji"/>
+          <w:sz w:val="20"/>
+          <w:szCs w:val="20"/>
+        </w:rPr>
+      </w:pPr>
+      <w:r>
+        <w:rPr>
+          <w:rFonts w:ascii="Segoe UI Emoji" w:hAnsi="Segoe UI Emoji" w:cs="Segoe UI Emoji"/>
+          <w:sz w:val="20"/>
+          <w:szCs w:val="20"/>
+        </w:rPr>
+        <w:t>Implements interpretation for complex expressions (combining others).</w:t>
+      </w:r>
+    </w:p>
+    <w:p>
+      <w:pPr>
+        <w:numPr>
+          <w:ilvl w:val="0"/>
+          <w:numId w:val="61"/>
+        </w:numPr>
+        <w:rPr>
+          <w:rFonts w:ascii="Segoe UI Emoji" w:hAnsi="Segoe UI Emoji" w:cs="Segoe UI Emoji"/>
+          <w:sz w:val="20"/>
+          <w:szCs w:val="20"/>
+        </w:rPr>
+      </w:pPr>
+      <w:r>
+        <w:rPr>
+          <w:rFonts w:ascii="Segoe UI Emoji" w:hAnsi="Segoe UI Emoji" w:cs="Segoe UI Emoji"/>
+          <w:sz w:val="20"/>
+          <w:szCs w:val="20"/>
+        </w:rPr>
+        <w:t>Context</w:t>
+      </w:r>
+    </w:p>
+    <w:p>
+      <w:pPr>
+        <w:numPr>
+          <w:ilvl w:val="1"/>
+          <w:numId w:val="61"/>
+        </w:numPr>
+        <w:rPr>
+          <w:rFonts w:ascii="Segoe UI Emoji" w:hAnsi="Segoe UI Emoji" w:cs="Segoe UI Emoji"/>
+          <w:sz w:val="20"/>
+          <w:szCs w:val="20"/>
+        </w:rPr>
+      </w:pPr>
+      <w:r>
+        <w:rPr>
+          <w:rFonts w:ascii="Segoe UI Emoji" w:hAnsi="Segoe UI Emoji" w:cs="Segoe UI Emoji"/>
+          <w:sz w:val="20"/>
+          <w:szCs w:val="20"/>
+        </w:rPr>
+        <w:t>Stores global information (input string, variables, etc.).</w:t>
+      </w:r>
+    </w:p>
+    <w:p>
+      <w:pPr>
+        <w:numPr>
+          <w:ilvl w:val="0"/>
+          <w:numId w:val="61"/>
+        </w:numPr>
+        <w:rPr>
+          <w:rFonts w:ascii="Segoe UI Emoji" w:hAnsi="Segoe UI Emoji" w:cs="Segoe UI Emoji"/>
+          <w:sz w:val="20"/>
+          <w:szCs w:val="20"/>
+        </w:rPr>
+      </w:pPr>
+      <w:r>
+        <w:rPr>
+          <w:rFonts w:ascii="Segoe UI Emoji" w:hAnsi="Segoe UI Emoji" w:cs="Segoe UI Emoji"/>
+          <w:sz w:val="20"/>
+          <w:szCs w:val="20"/>
+        </w:rPr>
+        <w:t>Client</w:t>
+      </w:r>
+    </w:p>
+    <w:p>
+      <w:pPr>
+        <w:numPr>
+          <w:ilvl w:val="1"/>
+          <w:numId w:val="61"/>
+        </w:numPr>
+        <w:rPr>
+          <w:rFonts w:ascii="Segoe UI Emoji" w:hAnsi="Segoe UI Emoji" w:cs="Segoe UI Emoji"/>
+          <w:sz w:val="20"/>
+          <w:szCs w:val="20"/>
+        </w:rPr>
+      </w:pPr>
+      <w:r>
+        <w:rPr>
+          <w:rFonts w:ascii="Segoe UI Emoji" w:hAnsi="Segoe UI Emoji" w:cs="Segoe UI Emoji"/>
+          <w:sz w:val="20"/>
+          <w:szCs w:val="20"/>
+        </w:rPr>
+        <w:t>Builds the expression tree and invokes interpretation.</w:t>
+      </w:r>
+    </w:p>
+    <w:p>
+      <w:pPr>
+        <w:rPr>
+          <w:rFonts w:ascii="Segoe UI Emoji" w:hAnsi="Segoe UI Emoji" w:cs="Segoe UI Emoji"/>
+          <w:sz w:val="20"/>
+          <w:szCs w:val="20"/>
+        </w:rPr>
+      </w:pPr>
+      <w:r>
+        <w:rPr>
+          <w:rFonts w:ascii="Segoe UI Emoji" w:hAnsi="Segoe UI Emoji" w:cs="Segoe UI Emoji"/>
+          <w:sz w:val="20"/>
+          <w:szCs w:val="20"/>
+        </w:rPr>
+        <w:pict w14:anchorId="093D63BF">
+          <v:rect id="_x0000_i1087" style="width:0;height:1.5pt" o:hralign="center" o:hrstd="t" o:hr="t" fillcolor="#a0a0a0" stroked="f"/>
+        </w:pict>
+      </w:r>
+    </w:p>
+    <w:p>
+      <w:pPr>
+        <w:rPr>
+          <w:rFonts w:ascii="Segoe UI Emoji" w:hAnsi="Segoe UI Emoji" w:cs="Segoe UI Emoji"/>
+          <w:sz w:val="20"/>
+          <w:szCs w:val="20"/>
+        </w:rPr>
+      </w:pPr>
+      <w:r>
+        <w:rPr>
+          <w:rFonts w:ascii="Segoe UI Emoji" w:hAnsi="Segoe UI Emoji" w:cs="Segoe UI Emoji"/>
+          <w:sz w:val="20"/>
+          <w:szCs w:val="20"/>
+        </w:rPr>
+        <w:t>🔹 Structure (Conceptual)</w:t>
+      </w:r>
+    </w:p>
+    <w:p>
+      <w:pPr>
+        <w:rPr>
+          <w:rFonts w:ascii="Segoe UI Emoji" w:hAnsi="Segoe UI Emoji" w:cs="Segoe UI Emoji"/>
+          <w:sz w:val="20"/>
+          <w:szCs w:val="20"/>
+        </w:rPr>
+      </w:pPr>
+      <w:r>
+        <w:rPr>
+          <w:rFonts w:ascii="Segoe UI Emoji" w:hAnsi="Segoe UI Emoji" w:cs="Segoe UI Emoji"/>
+          <w:sz w:val="20"/>
+          <w:szCs w:val="20"/>
+        </w:rPr>
+        <w:t xml:space="preserve">           </w:t>
+      </w:r>
+      <w:proofErr w:type="spellStart"/>
+      <w:r>
+        <w:rPr>
+          <w:rFonts w:ascii="Segoe UI Emoji" w:hAnsi="Segoe UI Emoji" w:cs="Segoe UI Emoji"/>
+          <w:sz w:val="20"/>
+          <w:szCs w:val="20"/>
+        </w:rPr>
+        <w:t>AbstractExpression</w:t>
+      </w:r>
+      <w:proofErr w:type="spellEnd"/>
+    </w:p>
+    <w:p>
+      <w:pPr>
+        <w:rPr>
+          <w:rFonts w:ascii="Segoe UI Emoji" w:hAnsi="Segoe UI Emoji" w:cs="Segoe UI Emoji"/>
+          <w:sz w:val="20"/>
+          <w:szCs w:val="20"/>
+        </w:rPr>
+      </w:pPr>
+      <w:r>
+        <w:rPr>
+          <w:rFonts w:ascii="Segoe UI Emoji" w:hAnsi="Segoe UI Emoji" w:cs="Segoe UI Emoji"/>
+          <w:sz w:val="20"/>
+          <w:szCs w:val="20"/>
+        </w:rPr>
+        <w:t xml:space="preserve">             /          \</w:t>
+      </w:r>
+    </w:p>
+    <w:p>
+      <w:pPr>
+        <w:rPr>
+          <w:rFonts w:ascii="Segoe UI Emoji" w:hAnsi="Segoe UI Emoji" w:cs="Segoe UI Emoji"/>
+          <w:sz w:val="20"/>
+          <w:szCs w:val="20"/>
+        </w:rPr>
+      </w:pPr>
+      <w:proofErr w:type="spellStart"/>
+      <w:r>
+        <w:rPr>
+          <w:rFonts w:ascii="Segoe UI Emoji" w:hAnsi="Segoe UI Emoji" w:cs="Segoe UI Emoji"/>
+          <w:sz w:val="20"/>
+          <w:szCs w:val="20"/>
+        </w:rPr>
+        <w:t>TerminalExpression</w:t>
+      </w:r>
+      <w:proofErr w:type="spellEnd"/>
+      <w:r>
+        <w:rPr>
+          <w:rFonts w:ascii="Segoe UI Emoji" w:hAnsi="Segoe UI Emoji" w:cs="Segoe UI Emoji"/>
+          <w:sz w:val="20"/>
+          <w:szCs w:val="20"/>
+        </w:rPr>
+        <w:t xml:space="preserve">   </w:t>
+      </w:r>
+      <w:proofErr w:type="spellStart"/>
+      <w:r>
+        <w:rPr>
+          <w:rFonts w:ascii="Segoe UI Emoji" w:hAnsi="Segoe UI Emoji" w:cs="Segoe UI Emoji"/>
+          <w:sz w:val="20"/>
+          <w:szCs w:val="20"/>
+        </w:rPr>
+        <w:t>NonTerminalExpression</w:t>
+      </w:r>
+      <w:proofErr w:type="spellEnd"/>
+    </w:p>
+    <w:p>
+      <w:pPr>
+        <w:rPr>
+          <w:rFonts w:ascii="Segoe UI Emoji" w:hAnsi="Segoe UI Emoji" w:cs="Segoe UI Emoji"/>
+          <w:sz w:val="20"/>
+          <w:szCs w:val="20"/>
+        </w:rPr>
+      </w:pPr>
+      <w:r>
+        <w:rPr>
+          <w:rFonts w:ascii="Segoe UI Emoji" w:hAnsi="Segoe UI Emoji" w:cs="Segoe UI Emoji"/>
+          <w:sz w:val="20"/>
+          <w:szCs w:val="20"/>
+        </w:rPr>
+        <w:t xml:space="preserve">                         |</w:t>
+      </w:r>
+    </w:p>
+    <w:p>
+      <w:pPr>
+        <w:rPr>
+          <w:rFonts w:ascii="Segoe UI Emoji" w:hAnsi="Segoe UI Emoji" w:cs="Segoe UI Emoji"/>
+          <w:sz w:val="20"/>
+          <w:szCs w:val="20"/>
+        </w:rPr>
+      </w:pPr>
+      <w:r>
+        <w:rPr>
+          <w:rFonts w:ascii="Segoe UI Emoji" w:hAnsi="Segoe UI Emoji" w:cs="Segoe UI Emoji"/>
+          <w:sz w:val="20"/>
+          <w:szCs w:val="20"/>
+        </w:rPr>
+        <w:t xml:space="preserve">                      (uses)</w:t>
+      </w:r>
+    </w:p>
+    <w:p>
+      <w:pPr>
+        <w:rPr>
+          <w:rFonts w:ascii="Segoe UI Emoji" w:hAnsi="Segoe UI Emoji" w:cs="Segoe UI Emoji"/>
+          <w:sz w:val="20"/>
+          <w:szCs w:val="20"/>
+        </w:rPr>
+      </w:pPr>
+      <w:r>
+        <w:rPr>
+          <w:rFonts w:ascii="Segoe UI Emoji" w:hAnsi="Segoe UI Emoji" w:cs="Segoe UI Emoji"/>
+          <w:sz w:val="20"/>
+          <w:szCs w:val="20"/>
+        </w:rPr>
+        <w:t xml:space="preserve">                     Context</w:t>
+      </w:r>
+    </w:p>
+    <w:p>
+      <w:pPr>
         <w:rPr>
           <w:rFonts w:ascii="Segoe UI Emoji" w:hAnsi="Segoe UI Emoji" w:cs="Segoe UI Emoji"/>
           <w:b/>
           <w:bCs/>
         </w:rPr>
-        <w:t>✅</w:t>
-      </w:r>
-      <w:r>
+      </w:pPr>
+    </w:p>
+    <w:p>
+      <w:pPr>
         <w:rPr>
           <w:b/>
           <w:bCs/>
         </w:rPr>
+      </w:pPr>
+      <w:r>
+        <w:rPr>
+          <w:rFonts w:ascii="Segoe UI Emoji" w:hAnsi="Segoe UI Emoji" w:cs="Segoe UI Emoji"/>
+          <w:b/>
+          <w:bCs/>
+        </w:rPr>
+        <w:t>✅</w:t>
+      </w:r>
+      <w:r>
+        <w:rPr>
+          <w:b/>
+          <w:bCs/>
+        </w:rPr>
         <w:t xml:space="preserve"> Example</w:t>
       </w:r>
     </w:p>
@@ -7936,10 +9164,18 @@
     </w:p>
     <w:p>
       <w:r>
+        <w:t>// Abstract Expression</w:t>
+      </w:r>
+    </w:p>
+    <w:p>
+      <w:r>
         <w:t>interface Expression {</w:t>
       </w:r>
     </w:p>
     <w:p>
+      <w:r>
+        <w:t xml:space="preserve">    </w:t>
+      </w:r>
       <w:proofErr w:type="spellStart"/>
       <w:r>
         <w:t>boolean</w:t>
@@ -7957,6 +9193,11 @@
     <w:p/>
     <w:p>
       <w:r>
+        <w:t>// Terminal Expression</w:t>
+      </w:r>
+    </w:p>
+    <w:p>
+      <w:r>
         <w:t xml:space="preserve">class </w:t>
       </w:r>
       <w:proofErr w:type="spellStart"/>
@@ -7970,71 +9211,487 @@
     </w:p>
     <w:p>
       <w:r>
-        <w:t>String data;</w:t>
+        <w:t>    private String data;</w:t>
       </w:r>
     </w:p>
     <w:p/>
     <w:p>
+      <w:r>
+        <w:t xml:space="preserve">    public </w:t>
+      </w:r>
       <w:proofErr w:type="spellStart"/>
       <w:r>
+        <w:t>TerminalExpression</w:t>
+      </w:r>
+      <w:proofErr w:type="spellEnd"/>
+      <w:r>
+        <w:t>(String data) {</w:t>
+      </w:r>
+    </w:p>
+    <w:p>
+      <w:r>
+        <w:t xml:space="preserve">        </w:t>
+      </w:r>
+      <w:proofErr w:type="spellStart"/>
+      <w:r>
+        <w:t>this.data</w:t>
+      </w:r>
+      <w:proofErr w:type="spellEnd"/>
+      <w:r>
+        <w:t xml:space="preserve"> = data;</w:t>
+      </w:r>
+    </w:p>
+    <w:p>
+      <w:r>
+        <w:t>    }</w:t>
+      </w:r>
+    </w:p>
+    <w:p/>
+    <w:p>
+      <w:r>
+        <w:t xml:space="preserve">    public </w:t>
+      </w:r>
+      <w:proofErr w:type="spellStart"/>
+      <w:r>
+        <w:t>boolean</w:t>
+      </w:r>
+      <w:proofErr w:type="spellEnd"/>
+      <w:r>
+        <w:t xml:space="preserve"> interpret(String context) {</w:t>
+      </w:r>
+    </w:p>
+    <w:p>
+      <w:r>
+        <w:t xml:space="preserve">        return </w:t>
+      </w:r>
+      <w:proofErr w:type="spellStart"/>
+      <w:r>
+        <w:t>context.contains</w:t>
+      </w:r>
+      <w:proofErr w:type="spellEnd"/>
+      <w:r>
+        <w:t>(data);</w:t>
+      </w:r>
+    </w:p>
+    <w:p>
+      <w:r>
+        <w:t>    }</w:t>
+      </w:r>
+    </w:p>
+    <w:p>
+      <w:r>
+        <w:t>}</w:t>
+      </w:r>
+    </w:p>
+    <w:p/>
+    <w:p>
+      <w:r>
+        <w:t>// Non-Terminal Expression (AND)</w:t>
+      </w:r>
+    </w:p>
+    <w:p>
+      <w:r>
+        <w:t xml:space="preserve">class </w:t>
+      </w:r>
+      <w:proofErr w:type="spellStart"/>
+      <w:r>
+        <w:t>AndExpression</w:t>
+      </w:r>
+      <w:proofErr w:type="spellEnd"/>
+      <w:r>
+        <w:t xml:space="preserve"> implements Expression {</w:t>
+      </w:r>
+    </w:p>
+    <w:p>
+      <w:r>
+        <w:t>    private Expression expr1;</w:t>
+      </w:r>
+    </w:p>
+    <w:p>
+      <w:r>
+        <w:t>    private Expression expr2;</w:t>
+      </w:r>
+    </w:p>
+    <w:p/>
+    <w:p>
+      <w:r>
+        <w:t xml:space="preserve">    public </w:t>
+      </w:r>
+      <w:proofErr w:type="spellStart"/>
+      <w:r>
+        <w:t>AndExpression</w:t>
+      </w:r>
+      <w:proofErr w:type="spellEnd"/>
+      <w:r>
+        <w:t>(Expression expr1, Expression expr2) {</w:t>
+      </w:r>
+    </w:p>
+    <w:p>
+      <w:r>
+        <w:t>        this.expr1 = expr1;</w:t>
+      </w:r>
+    </w:p>
+    <w:p>
+      <w:r>
+        <w:t>        this.expr2 = expr2;</w:t>
+      </w:r>
+    </w:p>
+    <w:p>
+      <w:r>
+        <w:t>    }</w:t>
+      </w:r>
+    </w:p>
+    <w:p/>
+    <w:p>
+      <w:r>
+        <w:t xml:space="preserve">    public </w:t>
+      </w:r>
+      <w:proofErr w:type="spellStart"/>
+      <w:r>
+        <w:t>boolean</w:t>
+      </w:r>
+      <w:proofErr w:type="spellEnd"/>
+      <w:r>
+        <w:t xml:space="preserve"> interpret(String context) {</w:t>
+      </w:r>
+    </w:p>
+    <w:p>
+      <w:r>
+        <w:t>        return expr1.interpret(context) &amp;&amp; expr2.interpret(context);</w:t>
+      </w:r>
+    </w:p>
+    <w:p>
+      <w:r>
+        <w:t>    }</w:t>
+      </w:r>
+    </w:p>
+    <w:p>
+      <w:r>
+        <w:t>}</w:t>
+      </w:r>
+    </w:p>
+    <w:p/>
+    <w:p>
+      <w:r>
+        <w:t>// Non-Terminal Expression (OR)</w:t>
+      </w:r>
+    </w:p>
+    <w:p>
+      <w:r>
         <w:lastRenderedPageBreak/>
+        <w:t xml:space="preserve">class </w:t>
+      </w:r>
+      <w:proofErr w:type="spellStart"/>
+      <w:r>
+        <w:t>OrExpression</w:t>
+      </w:r>
+      <w:proofErr w:type="spellEnd"/>
+      <w:r>
+        <w:t xml:space="preserve"> implements Expression {</w:t>
+      </w:r>
+    </w:p>
+    <w:p>
+      <w:r>
+        <w:t>    private Expression expr1;</w:t>
+      </w:r>
+    </w:p>
+    <w:p>
+      <w:r>
+        <w:t>    private Expression expr2;</w:t>
+      </w:r>
+    </w:p>
+    <w:p/>
+    <w:p>
+      <w:r>
+        <w:t xml:space="preserve">    public </w:t>
+      </w:r>
+      <w:proofErr w:type="spellStart"/>
+      <w:r>
+        <w:t>OrExpression</w:t>
+      </w:r>
+      <w:proofErr w:type="spellEnd"/>
+      <w:r>
+        <w:t>(Expression expr1, Expression expr2) {</w:t>
+      </w:r>
+    </w:p>
+    <w:p>
+      <w:r>
+        <w:t>        this.expr1 = expr1;</w:t>
+      </w:r>
+    </w:p>
+    <w:p>
+      <w:r>
+        <w:t>        this.expr2 = expr2;</w:t>
+      </w:r>
+    </w:p>
+    <w:p>
+      <w:r>
+        <w:t>    }</w:t>
+      </w:r>
+    </w:p>
+    <w:p/>
+    <w:p>
+      <w:r>
+        <w:t xml:space="preserve">    public </w:t>
+      </w:r>
+      <w:proofErr w:type="spellStart"/>
+      <w:r>
+        <w:t>boolean</w:t>
+      </w:r>
+      <w:proofErr w:type="spellEnd"/>
+      <w:r>
+        <w:t xml:space="preserve"> interpret(String context) {</w:t>
+      </w:r>
+    </w:p>
+    <w:p>
+      <w:r>
+        <w:t>        return expr1.interpret(context) || expr2.interpret(context);</w:t>
+      </w:r>
+    </w:p>
+    <w:p>
+      <w:r>
+        <w:t>    }</w:t>
+      </w:r>
+    </w:p>
+    <w:p>
+      <w:r>
+        <w:t>}</w:t>
+      </w:r>
+    </w:p>
+    <w:p/>
+    <w:p>
+      <w:r>
+        <w:t>// Client</w:t>
+      </w:r>
+    </w:p>
+    <w:p>
+      <w:r>
+        <w:t xml:space="preserve">public class </w:t>
+      </w:r>
+      <w:proofErr w:type="spellStart"/>
+      <w:r>
+        <w:t>InterpreterPatternDemo</w:t>
+      </w:r>
+      <w:proofErr w:type="spellEnd"/>
+      <w:r>
+        <w:t xml:space="preserve"> {</w:t>
+      </w:r>
+    </w:p>
+    <w:p>
+      <w:r>
+        <w:t xml:space="preserve">    public static void main(String[] </w:t>
+      </w:r>
+      <w:proofErr w:type="spellStart"/>
+      <w:r>
+        <w:t>args</w:t>
+      </w:r>
+      <w:proofErr w:type="spellEnd"/>
+      <w:r>
+        <w:t>) {</w:t>
+      </w:r>
+    </w:p>
+    <w:p>
+      <w:r>
+        <w:t xml:space="preserve">        Expression A = new </w:t>
+      </w:r>
+      <w:proofErr w:type="spellStart"/>
+      <w:r>
         <w:t>TerminalExpression</w:t>
       </w:r>
       <w:proofErr w:type="spellEnd"/>
       <w:r>
-        <w:t xml:space="preserve">(String data) { </w:t>
+        <w:t>("A");</w:t>
+      </w:r>
+    </w:p>
+    <w:p>
+      <w:r>
+        <w:t xml:space="preserve">        Expression B = new </w:t>
       </w:r>
       <w:proofErr w:type="spellStart"/>
       <w:r>
-        <w:t>this.data</w:t>
+        <w:t>TerminalExpression</w:t>
       </w:r>
       <w:proofErr w:type="spellEnd"/>
       <w:r>
-        <w:t xml:space="preserve"> = data; }</w:t>
+        <w:t>("B");</w:t>
       </w:r>
     </w:p>
     <w:p/>
     <w:p>
       <w:r>
-        <w:t xml:space="preserve">public </w:t>
+        <w:t xml:space="preserve">        Expression </w:t>
       </w:r>
       <w:proofErr w:type="spellStart"/>
       <w:r>
-        <w:t>boolean</w:t>
+        <w:t>andExp</w:t>
       </w:r>
       <w:proofErr w:type="spellEnd"/>
       <w:r>
-        <w:t xml:space="preserve"> interpret(String context) {</w:t>
-      </w:r>
-    </w:p>
-    <w:p>
-      <w:r>
-        <w:t xml:space="preserve">return </w:t>
+        <w:t xml:space="preserve"> = new </w:t>
       </w:r>
       <w:proofErr w:type="spellStart"/>
       <w:r>
-        <w:t>context.contains</w:t>
+        <w:t>AndExpression</w:t>
       </w:r>
       <w:proofErr w:type="spellEnd"/>
       <w:r>
-        <w:t>(data);</w:t>
-      </w:r>
-    </w:p>
-    <w:p>
-      <w:r>
+        <w:t>(A, B);</w:t>
+      </w:r>
+    </w:p>
+    <w:p>
+      <w:r>
+        <w:t xml:space="preserve">        Expression </w:t>
+      </w:r>
+      <w:proofErr w:type="spellStart"/>
+      <w:r>
+        <w:t>orExp</w:t>
+      </w:r>
+      <w:proofErr w:type="spellEnd"/>
+      <w:r>
+        <w:t xml:space="preserve"> = new </w:t>
+      </w:r>
+      <w:proofErr w:type="spellStart"/>
+      <w:r>
+        <w:t>OrExpression</w:t>
+      </w:r>
+      <w:proofErr w:type="spellEnd"/>
+      <w:r>
+        <w:t>(A, B);</w:t>
+      </w:r>
+    </w:p>
+    <w:p/>
+    <w:p>
+      <w:r>
+        <w:t xml:space="preserve">        </w:t>
+      </w:r>
+      <w:proofErr w:type="spellStart"/>
+      <w:r>
+        <w:t>System.out.println</w:t>
+      </w:r>
+      <w:proofErr w:type="spellEnd"/>
+      <w:r>
+        <w:t>(</w:t>
+      </w:r>
+      <w:proofErr w:type="spellStart"/>
+      <w:r>
+        <w:t>andExp.interpret</w:t>
+      </w:r>
+      <w:proofErr w:type="spellEnd"/>
+      <w:r>
+        <w:t>("A B")); // true</w:t>
+      </w:r>
+    </w:p>
+    <w:p>
+      <w:r>
+        <w:t xml:space="preserve">        </w:t>
+      </w:r>
+      <w:proofErr w:type="spellStart"/>
+      <w:r>
+        <w:t>System.out.println</w:t>
+      </w:r>
+      <w:proofErr w:type="spellEnd"/>
+      <w:r>
+        <w:t>(</w:t>
+      </w:r>
+      <w:proofErr w:type="spellStart"/>
+      <w:r>
+        <w:t>orExp.interpret</w:t>
+      </w:r>
+      <w:proofErr w:type="spellEnd"/>
+      <w:r>
+        <w:t>("A"));    // true</w:t>
+      </w:r>
+    </w:p>
+    <w:p>
+      <w:r>
+        <w:t>    }</w:t>
+      </w:r>
+    </w:p>
+    <w:p>
+      <w:r>
+        <w:lastRenderedPageBreak/>
         <w:t>}</w:t>
       </w:r>
     </w:p>
     <w:p>
-      <w:r>
-        <w:t>}</w:t>
-      </w:r>
-    </w:p>
-    <w:p>
-      <w:r>
-        <w:t>Show more lines</w:t>
-      </w:r>
-    </w:p>
+      <w:pPr>
+        <w:rPr>
+          <w:b/>
+          <w:bCs/>
+        </w:rPr>
+      </w:pPr>
+      <w:r>
+        <w:rPr>
+          <w:rFonts w:ascii="Segoe UI Emoji" w:hAnsi="Segoe UI Emoji" w:cs="Segoe UI Emoji"/>
+          <w:b/>
+          <w:bCs/>
+        </w:rPr>
+        <w:t>🔹</w:t>
+      </w:r>
+      <w:r>
+        <w:rPr>
+          <w:b/>
+          <w:bCs/>
+        </w:rPr>
+        <w:t xml:space="preserve"> Real-World Examples</w:t>
+      </w:r>
+    </w:p>
+    <w:p>
+      <w:pPr>
+        <w:numPr>
+          <w:ilvl w:val="0"/>
+          <w:numId w:val="62"/>
+        </w:numPr>
+      </w:pPr>
+      <w:r>
+        <w:t>SQL query parsing</w:t>
+      </w:r>
+    </w:p>
+    <w:p>
+      <w:pPr>
+        <w:numPr>
+          <w:ilvl w:val="0"/>
+          <w:numId w:val="62"/>
+        </w:numPr>
+      </w:pPr>
+      <w:r>
+        <w:t>Expression evaluators (e.g., 3 + 5 * 2)</w:t>
+      </w:r>
+    </w:p>
+    <w:p>
+      <w:pPr>
+        <w:numPr>
+          <w:ilvl w:val="0"/>
+          <w:numId w:val="62"/>
+        </w:numPr>
+      </w:pPr>
+      <w:r>
+        <w:t>Rule engines</w:t>
+      </w:r>
+    </w:p>
+    <w:p>
+      <w:pPr>
+        <w:numPr>
+          <w:ilvl w:val="0"/>
+          <w:numId w:val="62"/>
+        </w:numPr>
+      </w:pPr>
+      <w:r>
+        <w:t>Compilers and interpreters</w:t>
+      </w:r>
+    </w:p>
+    <w:p>
+      <w:pPr>
+        <w:numPr>
+          <w:ilvl w:val="0"/>
+          <w:numId w:val="62"/>
+        </w:numPr>
+      </w:pPr>
+      <w:r>
+        <w:t>Regular expressions</w:t>
+      </w:r>
+    </w:p>
+    <w:p/>
     <w:p>
       <w:pPr>
         <w:rPr>
@@ -8191,7 +9848,7 @@
     <w:p>
       <w:r>
         <w:pict w14:anchorId="78C0759C">
-          <v:rect id="_x0000_i1654" style="width:0;height:1.5pt" o:hralign="center" o:hrstd="t" o:hr="t" fillcolor="#a0a0a0" stroked="f"/>
+          <v:rect id="_x0000_i1056" style="width:0;height:1.5pt" o:hralign="center" o:hrstd="t" o:hr="t" fillcolor="#a0a0a0" stroked="f"/>
         </w:pict>
       </w:r>
     </w:p>
@@ -8243,70 +9900,810 @@
     </w:p>
     <w:p>
       <w:r>
-        <w:t>Provides a way to access elements of a collection sequentially without exposing its structure.</w:t>
-      </w:r>
-    </w:p>
-    <w:p>
-      <w:pPr>
+        <w:t xml:space="preserve">The </w:t>
+      </w:r>
+      <w:r>
         <w:rPr>
           <w:b/>
           <w:bCs/>
         </w:rPr>
-      </w:pPr>
-      <w:r>
+        <w:t>Iterator Pattern</w:t>
+      </w:r>
+      <w:r>
+        <w:t xml:space="preserve"> is a </w:t>
+      </w:r>
+      <w:r>
+        <w:rPr>
+          <w:b/>
+          <w:bCs/>
+        </w:rPr>
+        <w:t>behavioral design pattern</w:t>
+      </w:r>
+      <w:r>
+        <w:t xml:space="preserve"> used to </w:t>
+      </w:r>
+      <w:r>
+        <w:rPr>
+          <w:b/>
+          <w:bCs/>
+        </w:rPr>
+        <w:t>access elements of a collection sequentially without exposing its underlying representation</w:t>
+      </w:r>
+      <w:r>
+        <w:t>.</w:t>
+      </w:r>
+    </w:p>
+    <w:p>
+      <w:pPr>
         <w:rPr>
           <w:rFonts w:ascii="Segoe UI Emoji" w:hAnsi="Segoe UI Emoji" w:cs="Segoe UI Emoji"/>
           <w:b/>
           <w:bCs/>
         </w:rPr>
-        <w:t>✅</w:t>
-      </w:r>
-      <w:r>
-        <w:rPr>
+      </w:pPr>
+      <w:r>
+        <w:rPr>
+          <w:rFonts w:ascii="Segoe UI Emoji" w:hAnsi="Segoe UI Emoji" w:cs="Segoe UI Emoji"/>
           <w:b/>
           <w:bCs/>
         </w:rPr>
+        <w:t>Components</w:t>
+      </w:r>
+    </w:p>
+    <w:p>
+      <w:pPr>
+        <w:numPr>
+          <w:ilvl w:val="0"/>
+          <w:numId w:val="63"/>
+        </w:numPr>
+        <w:rPr>
+          <w:rFonts w:ascii="Segoe UI Emoji" w:hAnsi="Segoe UI Emoji" w:cs="Segoe UI Emoji"/>
+          <w:sz w:val="22"/>
+          <w:szCs w:val="22"/>
+        </w:rPr>
+      </w:pPr>
+      <w:r>
+        <w:rPr>
+          <w:rFonts w:ascii="Segoe UI Emoji" w:hAnsi="Segoe UI Emoji" w:cs="Segoe UI Emoji"/>
+          <w:sz w:val="22"/>
+          <w:szCs w:val="22"/>
+        </w:rPr>
+        <w:lastRenderedPageBreak/>
+        <w:t>Iterator (Interface)</w:t>
+      </w:r>
+      <w:r>
+        <w:rPr>
+          <w:rFonts w:ascii="Segoe UI Emoji" w:hAnsi="Segoe UI Emoji" w:cs="Segoe UI Emoji"/>
+          <w:sz w:val="22"/>
+          <w:szCs w:val="22"/>
+        </w:rPr>
+        <w:br/>
+        <w:t>Defines traversal methods:</w:t>
+      </w:r>
+    </w:p>
+    <w:p>
+      <w:pPr>
+        <w:numPr>
+          <w:ilvl w:val="1"/>
+          <w:numId w:val="63"/>
+        </w:numPr>
+        <w:rPr>
+          <w:rFonts w:ascii="Segoe UI Emoji" w:hAnsi="Segoe UI Emoji" w:cs="Segoe UI Emoji"/>
+          <w:sz w:val="22"/>
+          <w:szCs w:val="22"/>
+        </w:rPr>
+      </w:pPr>
+      <w:proofErr w:type="spellStart"/>
+      <w:r>
+        <w:rPr>
+          <w:rFonts w:ascii="Segoe UI Emoji" w:hAnsi="Segoe UI Emoji" w:cs="Segoe UI Emoji"/>
+          <w:sz w:val="22"/>
+          <w:szCs w:val="22"/>
+        </w:rPr>
+        <w:t>hasNext</w:t>
+      </w:r>
+      <w:proofErr w:type="spellEnd"/>
+      <w:r>
+        <w:rPr>
+          <w:rFonts w:ascii="Segoe UI Emoji" w:hAnsi="Segoe UI Emoji" w:cs="Segoe UI Emoji"/>
+          <w:sz w:val="22"/>
+          <w:szCs w:val="22"/>
+        </w:rPr>
+        <w:t>()</w:t>
+      </w:r>
+    </w:p>
+    <w:p>
+      <w:pPr>
+        <w:numPr>
+          <w:ilvl w:val="1"/>
+          <w:numId w:val="63"/>
+        </w:numPr>
+        <w:rPr>
+          <w:rFonts w:ascii="Segoe UI Emoji" w:hAnsi="Segoe UI Emoji" w:cs="Segoe UI Emoji"/>
+          <w:sz w:val="22"/>
+          <w:szCs w:val="22"/>
+        </w:rPr>
+      </w:pPr>
+      <w:r>
+        <w:rPr>
+          <w:rFonts w:ascii="Segoe UI Emoji" w:hAnsi="Segoe UI Emoji" w:cs="Segoe UI Emoji"/>
+          <w:sz w:val="22"/>
+          <w:szCs w:val="22"/>
+        </w:rPr>
+        <w:t>next()</w:t>
+      </w:r>
+    </w:p>
+    <w:p>
+      <w:pPr>
+        <w:numPr>
+          <w:ilvl w:val="0"/>
+          <w:numId w:val="63"/>
+        </w:numPr>
+        <w:rPr>
+          <w:rFonts w:ascii="Segoe UI Emoji" w:hAnsi="Segoe UI Emoji" w:cs="Segoe UI Emoji"/>
+          <w:sz w:val="22"/>
+          <w:szCs w:val="22"/>
+        </w:rPr>
+      </w:pPr>
+      <w:proofErr w:type="spellStart"/>
+      <w:r>
+        <w:rPr>
+          <w:rFonts w:ascii="Segoe UI Emoji" w:hAnsi="Segoe UI Emoji" w:cs="Segoe UI Emoji"/>
+          <w:sz w:val="22"/>
+          <w:szCs w:val="22"/>
+        </w:rPr>
+        <w:t>ConcreteIterator</w:t>
+      </w:r>
+      <w:proofErr w:type="spellEnd"/>
+      <w:r>
+        <w:rPr>
+          <w:rFonts w:ascii="Segoe UI Emoji" w:hAnsi="Segoe UI Emoji" w:cs="Segoe UI Emoji"/>
+          <w:sz w:val="22"/>
+          <w:szCs w:val="22"/>
+        </w:rPr>
+        <w:br/>
+        <w:t>Implements the iterator and keeps track of the current position.</w:t>
+      </w:r>
+    </w:p>
+    <w:p>
+      <w:pPr>
+        <w:numPr>
+          <w:ilvl w:val="0"/>
+          <w:numId w:val="63"/>
+        </w:numPr>
+        <w:rPr>
+          <w:rFonts w:ascii="Segoe UI Emoji" w:hAnsi="Segoe UI Emoji" w:cs="Segoe UI Emoji"/>
+          <w:sz w:val="22"/>
+          <w:szCs w:val="22"/>
+        </w:rPr>
+      </w:pPr>
+      <w:r>
+        <w:rPr>
+          <w:rFonts w:ascii="Segoe UI Emoji" w:hAnsi="Segoe UI Emoji" w:cs="Segoe UI Emoji"/>
+          <w:sz w:val="22"/>
+          <w:szCs w:val="22"/>
+        </w:rPr>
+        <w:t>Aggregate (Collection Interface)</w:t>
+      </w:r>
+      <w:r>
+        <w:rPr>
+          <w:rFonts w:ascii="Segoe UI Emoji" w:hAnsi="Segoe UI Emoji" w:cs="Segoe UI Emoji"/>
+          <w:sz w:val="22"/>
+          <w:szCs w:val="22"/>
+        </w:rPr>
+        <w:br/>
+        <w:t>Defines method to create an iterator.</w:t>
+      </w:r>
+    </w:p>
+    <w:p>
+      <w:pPr>
+        <w:numPr>
+          <w:ilvl w:val="0"/>
+          <w:numId w:val="63"/>
+        </w:numPr>
+        <w:rPr>
+          <w:rFonts w:ascii="Segoe UI Emoji" w:hAnsi="Segoe UI Emoji" w:cs="Segoe UI Emoji"/>
+          <w:sz w:val="22"/>
+          <w:szCs w:val="22"/>
+        </w:rPr>
+      </w:pPr>
+      <w:proofErr w:type="spellStart"/>
+      <w:r>
+        <w:rPr>
+          <w:rFonts w:ascii="Segoe UI Emoji" w:hAnsi="Segoe UI Emoji" w:cs="Segoe UI Emoji"/>
+          <w:sz w:val="22"/>
+          <w:szCs w:val="22"/>
+        </w:rPr>
+        <w:t>ConcreteAggregate</w:t>
+      </w:r>
+      <w:proofErr w:type="spellEnd"/>
+      <w:r>
+        <w:rPr>
+          <w:rFonts w:ascii="Segoe UI Emoji" w:hAnsi="Segoe UI Emoji" w:cs="Segoe UI Emoji"/>
+          <w:sz w:val="22"/>
+          <w:szCs w:val="22"/>
+        </w:rPr>
+        <w:br/>
+        <w:t>Implements the collection and returns an iterator.</w:t>
+      </w:r>
+    </w:p>
+    <w:p>
+      <w:pPr>
+        <w:spacing w:before="100" w:beforeAutospacing="1" w:after="100" w:afterAutospacing="1" w:line="300" w:lineRule="atLeast"/>
+        <w:outlineLvl w:val="1"/>
+        <w:rPr>
+          <w:rFonts w:ascii="Segoe UI" w:eastAsia="Times New Roman" w:hAnsi="Segoe UI" w:cs="Segoe UI"/>
+          <w:b/>
+          <w:bCs/>
+          <w:kern w:val="0"/>
+          <w:sz w:val="36"/>
+          <w:szCs w:val="36"/>
+          <w14:ligatures w14:val="none"/>
+        </w:rPr>
+      </w:pPr>
+      <w:r>
+        <w:rPr>
+          <w:rFonts w:ascii="Segoe UI Emoji" w:eastAsia="Times New Roman" w:hAnsi="Segoe UI Emoji" w:cs="Segoe UI Emoji"/>
+          <w:b/>
+          <w:bCs/>
+          <w:kern w:val="0"/>
+          <w:sz w:val="36"/>
+          <w:szCs w:val="36"/>
+          <w14:ligatures w14:val="none"/>
+        </w:rPr>
+        <w:t>🔹</w:t>
+      </w:r>
+      <w:r>
+        <w:rPr>
+          <w:rFonts w:ascii="Segoe UI" w:eastAsia="Times New Roman" w:hAnsi="Segoe UI" w:cs="Segoe UI"/>
+          <w:b/>
+          <w:bCs/>
+          <w:kern w:val="0"/>
+          <w:sz w:val="36"/>
+          <w:szCs w:val="36"/>
+          <w14:ligatures w14:val="none"/>
+        </w:rPr>
+        <w:t xml:space="preserve"> Structure (Conceptual)</w:t>
+      </w:r>
+    </w:p>
+    <w:p>
+      <w:pPr>
+        <w:pStyle w:val="ListParagraph"/>
+        <w:numPr>
+          <w:ilvl w:val="0"/>
+          <w:numId w:val="63"/>
+        </w:numPr>
+        <w:tabs>
+          <w:tab w:val="left" w:pos="916"/>
+          <w:tab w:val="left" w:pos="1832"/>
+          <w:tab w:val="left" w:pos="2748"/>
+          <w:tab w:val="left" w:pos="3664"/>
+          <w:tab w:val="left" w:pos="4580"/>
+          <w:tab w:val="left" w:pos="5496"/>
+          <w:tab w:val="left" w:pos="6412"/>
+          <w:tab w:val="left" w:pos="7328"/>
+          <w:tab w:val="left" w:pos="8244"/>
+          <w:tab w:val="left" w:pos="9160"/>
+          <w:tab w:val="left" w:pos="10076"/>
+          <w:tab w:val="left" w:pos="10992"/>
+          <w:tab w:val="left" w:pos="11908"/>
+          <w:tab w:val="left" w:pos="12824"/>
+          <w:tab w:val="left" w:pos="13740"/>
+          <w:tab w:val="left" w:pos="14656"/>
+        </w:tabs>
+        <w:spacing w:after="0" w:line="300" w:lineRule="atLeast"/>
+        <w:rPr>
+          <w:rFonts w:ascii="Courier New" w:eastAsia="Times New Roman" w:hAnsi="Courier New" w:cs="Courier New"/>
+          <w:kern w:val="0"/>
+          <w:sz w:val="20"/>
+          <w:szCs w:val="20"/>
+          <w14:ligatures w14:val="none"/>
+        </w:rPr>
+      </w:pPr>
+      <w:r>
+        <w:rPr>
+          <w:rFonts w:ascii="Courier New" w:eastAsia="Times New Roman" w:hAnsi="Courier New" w:cs="Courier New"/>
+          <w:kern w:val="0"/>
+          <w:sz w:val="20"/>
+          <w:szCs w:val="20"/>
+          <w14:ligatures w14:val="none"/>
+        </w:rPr>
+        <w:t xml:space="preserve">Aggregate → </w:t>
+      </w:r>
+      <w:proofErr w:type="spellStart"/>
+      <w:r>
+        <w:rPr>
+          <w:rFonts w:ascii="Courier New" w:eastAsia="Times New Roman" w:hAnsi="Courier New" w:cs="Courier New"/>
+          <w:kern w:val="0"/>
+          <w:sz w:val="20"/>
+          <w:szCs w:val="20"/>
+          <w14:ligatures w14:val="none"/>
+        </w:rPr>
+        <w:t>createIterator</w:t>
+      </w:r>
+      <w:proofErr w:type="spellEnd"/>
+      <w:r>
+        <w:rPr>
+          <w:rFonts w:ascii="Courier New" w:eastAsia="Times New Roman" w:hAnsi="Courier New" w:cs="Courier New"/>
+          <w:kern w:val="0"/>
+          <w:sz w:val="20"/>
+          <w:szCs w:val="20"/>
+          <w14:ligatures w14:val="none"/>
+        </w:rPr>
+        <w:t>()</w:t>
+      </w:r>
+    </w:p>
+    <w:p>
+      <w:pPr>
+        <w:pStyle w:val="ListParagraph"/>
+        <w:numPr>
+          <w:ilvl w:val="0"/>
+          <w:numId w:val="63"/>
+        </w:numPr>
+        <w:tabs>
+          <w:tab w:val="left" w:pos="916"/>
+          <w:tab w:val="left" w:pos="1832"/>
+          <w:tab w:val="left" w:pos="2748"/>
+          <w:tab w:val="left" w:pos="3664"/>
+          <w:tab w:val="left" w:pos="4580"/>
+          <w:tab w:val="left" w:pos="5496"/>
+          <w:tab w:val="left" w:pos="6412"/>
+          <w:tab w:val="left" w:pos="7328"/>
+          <w:tab w:val="left" w:pos="8244"/>
+          <w:tab w:val="left" w:pos="9160"/>
+          <w:tab w:val="left" w:pos="10076"/>
+          <w:tab w:val="left" w:pos="10992"/>
+          <w:tab w:val="left" w:pos="11908"/>
+          <w:tab w:val="left" w:pos="12824"/>
+          <w:tab w:val="left" w:pos="13740"/>
+          <w:tab w:val="left" w:pos="14656"/>
+        </w:tabs>
+        <w:spacing w:after="0" w:line="300" w:lineRule="atLeast"/>
+        <w:rPr>
+          <w:rFonts w:ascii="Courier New" w:eastAsia="Times New Roman" w:hAnsi="Courier New" w:cs="Courier New"/>
+          <w:kern w:val="0"/>
+          <w:sz w:val="20"/>
+          <w:szCs w:val="20"/>
+          <w14:ligatures w14:val="none"/>
+        </w:rPr>
+      </w:pPr>
+      <w:r>
+        <w:rPr>
+          <w:rFonts w:ascii="Courier New" w:eastAsia="Times New Roman" w:hAnsi="Courier New" w:cs="Courier New"/>
+          <w:kern w:val="0"/>
+          <w:sz w:val="20"/>
+          <w:szCs w:val="20"/>
+          <w14:ligatures w14:val="none"/>
+        </w:rPr>
+        <w:t xml:space="preserve">     ↓</w:t>
+      </w:r>
+    </w:p>
+    <w:p>
+      <w:pPr>
+        <w:pStyle w:val="ListParagraph"/>
+        <w:numPr>
+          <w:ilvl w:val="0"/>
+          <w:numId w:val="63"/>
+        </w:numPr>
+        <w:tabs>
+          <w:tab w:val="left" w:pos="916"/>
+          <w:tab w:val="left" w:pos="1832"/>
+          <w:tab w:val="left" w:pos="2748"/>
+          <w:tab w:val="left" w:pos="3664"/>
+          <w:tab w:val="left" w:pos="4580"/>
+          <w:tab w:val="left" w:pos="5496"/>
+          <w:tab w:val="left" w:pos="6412"/>
+          <w:tab w:val="left" w:pos="7328"/>
+          <w:tab w:val="left" w:pos="8244"/>
+          <w:tab w:val="left" w:pos="9160"/>
+          <w:tab w:val="left" w:pos="10076"/>
+          <w:tab w:val="left" w:pos="10992"/>
+          <w:tab w:val="left" w:pos="11908"/>
+          <w:tab w:val="left" w:pos="12824"/>
+          <w:tab w:val="left" w:pos="13740"/>
+          <w:tab w:val="left" w:pos="14656"/>
+        </w:tabs>
+        <w:spacing w:after="0" w:line="300" w:lineRule="atLeast"/>
+        <w:rPr>
+          <w:rFonts w:ascii="Courier New" w:eastAsia="Times New Roman" w:hAnsi="Courier New" w:cs="Courier New"/>
+          <w:kern w:val="0"/>
+          <w:sz w:val="20"/>
+          <w:szCs w:val="20"/>
+          <w14:ligatures w14:val="none"/>
+        </w:rPr>
+      </w:pPr>
+      <w:proofErr w:type="spellStart"/>
+      <w:r>
+        <w:rPr>
+          <w:rFonts w:ascii="Courier New" w:eastAsia="Times New Roman" w:hAnsi="Courier New" w:cs="Courier New"/>
+          <w:kern w:val="0"/>
+          <w:sz w:val="20"/>
+          <w:szCs w:val="20"/>
+          <w14:ligatures w14:val="none"/>
+        </w:rPr>
+        <w:t>ConcreteAggregate</w:t>
+      </w:r>
+      <w:proofErr w:type="spellEnd"/>
+      <w:r>
+        <w:rPr>
+          <w:rFonts w:ascii="Courier New" w:eastAsia="Times New Roman" w:hAnsi="Courier New" w:cs="Courier New"/>
+          <w:kern w:val="0"/>
+          <w:sz w:val="20"/>
+          <w:szCs w:val="20"/>
+          <w14:ligatures w14:val="none"/>
+        </w:rPr>
+        <w:t xml:space="preserve"> → </w:t>
+      </w:r>
+      <w:proofErr w:type="spellStart"/>
+      <w:r>
+        <w:rPr>
+          <w:rFonts w:ascii="Courier New" w:eastAsia="Times New Roman" w:hAnsi="Courier New" w:cs="Courier New"/>
+          <w:kern w:val="0"/>
+          <w:sz w:val="20"/>
+          <w:szCs w:val="20"/>
+          <w14:ligatures w14:val="none"/>
+        </w:rPr>
+        <w:t>ConcreteIterator</w:t>
+      </w:r>
+      <w:proofErr w:type="spellEnd"/>
+      <w:r>
+        <w:rPr>
+          <w:rFonts w:ascii="Courier New" w:eastAsia="Times New Roman" w:hAnsi="Courier New" w:cs="Courier New"/>
+          <w:kern w:val="0"/>
+          <w:sz w:val="20"/>
+          <w:szCs w:val="20"/>
+          <w14:ligatures w14:val="none"/>
+        </w:rPr>
+        <w:t xml:space="preserve"> → Iterator</w:t>
+      </w:r>
+    </w:p>
+    <w:p>
+      <w:pPr>
+        <w:rPr>
+          <w:rFonts w:ascii="Segoe UI Emoji" w:hAnsi="Segoe UI Emoji" w:cs="Segoe UI Emoji"/>
+          <w:b/>
+          <w:bCs/>
+        </w:rPr>
+      </w:pPr>
+    </w:p>
+    <w:p>
+      <w:pPr>
+        <w:rPr>
+          <w:b/>
+          <w:bCs/>
+        </w:rPr>
+      </w:pPr>
+      <w:r>
+        <w:rPr>
+          <w:rFonts w:ascii="Segoe UI Emoji" w:hAnsi="Segoe UI Emoji" w:cs="Segoe UI Emoji"/>
+          <w:b/>
+          <w:bCs/>
+        </w:rPr>
+        <w:t>✅</w:t>
+      </w:r>
+      <w:r>
+        <w:rPr>
+          <w:b/>
+          <w:bCs/>
+        </w:rPr>
         <w:t xml:space="preserve"> Example</w:t>
       </w:r>
     </w:p>
     <w:p>
       <w:r>
-        <w:t>Java</w:t>
-      </w:r>
-    </w:p>
-    <w:p>
-      <w:r>
-        <w:t xml:space="preserve">List&lt;String&gt; list = </w:t>
+        <w:t>// Iterator Interface</w:t>
+      </w:r>
+    </w:p>
+    <w:p>
+      <w:r>
+        <w:t>interface Iterator {</w:t>
+      </w:r>
+    </w:p>
+    <w:p>
+      <w:r>
+        <w:t xml:space="preserve">    </w:t>
       </w:r>
       <w:proofErr w:type="spellStart"/>
       <w:r>
-        <w:t>Arrays.asList</w:t>
+        <w:t>boolean</w:t>
       </w:r>
       <w:proofErr w:type="spellEnd"/>
       <w:r>
-        <w:t>("A", "B", "C");</w:t>
-      </w:r>
-    </w:p>
+        <w:t xml:space="preserve"> </w:t>
+      </w:r>
+      <w:proofErr w:type="spellStart"/>
+      <w:r>
+        <w:t>hasNext</w:t>
+      </w:r>
+      <w:proofErr w:type="spellEnd"/>
+      <w:r>
+        <w:t>();</w:t>
+      </w:r>
+    </w:p>
+    <w:p>
+      <w:r>
+        <w:t>    Object next();</w:t>
+      </w:r>
+    </w:p>
+    <w:p>
+      <w:r>
+        <w:t>}</w:t>
+      </w:r>
+    </w:p>
+    <w:p/>
+    <w:p>
+      <w:r>
+        <w:t>// Aggregate Interface</w:t>
+      </w:r>
+    </w:p>
+    <w:p>
+      <w:r>
+        <w:t>interface Container {</w:t>
+      </w:r>
+    </w:p>
+    <w:p>
+      <w:r>
+        <w:t xml:space="preserve">    Iterator </w:t>
+      </w:r>
+      <w:proofErr w:type="spellStart"/>
+      <w:r>
+        <w:t>getIterator</w:t>
+      </w:r>
+      <w:proofErr w:type="spellEnd"/>
+      <w:r>
+        <w:t>();</w:t>
+      </w:r>
+    </w:p>
+    <w:p>
+      <w:r>
+        <w:t>}</w:t>
+      </w:r>
+    </w:p>
+    <w:p/>
     <w:p>
       <w:r>
         <w:lastRenderedPageBreak/>
-        <w:t xml:space="preserve">Iterator&lt;String&gt; it = </w:t>
+        <w:t>// Concrete Aggregate</w:t>
+      </w:r>
+    </w:p>
+    <w:p>
+      <w:r>
+        <w:t xml:space="preserve">class </w:t>
       </w:r>
       <w:proofErr w:type="spellStart"/>
       <w:r>
-        <w:t>list.iterator</w:t>
+        <w:t>NameRepository</w:t>
       </w:r>
       <w:proofErr w:type="spellEnd"/>
       <w:r>
+        <w:t xml:space="preserve"> implements Container {</w:t>
+      </w:r>
+    </w:p>
+    <w:p>
+      <w:r>
+        <w:t>    public String[] names = {"Raj", "Amit", "Neha", "Priya"};</w:t>
+      </w:r>
+    </w:p>
+    <w:p/>
+    <w:p>
+      <w:r>
+        <w:t xml:space="preserve">    public Iterator </w:t>
+      </w:r>
+      <w:proofErr w:type="spellStart"/>
+      <w:r>
+        <w:t>getIterator</w:t>
+      </w:r>
+      <w:proofErr w:type="spellEnd"/>
+      <w:r>
+        <w:t>() {</w:t>
+      </w:r>
+    </w:p>
+    <w:p>
+      <w:r>
+        <w:t xml:space="preserve">        return new </w:t>
+      </w:r>
+      <w:proofErr w:type="spellStart"/>
+      <w:r>
+        <w:t>NameIterator</w:t>
+      </w:r>
+      <w:proofErr w:type="spellEnd"/>
+      <w:r>
         <w:t>();</w:t>
       </w:r>
     </w:p>
     <w:p>
       <w:r>
-        <w:t>while (</w:t>
+        <w:t>    }</w:t>
+      </w:r>
+    </w:p>
+    <w:p/>
+    <w:p>
+      <w:r>
+        <w:t>    // Concrete Iterator</w:t>
+      </w:r>
+    </w:p>
+    <w:p>
+      <w:r>
+        <w:t xml:space="preserve">    private class </w:t>
       </w:r>
       <w:proofErr w:type="spellStart"/>
       <w:r>
+        <w:t>NameIterator</w:t>
+      </w:r>
+      <w:proofErr w:type="spellEnd"/>
+      <w:r>
+        <w:t xml:space="preserve"> implements Iterator {</w:t>
+      </w:r>
+    </w:p>
+    <w:p>
+      <w:r>
+        <w:t>        int index;</w:t>
+      </w:r>
+    </w:p>
+    <w:p/>
+    <w:p>
+      <w:r>
+        <w:t xml:space="preserve">        public </w:t>
+      </w:r>
+      <w:proofErr w:type="spellStart"/>
+      <w:r>
+        <w:t>boolean</w:t>
+      </w:r>
+      <w:proofErr w:type="spellEnd"/>
+      <w:r>
+        <w:t xml:space="preserve"> </w:t>
+      </w:r>
+      <w:proofErr w:type="spellStart"/>
+      <w:r>
+        <w:t>hasNext</w:t>
+      </w:r>
+      <w:proofErr w:type="spellEnd"/>
+      <w:r>
+        <w:t>() {</w:t>
+      </w:r>
+    </w:p>
+    <w:p>
+      <w:r>
+        <w:t xml:space="preserve">            return index &lt; </w:t>
+      </w:r>
+      <w:proofErr w:type="spellStart"/>
+      <w:r>
+        <w:t>names.length</w:t>
+      </w:r>
+      <w:proofErr w:type="spellEnd"/>
+      <w:r>
+        <w:t>;</w:t>
+      </w:r>
+    </w:p>
+    <w:p>
+      <w:r>
+        <w:t>        }</w:t>
+      </w:r>
+    </w:p>
+    <w:p/>
+    <w:p>
+      <w:r>
+        <w:t>        public Object next() {</w:t>
+      </w:r>
+    </w:p>
+    <w:p>
+      <w:r>
+        <w:t>            if (</w:t>
+      </w:r>
+      <w:proofErr w:type="spellStart"/>
+      <w:r>
+        <w:t>this.hasNext</w:t>
+      </w:r>
+      <w:proofErr w:type="spellEnd"/>
+      <w:r>
+        <w:t>()) {</w:t>
+      </w:r>
+    </w:p>
+    <w:p>
+      <w:r>
+        <w:t>                return names[index++];</w:t>
+      </w:r>
+    </w:p>
+    <w:p>
+      <w:r>
+        <w:t>            }</w:t>
+      </w:r>
+    </w:p>
+    <w:p>
+      <w:r>
+        <w:t>            return null;</w:t>
+      </w:r>
+    </w:p>
+    <w:p>
+      <w:r>
+        <w:t>        }</w:t>
+      </w:r>
+    </w:p>
+    <w:p>
+      <w:r>
+        <w:t>    }</w:t>
+      </w:r>
+    </w:p>
+    <w:p>
+      <w:r>
+        <w:t>}</w:t>
+      </w:r>
+    </w:p>
+    <w:p/>
+    <w:p>
+      <w:r>
+        <w:t>// Client</w:t>
+      </w:r>
+    </w:p>
+    <w:p>
+      <w:r>
+        <w:lastRenderedPageBreak/>
+        <w:t xml:space="preserve">public class </w:t>
+      </w:r>
+      <w:proofErr w:type="spellStart"/>
+      <w:r>
+        <w:t>IteratorPatternDemo</w:t>
+      </w:r>
+      <w:proofErr w:type="spellEnd"/>
+      <w:r>
+        <w:t xml:space="preserve"> {</w:t>
+      </w:r>
+    </w:p>
+    <w:p>
+      <w:r>
+        <w:t xml:space="preserve">    public static void main(String[] </w:t>
+      </w:r>
+      <w:proofErr w:type="spellStart"/>
+      <w:r>
+        <w:t>args</w:t>
+      </w:r>
+      <w:proofErr w:type="spellEnd"/>
+      <w:r>
+        <w:t>) {</w:t>
+      </w:r>
+    </w:p>
+    <w:p>
+      <w:r>
+        <w:t xml:space="preserve">        </w:t>
+      </w:r>
+      <w:proofErr w:type="spellStart"/>
+      <w:r>
+        <w:t>NameRepository</w:t>
+      </w:r>
+      <w:proofErr w:type="spellEnd"/>
+      <w:r>
+        <w:t xml:space="preserve"> repo = new </w:t>
+      </w:r>
+      <w:proofErr w:type="spellStart"/>
+      <w:r>
+        <w:t>NameRepository</w:t>
+      </w:r>
+      <w:proofErr w:type="spellEnd"/>
+      <w:r>
+        <w:t>();</w:t>
+      </w:r>
+    </w:p>
+    <w:p/>
+    <w:p>
+      <w:r>
+        <w:t xml:space="preserve">        Iterator it = </w:t>
+      </w:r>
+      <w:proofErr w:type="spellStart"/>
+      <w:r>
+        <w:t>repo.getIterator</w:t>
+      </w:r>
+      <w:proofErr w:type="spellEnd"/>
+      <w:r>
+        <w:t>();</w:t>
+      </w:r>
+    </w:p>
+    <w:p/>
+    <w:p>
+      <w:r>
+        <w:t>        while (</w:t>
+      </w:r>
+      <w:proofErr w:type="spellStart"/>
+      <w:r>
         <w:t>it.hasNext</w:t>
       </w:r>
       <w:proofErr w:type="spellEnd"/>
@@ -8315,6 +10712,9 @@
       </w:r>
     </w:p>
     <w:p>
+      <w:r>
+        <w:t xml:space="preserve">            </w:t>
+      </w:r>
       <w:proofErr w:type="spellStart"/>
       <w:r>
         <w:t>System.out.println</w:t>
@@ -8334,19 +10734,94 @@
     </w:p>
     <w:p>
       <w:r>
+        <w:t>        }</w:t>
+      </w:r>
+    </w:p>
+    <w:p>
+      <w:r>
+        <w:t>    }</w:t>
+      </w:r>
+    </w:p>
+    <w:p>
+      <w:r>
         <w:t>}</w:t>
       </w:r>
     </w:p>
     <w:p>
-      <w:r>
-        <w:t>``</w:t>
-      </w:r>
-    </w:p>
-    <w:p>
-      <w:r>
-        <w:t>Show more lines</w:t>
-      </w:r>
-    </w:p>
+      <w:pPr>
+        <w:rPr>
+          <w:b/>
+          <w:bCs/>
+        </w:rPr>
+      </w:pPr>
+      <w:r>
+        <w:rPr>
+          <w:rFonts w:ascii="Segoe UI Emoji" w:hAnsi="Segoe UI Emoji" w:cs="Segoe UI Emoji"/>
+          <w:b/>
+          <w:bCs/>
+        </w:rPr>
+        <w:t>🔹</w:t>
+      </w:r>
+      <w:r>
+        <w:rPr>
+          <w:b/>
+          <w:bCs/>
+        </w:rPr>
+        <w:t xml:space="preserve"> Real-World Analogy</w:t>
+      </w:r>
+    </w:p>
+    <w:p>
+      <w:r>
+        <w:rPr>
+          <w:rFonts w:ascii="Segoe UI Emoji" w:hAnsi="Segoe UI Emoji" w:cs="Segoe UI Emoji"/>
+        </w:rPr>
+        <w:t>📚</w:t>
+      </w:r>
+      <w:r>
+        <w:t xml:space="preserve"> </w:t>
+      </w:r>
+      <w:r>
+        <w:rPr>
+          <w:b/>
+          <w:bCs/>
+        </w:rPr>
+        <w:t>Bookshelf Example</w:t>
+      </w:r>
+    </w:p>
+    <w:p>
+      <w:pPr>
+        <w:numPr>
+          <w:ilvl w:val="0"/>
+          <w:numId w:val="64"/>
+        </w:numPr>
+      </w:pPr>
+      <w:r>
+        <w:t>Bookshelf = Collection</w:t>
+      </w:r>
+    </w:p>
+    <w:p>
+      <w:pPr>
+        <w:numPr>
+          <w:ilvl w:val="0"/>
+          <w:numId w:val="64"/>
+        </w:numPr>
+      </w:pPr>
+      <w:r>
+        <w:t>Iterator = Bookmark / finger tracking position</w:t>
+      </w:r>
+    </w:p>
+    <w:p>
+      <w:pPr>
+        <w:numPr>
+          <w:ilvl w:val="0"/>
+          <w:numId w:val="64"/>
+        </w:numPr>
+      </w:pPr>
+      <w:r>
+        <w:t>You don’t need to know how books are arranged internally—you just move next.</w:t>
+      </w:r>
+    </w:p>
+    <w:p/>
     <w:p>
       <w:pPr>
         <w:rPr>
@@ -8456,6 +10931,7 @@
           <w:b/>
           <w:bCs/>
         </w:rPr>
+        <w:lastRenderedPageBreak/>
         <w:t>✅</w:t>
       </w:r>
       <w:r>
@@ -8491,7 +10967,7 @@
     <w:p>
       <w:r>
         <w:pict w14:anchorId="0A6CEBEB">
-          <v:rect id="_x0000_i1655" style="width:0;height:1.5pt" o:hralign="center" o:hrstd="t" o:hr="t" fillcolor="#a0a0a0" stroked="f"/>
+          <v:rect id="_x0000_i1057" style="width:0;height:1.5pt" o:hralign="center" o:hrstd="t" o:hr="t" fillcolor="#a0a0a0" stroked="f"/>
         </w:pict>
       </w:r>
     </w:p>
@@ -8603,7 +11079,6 @@
     <w:p>
       <w:proofErr w:type="spellStart"/>
       <w:r>
-        <w:lastRenderedPageBreak/>
         <w:t>System.out.println</w:t>
       </w:r>
       <w:proofErr w:type="spellEnd"/>
@@ -8703,6 +11178,7 @@
           <w:b/>
           <w:bCs/>
         </w:rPr>
+        <w:lastRenderedPageBreak/>
         <w:t>✅</w:t>
       </w:r>
       <w:r>
@@ -8828,7 +11304,7 @@
     <w:p>
       <w:r>
         <w:pict w14:anchorId="0FA34ECC">
-          <v:rect id="_x0000_i1656" style="width:0;height:1.5pt" o:hralign="center" o:hrstd="t" o:hr="t" fillcolor="#a0a0a0" stroked="f"/>
+          <v:rect id="_x0000_i1058" style="width:0;height:1.5pt" o:hralign="center" o:hrstd="t" o:hr="t" fillcolor="#a0a0a0" stroked="f"/>
         </w:pict>
       </w:r>
     </w:p>
@@ -8868,7 +11344,6 @@
           <w:b/>
           <w:bCs/>
         </w:rPr>
-        <w:lastRenderedPageBreak/>
         <w:t>✅</w:t>
       </w:r>
       <w:r>
@@ -9170,7 +11645,7 @@
     <w:p>
       <w:r>
         <w:pict w14:anchorId="071292F9">
-          <v:rect id="_x0000_i1657" style="width:0;height:1.5pt" o:hralign="center" o:hrstd="t" o:hr="t" fillcolor="#a0a0a0" stroked="f"/>
+          <v:rect id="_x0000_i1059" style="width:0;height:1.5pt" o:hralign="center" o:hrstd="t" o:hr="t" fillcolor="#a0a0a0" stroked="f"/>
         </w:pict>
       </w:r>
     </w:p>
@@ -9238,6 +11713,7 @@
           <w:b/>
           <w:bCs/>
         </w:rPr>
+        <w:lastRenderedPageBreak/>
         <w:t>✅</w:t>
       </w:r>
       <w:r>
@@ -9330,7 +11806,6 @@
     </w:p>
     <w:p>
       <w:r>
-        <w:lastRenderedPageBreak/>
         <w:t>}</w:t>
       </w:r>
     </w:p>
@@ -9492,13 +11967,14 @@
         </w:numPr>
       </w:pPr>
       <w:r>
+        <w:lastRenderedPageBreak/>
         <w:t>Use event queues</w:t>
       </w:r>
     </w:p>
     <w:p>
       <w:r>
         <w:pict w14:anchorId="6E9D0A09">
-          <v:rect id="_x0000_i1658" style="width:0;height:1.5pt" o:hralign="center" o:hrstd="t" o:hr="t" fillcolor="#a0a0a0" stroked="f"/>
+          <v:rect id="_x0000_i1060" style="width:0;height:1.5pt" o:hralign="center" o:hrstd="t" o:hr="t" fillcolor="#a0a0a0" stroked="f"/>
         </w:pict>
       </w:r>
     </w:p>
@@ -9612,7 +12088,6 @@
     </w:p>
     <w:p>
       <w:r>
-        <w:lastRenderedPageBreak/>
         <w:t xml:space="preserve">public void handle() { </w:t>
       </w:r>
       <w:proofErr w:type="spellStart"/>
@@ -9787,8 +12262,9 @@
     </w:p>
     <w:p>
       <w:r>
+        <w:lastRenderedPageBreak/>
         <w:pict w14:anchorId="1996E239">
-          <v:rect id="_x0000_i1659" style="width:0;height:1.5pt" o:hralign="center" o:hrstd="t" o:hr="t" fillcolor="#a0a0a0" stroked="f"/>
+          <v:rect id="_x0000_i1061" style="width:0;height:1.5pt" o:hralign="center" o:hrstd="t" o:hr="t" fillcolor="#a0a0a0" stroked="f"/>
         </w:pict>
       </w:r>
     </w:p>
@@ -9899,7 +12375,6 @@
     </w:p>
     <w:p>
       <w:r>
-        <w:lastRenderedPageBreak/>
         <w:t>}</w:t>
       </w:r>
     </w:p>
@@ -10038,7 +12513,7 @@
     <w:p>
       <w:r>
         <w:pict w14:anchorId="4C716E5C">
-          <v:rect id="_x0000_i1660" style="width:0;height:1.5pt" o:hralign="center" o:hrstd="t" o:hr="t" fillcolor="#a0a0a0" stroked="f"/>
+          <v:rect id="_x0000_i1062" style="width:0;height:1.5pt" o:hralign="center" o:hrstd="t" o:hr="t" fillcolor="#a0a0a0" stroked="f"/>
         </w:pict>
       </w:r>
     </w:p>
@@ -10055,6 +12530,7 @@
           <w:b/>
           <w:bCs/>
         </w:rPr>
+        <w:lastRenderedPageBreak/>
         <w:t>✅</w:t>
       </w:r>
       <w:r>
@@ -10154,7 +12630,6 @@
     </w:p>
     <w:p>
       <w:r>
-        <w:lastRenderedPageBreak/>
         <w:t>}</w:t>
       </w:r>
     </w:p>
@@ -10289,6 +12764,7 @@
         </w:numPr>
       </w:pPr>
       <w:r>
+        <w:lastRenderedPageBreak/>
         <w:t>Hard to change flow</w:t>
       </w:r>
     </w:p>
@@ -10340,7 +12816,7 @@
     <w:p>
       <w:r>
         <w:pict w14:anchorId="36A3AE77">
-          <v:rect id="_x0000_i1661" style="width:0;height:1.5pt" o:hralign="center" o:hrstd="t" o:hr="t" fillcolor="#a0a0a0" stroked="f"/>
+          <v:rect id="_x0000_i1063" style="width:0;height:1.5pt" o:hralign="center" o:hrstd="t" o:hr="t" fillcolor="#a0a0a0" stroked="f"/>
         </w:pict>
       </w:r>
     </w:p>
@@ -10435,274 +12911,274 @@
     </w:p>
     <w:p>
       <w:r>
+        <w:t>    void visit(Fruit fruit);</w:t>
+      </w:r>
+    </w:p>
+    <w:p>
+      <w:r>
+        <w:t>}</w:t>
+      </w:r>
+    </w:p>
+    <w:p/>
+    <w:p>
+      <w:r>
+        <w:t>// Concrete Visitor</w:t>
+      </w:r>
+    </w:p>
+    <w:p>
+      <w:r>
+        <w:t xml:space="preserve">class </w:t>
+      </w:r>
+      <w:proofErr w:type="spellStart"/>
+      <w:r>
+        <w:t>PriceCalculator</w:t>
+      </w:r>
+      <w:proofErr w:type="spellEnd"/>
+      <w:r>
+        <w:t xml:space="preserve"> implements Visitor {</w:t>
+      </w:r>
+    </w:p>
+    <w:p>
+      <w:r>
+        <w:t>    public void visit(Book book) {</w:t>
+      </w:r>
+    </w:p>
+    <w:p>
+      <w:r>
+        <w:t xml:space="preserve">        </w:t>
+      </w:r>
+      <w:proofErr w:type="spellStart"/>
+      <w:r>
+        <w:t>System.out.println</w:t>
+      </w:r>
+      <w:proofErr w:type="spellEnd"/>
+      <w:r>
+        <w:t xml:space="preserve">("Book price: " + </w:t>
+      </w:r>
+      <w:proofErr w:type="spellStart"/>
+      <w:r>
+        <w:t>book.price</w:t>
+      </w:r>
+      <w:proofErr w:type="spellEnd"/>
+      <w:r>
+        <w:t>);</w:t>
+      </w:r>
+    </w:p>
+    <w:p>
+      <w:r>
+        <w:t>    }</w:t>
+      </w:r>
+    </w:p>
+    <w:p/>
+    <w:p>
+      <w:r>
+        <w:t>    public void visit(Fruit fruit) {</w:t>
+      </w:r>
+    </w:p>
+    <w:p>
+      <w:r>
+        <w:t xml:space="preserve">        </w:t>
+      </w:r>
+      <w:proofErr w:type="spellStart"/>
+      <w:r>
+        <w:t>System.out.println</w:t>
+      </w:r>
+      <w:proofErr w:type="spellEnd"/>
+      <w:r>
+        <w:t xml:space="preserve">("Fruit price: " + </w:t>
+      </w:r>
+      <w:proofErr w:type="spellStart"/>
+      <w:r>
+        <w:t>fruit.pricePerKg</w:t>
+      </w:r>
+      <w:proofErr w:type="spellEnd"/>
+      <w:r>
+        <w:t xml:space="preserve"> * </w:t>
+      </w:r>
+      <w:proofErr w:type="spellStart"/>
+      <w:r>
+        <w:t>fruit.weight</w:t>
+      </w:r>
+      <w:proofErr w:type="spellEnd"/>
+      <w:r>
+        <w:t>);</w:t>
+      </w:r>
+    </w:p>
+    <w:p>
+      <w:r>
+        <w:t>    }</w:t>
+      </w:r>
+    </w:p>
+    <w:p>
+      <w:r>
+        <w:t>}</w:t>
+      </w:r>
+    </w:p>
+    <w:p/>
+    <w:p>
+      <w:r>
+        <w:t>// Element Interface</w:t>
+      </w:r>
+    </w:p>
+    <w:p>
+      <w:r>
+        <w:t>interface Item {</w:t>
+      </w:r>
+    </w:p>
+    <w:p>
+      <w:r>
+        <w:t>    void accept(Visitor visitor);</w:t>
+      </w:r>
+    </w:p>
+    <w:p>
+      <w:r>
+        <w:t>}</w:t>
+      </w:r>
+    </w:p>
+    <w:p/>
+    <w:p>
+      <w:r>
+        <w:t>// Concrete Elements</w:t>
+      </w:r>
+    </w:p>
+    <w:p>
+      <w:r>
+        <w:t>class Book implements Item {</w:t>
+      </w:r>
+    </w:p>
+    <w:p>
+      <w:r>
+        <w:t>    int price;</w:t>
+      </w:r>
+    </w:p>
+    <w:p/>
+    <w:p>
+      <w:r>
+        <w:t>    Book(int price) {</w:t>
+      </w:r>
+    </w:p>
+    <w:p>
+      <w:r>
+        <w:t xml:space="preserve">        </w:t>
+      </w:r>
+      <w:proofErr w:type="spellStart"/>
+      <w:r>
+        <w:t>this.price</w:t>
+      </w:r>
+      <w:proofErr w:type="spellEnd"/>
+      <w:r>
+        <w:t xml:space="preserve"> = price;</w:t>
+      </w:r>
+    </w:p>
+    <w:p>
+      <w:r>
+        <w:t>    }</w:t>
+      </w:r>
+    </w:p>
+    <w:p/>
+    <w:p>
+      <w:r>
+        <w:t>    public void accept(Visitor visitor) {</w:t>
+      </w:r>
+    </w:p>
+    <w:p>
+      <w:r>
+        <w:t xml:space="preserve">        </w:t>
+      </w:r>
+      <w:proofErr w:type="spellStart"/>
+      <w:r>
+        <w:t>visitor.visit</w:t>
+      </w:r>
+      <w:proofErr w:type="spellEnd"/>
+      <w:r>
+        <w:t>(this);</w:t>
+      </w:r>
+    </w:p>
+    <w:p>
+      <w:r>
+        <w:t>    }</w:t>
+      </w:r>
+    </w:p>
+    <w:p>
+      <w:r>
+        <w:t>}</w:t>
+      </w:r>
+    </w:p>
+    <w:p/>
+    <w:p>
+      <w:r>
+        <w:t>class Fruit implements Item {</w:t>
+      </w:r>
+    </w:p>
+    <w:p>
+      <w:r>
+        <w:t xml:space="preserve">    int </w:t>
+      </w:r>
+      <w:proofErr w:type="spellStart"/>
+      <w:r>
+        <w:t>pricePerKg</w:t>
+      </w:r>
+      <w:proofErr w:type="spellEnd"/>
+      <w:r>
+        <w:t>;</w:t>
+      </w:r>
+    </w:p>
+    <w:p>
+      <w:r>
+        <w:t>    int weight;</w:t>
+      </w:r>
+    </w:p>
+    <w:p/>
+    <w:p>
+      <w:r>
+        <w:t xml:space="preserve">    Fruit(int </w:t>
+      </w:r>
+      <w:proofErr w:type="spellStart"/>
+      <w:r>
+        <w:t>pricePerKg</w:t>
+      </w:r>
+      <w:proofErr w:type="spellEnd"/>
+      <w:r>
+        <w:t>, int weight) {</w:t>
+      </w:r>
+    </w:p>
+    <w:p>
+      <w:r>
+        <w:t xml:space="preserve">        </w:t>
+      </w:r>
+      <w:proofErr w:type="spellStart"/>
+      <w:r>
+        <w:t>this.pricePerKg</w:t>
+      </w:r>
+      <w:proofErr w:type="spellEnd"/>
+      <w:r>
+        <w:t xml:space="preserve"> = </w:t>
+      </w:r>
+      <w:proofErr w:type="spellStart"/>
+      <w:r>
+        <w:t>pricePerKg</w:t>
+      </w:r>
+      <w:proofErr w:type="spellEnd"/>
+      <w:r>
+        <w:t>;</w:t>
+      </w:r>
+    </w:p>
+    <w:p>
+      <w:r>
+        <w:t xml:space="preserve">        </w:t>
+      </w:r>
+      <w:proofErr w:type="spellStart"/>
+      <w:r>
+        <w:t>this.weight</w:t>
+      </w:r>
+      <w:proofErr w:type="spellEnd"/>
+      <w:r>
+        <w:t xml:space="preserve"> = weight;</w:t>
+      </w:r>
+    </w:p>
+    <w:p>
+      <w:r>
         <w:lastRenderedPageBreak/>
-        <w:t>    void visit(Fruit fruit);</w:t>
-      </w:r>
-    </w:p>
-    <w:p>
-      <w:r>
-        <w:t>}</w:t>
-      </w:r>
-    </w:p>
-    <w:p/>
-    <w:p>
-      <w:r>
-        <w:t>// Concrete Visitor</w:t>
-      </w:r>
-    </w:p>
-    <w:p>
-      <w:r>
-        <w:t xml:space="preserve">class </w:t>
-      </w:r>
-      <w:proofErr w:type="spellStart"/>
-      <w:r>
-        <w:t>PriceCalculator</w:t>
-      </w:r>
-      <w:proofErr w:type="spellEnd"/>
-      <w:r>
-        <w:t xml:space="preserve"> implements Visitor {</w:t>
-      </w:r>
-    </w:p>
-    <w:p>
-      <w:r>
-        <w:t>    public void visit(Book book) {</w:t>
-      </w:r>
-    </w:p>
-    <w:p>
-      <w:r>
-        <w:t xml:space="preserve">        </w:t>
-      </w:r>
-      <w:proofErr w:type="spellStart"/>
-      <w:r>
-        <w:t>System.out.println</w:t>
-      </w:r>
-      <w:proofErr w:type="spellEnd"/>
-      <w:r>
-        <w:t xml:space="preserve">("Book price: " + </w:t>
-      </w:r>
-      <w:proofErr w:type="spellStart"/>
-      <w:r>
-        <w:t>book.price</w:t>
-      </w:r>
-      <w:proofErr w:type="spellEnd"/>
-      <w:r>
-        <w:t>);</w:t>
-      </w:r>
-    </w:p>
-    <w:p>
-      <w:r>
-        <w:t>    }</w:t>
-      </w:r>
-    </w:p>
-    <w:p/>
-    <w:p>
-      <w:r>
-        <w:t>    public void visit(Fruit fruit) {</w:t>
-      </w:r>
-    </w:p>
-    <w:p>
-      <w:r>
-        <w:t xml:space="preserve">        </w:t>
-      </w:r>
-      <w:proofErr w:type="spellStart"/>
-      <w:r>
-        <w:t>System.out.println</w:t>
-      </w:r>
-      <w:proofErr w:type="spellEnd"/>
-      <w:r>
-        <w:t xml:space="preserve">("Fruit price: " + </w:t>
-      </w:r>
-      <w:proofErr w:type="spellStart"/>
-      <w:r>
-        <w:t>fruit.pricePerKg</w:t>
-      </w:r>
-      <w:proofErr w:type="spellEnd"/>
-      <w:r>
-        <w:t xml:space="preserve"> * </w:t>
-      </w:r>
-      <w:proofErr w:type="spellStart"/>
-      <w:r>
-        <w:t>fruit.weight</w:t>
-      </w:r>
-      <w:proofErr w:type="spellEnd"/>
-      <w:r>
-        <w:t>);</w:t>
-      </w:r>
-    </w:p>
-    <w:p>
-      <w:r>
-        <w:t>    }</w:t>
-      </w:r>
-    </w:p>
-    <w:p>
-      <w:r>
-        <w:t>}</w:t>
-      </w:r>
-    </w:p>
-    <w:p/>
-    <w:p>
-      <w:r>
-        <w:t>// Element Interface</w:t>
-      </w:r>
-    </w:p>
-    <w:p>
-      <w:r>
-        <w:t>interface Item {</w:t>
-      </w:r>
-    </w:p>
-    <w:p>
-      <w:r>
-        <w:t>    void accept(Visitor visitor);</w:t>
-      </w:r>
-    </w:p>
-    <w:p>
-      <w:r>
-        <w:t>}</w:t>
-      </w:r>
-    </w:p>
-    <w:p/>
-    <w:p>
-      <w:r>
-        <w:t>// Concrete Elements</w:t>
-      </w:r>
-    </w:p>
-    <w:p>
-      <w:r>
-        <w:t>class Book implements Item {</w:t>
-      </w:r>
-    </w:p>
-    <w:p>
-      <w:r>
-        <w:t>    int price;</w:t>
-      </w:r>
-    </w:p>
-    <w:p/>
-    <w:p>
-      <w:r>
-        <w:t>    Book(int price) {</w:t>
-      </w:r>
-    </w:p>
-    <w:p>
-      <w:r>
-        <w:t xml:space="preserve">        </w:t>
-      </w:r>
-      <w:proofErr w:type="spellStart"/>
-      <w:r>
-        <w:t>this.price</w:t>
-      </w:r>
-      <w:proofErr w:type="spellEnd"/>
-      <w:r>
-        <w:t xml:space="preserve"> = price;</w:t>
-      </w:r>
-    </w:p>
-    <w:p>
-      <w:r>
-        <w:t>    }</w:t>
-      </w:r>
-    </w:p>
-    <w:p/>
-    <w:p>
-      <w:r>
-        <w:t>    public void accept(Visitor visitor) {</w:t>
-      </w:r>
-    </w:p>
-    <w:p>
-      <w:r>
-        <w:t xml:space="preserve">        </w:t>
-      </w:r>
-      <w:proofErr w:type="spellStart"/>
-      <w:r>
-        <w:t>visitor.visit</w:t>
-      </w:r>
-      <w:proofErr w:type="spellEnd"/>
-      <w:r>
-        <w:t>(this);</w:t>
-      </w:r>
-    </w:p>
-    <w:p>
-      <w:r>
-        <w:t>    }</w:t>
-      </w:r>
-    </w:p>
-    <w:p>
-      <w:r>
-        <w:t>}</w:t>
-      </w:r>
-    </w:p>
-    <w:p/>
-    <w:p>
-      <w:r>
-        <w:t>class Fruit implements Item {</w:t>
-      </w:r>
-    </w:p>
-    <w:p>
-      <w:r>
-        <w:t xml:space="preserve">    int </w:t>
-      </w:r>
-      <w:proofErr w:type="spellStart"/>
-      <w:r>
-        <w:t>pricePerKg</w:t>
-      </w:r>
-      <w:proofErr w:type="spellEnd"/>
-      <w:r>
-        <w:t>;</w:t>
-      </w:r>
-    </w:p>
-    <w:p>
-      <w:r>
-        <w:t>    int weight;</w:t>
-      </w:r>
-    </w:p>
-    <w:p/>
-    <w:p>
-      <w:r>
-        <w:t xml:space="preserve">    Fruit(int </w:t>
-      </w:r>
-      <w:proofErr w:type="spellStart"/>
-      <w:r>
-        <w:t>pricePerKg</w:t>
-      </w:r>
-      <w:proofErr w:type="spellEnd"/>
-      <w:r>
-        <w:t>, int weight) {</w:t>
-      </w:r>
-    </w:p>
-    <w:p>
-      <w:r>
-        <w:t xml:space="preserve">        </w:t>
-      </w:r>
-      <w:proofErr w:type="spellStart"/>
-      <w:r>
-        <w:t>this.pricePerKg</w:t>
-      </w:r>
-      <w:proofErr w:type="spellEnd"/>
-      <w:r>
-        <w:t xml:space="preserve"> = </w:t>
-      </w:r>
-      <w:proofErr w:type="spellStart"/>
-      <w:r>
-        <w:t>pricePerKg</w:t>
-      </w:r>
-      <w:proofErr w:type="spellEnd"/>
-      <w:r>
-        <w:t>;</w:t>
-      </w:r>
-    </w:p>
-    <w:p>
-      <w:r>
-        <w:t xml:space="preserve">        </w:t>
-      </w:r>
-      <w:proofErr w:type="spellStart"/>
-      <w:r>
-        <w:t>this.weight</w:t>
-      </w:r>
-      <w:proofErr w:type="spellEnd"/>
-      <w:r>
-        <w:t xml:space="preserve"> = weight;</w:t>
-      </w:r>
-    </w:p>
-    <w:p>
-      <w:r>
         <w:t>    }</w:t>
       </w:r>
     </w:p>
@@ -10833,7 +13309,6 @@
         </w:numPr>
       </w:pPr>
       <w:r>
-        <w:lastRenderedPageBreak/>
         <w:t>Breaks encapsulation</w:t>
       </w:r>
     </w:p>
@@ -10885,7 +13360,7 @@
     <w:p>
       <w:r>
         <w:pict w14:anchorId="4068EC6A">
-          <v:rect id="_x0000_i1662" style="width:0;height:1.5pt" o:hralign="center" o:hrstd="t" o:hr="t" fillcolor="#a0a0a0" stroked="f"/>
+          <v:rect id="_x0000_i1064" style="width:0;height:1.5pt" o:hralign="center" o:hrstd="t" o:hr="t" fillcolor="#a0a0a0" stroked="f"/>
         </w:pict>
       </w:r>
     </w:p>
@@ -11173,6 +13648,7 @@
           </w:tcPr>
           <w:p>
             <w:r>
+              <w:lastRenderedPageBreak/>
               <w:t>Memento</w:t>
             </w:r>
           </w:p>
@@ -12912,6 +15388,123 @@
     </w:lvl>
   </w:abstractNum>
   <w:abstractNum w:abstractNumId="10" w15:restartNumberingAfterBreak="0">
+    <w:nsid w:val="135A2623"/>
+    <w:multiLevelType w:val="multilevel"/>
+    <w:tmpl w:val="95568F2C"/>
+    <w:lvl w:ilvl="0">
+      <w:start w:val="1"/>
+      <w:numFmt w:val="decimal"/>
+      <w:lvlText w:val="%1."/>
+      <w:lvlJc w:val="left"/>
+      <w:pPr>
+        <w:tabs>
+          <w:tab w:val="num" w:pos="720"/>
+        </w:tabs>
+        <w:ind w:left="720" w:hanging="360"/>
+      </w:pPr>
+    </w:lvl>
+    <w:lvl w:ilvl="1">
+      <w:start w:val="1"/>
+      <w:numFmt w:val="bullet"/>
+      <w:lvlText w:val="o"/>
+      <w:lvlJc w:val="left"/>
+      <w:pPr>
+        <w:tabs>
+          <w:tab w:val="num" w:pos="1440"/>
+        </w:tabs>
+        <w:ind w:left="1440" w:hanging="360"/>
+      </w:pPr>
+      <w:rPr>
+        <w:rFonts w:ascii="Courier New" w:hAnsi="Courier New" w:hint="default"/>
+        <w:sz w:val="20"/>
+      </w:rPr>
+    </w:lvl>
+    <w:lvl w:ilvl="2" w:tentative="1">
+      <w:start w:val="1"/>
+      <w:numFmt w:val="decimal"/>
+      <w:lvlText w:val="%3."/>
+      <w:lvlJc w:val="left"/>
+      <w:pPr>
+        <w:tabs>
+          <w:tab w:val="num" w:pos="2160"/>
+        </w:tabs>
+        <w:ind w:left="2160" w:hanging="360"/>
+      </w:pPr>
+    </w:lvl>
+    <w:lvl w:ilvl="3" w:tentative="1">
+      <w:start w:val="1"/>
+      <w:numFmt w:val="decimal"/>
+      <w:lvlText w:val="%4."/>
+      <w:lvlJc w:val="left"/>
+      <w:pPr>
+        <w:tabs>
+          <w:tab w:val="num" w:pos="2880"/>
+        </w:tabs>
+        <w:ind w:left="2880" w:hanging="360"/>
+      </w:pPr>
+    </w:lvl>
+    <w:lvl w:ilvl="4" w:tentative="1">
+      <w:start w:val="1"/>
+      <w:numFmt w:val="decimal"/>
+      <w:lvlText w:val="%5."/>
+      <w:lvlJc w:val="left"/>
+      <w:pPr>
+        <w:tabs>
+          <w:tab w:val="num" w:pos="3600"/>
+        </w:tabs>
+        <w:ind w:left="3600" w:hanging="360"/>
+      </w:pPr>
+    </w:lvl>
+    <w:lvl w:ilvl="5" w:tentative="1">
+      <w:start w:val="1"/>
+      <w:numFmt w:val="decimal"/>
+      <w:lvlText w:val="%6."/>
+      <w:lvlJc w:val="left"/>
+      <w:pPr>
+        <w:tabs>
+          <w:tab w:val="num" w:pos="4320"/>
+        </w:tabs>
+        <w:ind w:left="4320" w:hanging="360"/>
+      </w:pPr>
+    </w:lvl>
+    <w:lvl w:ilvl="6" w:tentative="1">
+      <w:start w:val="1"/>
+      <w:numFmt w:val="decimal"/>
+      <w:lvlText w:val="%7."/>
+      <w:lvlJc w:val="left"/>
+      <w:pPr>
+        <w:tabs>
+          <w:tab w:val="num" w:pos="5040"/>
+        </w:tabs>
+        <w:ind w:left="5040" w:hanging="360"/>
+      </w:pPr>
+    </w:lvl>
+    <w:lvl w:ilvl="7" w:tentative="1">
+      <w:start w:val="1"/>
+      <w:numFmt w:val="decimal"/>
+      <w:lvlText w:val="%8."/>
+      <w:lvlJc w:val="left"/>
+      <w:pPr>
+        <w:tabs>
+          <w:tab w:val="num" w:pos="5760"/>
+        </w:tabs>
+        <w:ind w:left="5760" w:hanging="360"/>
+      </w:pPr>
+    </w:lvl>
+    <w:lvl w:ilvl="8" w:tentative="1">
+      <w:start w:val="1"/>
+      <w:numFmt w:val="decimal"/>
+      <w:lvlText w:val="%9."/>
+      <w:lvlJc w:val="left"/>
+      <w:pPr>
+        <w:tabs>
+          <w:tab w:val="num" w:pos="6480"/>
+        </w:tabs>
+        <w:ind w:left="6480" w:hanging="360"/>
+      </w:pPr>
+    </w:lvl>
+  </w:abstractNum>
+  <w:abstractNum w:abstractNumId="11" w15:restartNumberingAfterBreak="0">
     <w:nsid w:val="139D30E9"/>
     <w:multiLevelType w:val="multilevel"/>
     <w:tmpl w:val="0F08E892"/>
@@ -13060,7 +15653,7 @@
       </w:rPr>
     </w:lvl>
   </w:abstractNum>
-  <w:abstractNum w:abstractNumId="11" w15:restartNumberingAfterBreak="0">
+  <w:abstractNum w:abstractNumId="12" w15:restartNumberingAfterBreak="0">
     <w:nsid w:val="14582FE9"/>
     <w:multiLevelType w:val="multilevel"/>
     <w:tmpl w:val="9812842C"/>
@@ -13209,7 +15802,7 @@
       </w:rPr>
     </w:lvl>
   </w:abstractNum>
-  <w:abstractNum w:abstractNumId="12" w15:restartNumberingAfterBreak="0">
+  <w:abstractNum w:abstractNumId="13" w15:restartNumberingAfterBreak="0">
     <w:nsid w:val="151F0D12"/>
     <w:multiLevelType w:val="multilevel"/>
     <w:tmpl w:val="4C34C116"/>
@@ -13358,7 +15951,7 @@
       </w:rPr>
     </w:lvl>
   </w:abstractNum>
-  <w:abstractNum w:abstractNumId="13" w15:restartNumberingAfterBreak="0">
+  <w:abstractNum w:abstractNumId="14" w15:restartNumberingAfterBreak="0">
     <w:nsid w:val="18372C01"/>
     <w:multiLevelType w:val="multilevel"/>
     <w:tmpl w:val="AB9AC0BA"/>
@@ -13507,7 +16100,7 @@
       </w:rPr>
     </w:lvl>
   </w:abstractNum>
-  <w:abstractNum w:abstractNumId="14" w15:restartNumberingAfterBreak="0">
+  <w:abstractNum w:abstractNumId="15" w15:restartNumberingAfterBreak="0">
     <w:nsid w:val="19365E2A"/>
     <w:multiLevelType w:val="multilevel"/>
     <w:tmpl w:val="6104611A"/>
@@ -13656,7 +16249,7 @@
       </w:rPr>
     </w:lvl>
   </w:abstractNum>
-  <w:abstractNum w:abstractNumId="15" w15:restartNumberingAfterBreak="0">
+  <w:abstractNum w:abstractNumId="16" w15:restartNumberingAfterBreak="0">
     <w:nsid w:val="19981C9A"/>
     <w:multiLevelType w:val="multilevel"/>
     <w:tmpl w:val="015C6C42"/>
@@ -13805,7 +16398,7 @@
       </w:rPr>
     </w:lvl>
   </w:abstractNum>
-  <w:abstractNum w:abstractNumId="16" w15:restartNumberingAfterBreak="0">
+  <w:abstractNum w:abstractNumId="17" w15:restartNumberingAfterBreak="0">
     <w:nsid w:val="19B327DF"/>
     <w:multiLevelType w:val="multilevel"/>
     <w:tmpl w:val="C1FC714A"/>
@@ -13954,7 +16547,7 @@
       </w:rPr>
     </w:lvl>
   </w:abstractNum>
-  <w:abstractNum w:abstractNumId="17" w15:restartNumberingAfterBreak="0">
+  <w:abstractNum w:abstractNumId="18" w15:restartNumberingAfterBreak="0">
     <w:nsid w:val="1A5F57A2"/>
     <w:multiLevelType w:val="multilevel"/>
     <w:tmpl w:val="5A1EC9A8"/>
@@ -14103,7 +16696,7 @@
       </w:rPr>
     </w:lvl>
   </w:abstractNum>
-  <w:abstractNum w:abstractNumId="18" w15:restartNumberingAfterBreak="0">
+  <w:abstractNum w:abstractNumId="19" w15:restartNumberingAfterBreak="0">
     <w:nsid w:val="1C0528FF"/>
     <w:multiLevelType w:val="multilevel"/>
     <w:tmpl w:val="E506D50C"/>
@@ -14252,7 +16845,7 @@
       </w:rPr>
     </w:lvl>
   </w:abstractNum>
-  <w:abstractNum w:abstractNumId="19" w15:restartNumberingAfterBreak="0">
+  <w:abstractNum w:abstractNumId="20" w15:restartNumberingAfterBreak="0">
     <w:nsid w:val="1C884036"/>
     <w:multiLevelType w:val="multilevel"/>
     <w:tmpl w:val="151E9056"/>
@@ -14401,7 +16994,7 @@
       </w:rPr>
     </w:lvl>
   </w:abstractNum>
-  <w:abstractNum w:abstractNumId="20" w15:restartNumberingAfterBreak="0">
+  <w:abstractNum w:abstractNumId="21" w15:restartNumberingAfterBreak="0">
     <w:nsid w:val="1C8A157F"/>
     <w:multiLevelType w:val="multilevel"/>
     <w:tmpl w:val="DB3E87B6"/>
@@ -14550,7 +17143,7 @@
       </w:rPr>
     </w:lvl>
   </w:abstractNum>
-  <w:abstractNum w:abstractNumId="21" w15:restartNumberingAfterBreak="0">
+  <w:abstractNum w:abstractNumId="22" w15:restartNumberingAfterBreak="0">
     <w:nsid w:val="218E7A9E"/>
     <w:multiLevelType w:val="multilevel"/>
     <w:tmpl w:val="8E561140"/>
@@ -14699,7 +17292,7 @@
       </w:rPr>
     </w:lvl>
   </w:abstractNum>
-  <w:abstractNum w:abstractNumId="22" w15:restartNumberingAfterBreak="0">
+  <w:abstractNum w:abstractNumId="23" w15:restartNumberingAfterBreak="0">
     <w:nsid w:val="283077CF"/>
     <w:multiLevelType w:val="multilevel"/>
     <w:tmpl w:val="006EEB9A"/>
@@ -14848,7 +17441,7 @@
       </w:rPr>
     </w:lvl>
   </w:abstractNum>
-  <w:abstractNum w:abstractNumId="23" w15:restartNumberingAfterBreak="0">
+  <w:abstractNum w:abstractNumId="24" w15:restartNumberingAfterBreak="0">
     <w:nsid w:val="2AB352A8"/>
     <w:multiLevelType w:val="multilevel"/>
     <w:tmpl w:val="99FE5454"/>
@@ -14997,7 +17590,7 @@
       </w:rPr>
     </w:lvl>
   </w:abstractNum>
-  <w:abstractNum w:abstractNumId="24" w15:restartNumberingAfterBreak="0">
+  <w:abstractNum w:abstractNumId="25" w15:restartNumberingAfterBreak="0">
     <w:nsid w:val="2B1F0283"/>
     <w:multiLevelType w:val="multilevel"/>
     <w:tmpl w:val="2B64030E"/>
@@ -15146,7 +17739,7 @@
       </w:rPr>
     </w:lvl>
   </w:abstractNum>
-  <w:abstractNum w:abstractNumId="25" w15:restartNumberingAfterBreak="0">
+  <w:abstractNum w:abstractNumId="26" w15:restartNumberingAfterBreak="0">
     <w:nsid w:val="2D4143C2"/>
     <w:multiLevelType w:val="multilevel"/>
     <w:tmpl w:val="66B6DC5A"/>
@@ -15295,7 +17888,7 @@
       </w:rPr>
     </w:lvl>
   </w:abstractNum>
-  <w:abstractNum w:abstractNumId="26" w15:restartNumberingAfterBreak="0">
+  <w:abstractNum w:abstractNumId="27" w15:restartNumberingAfterBreak="0">
     <w:nsid w:val="30932119"/>
     <w:multiLevelType w:val="multilevel"/>
     <w:tmpl w:val="F84626F0"/>
@@ -15444,7 +18037,7 @@
       </w:rPr>
     </w:lvl>
   </w:abstractNum>
-  <w:abstractNum w:abstractNumId="27" w15:restartNumberingAfterBreak="0">
+  <w:abstractNum w:abstractNumId="28" w15:restartNumberingAfterBreak="0">
     <w:nsid w:val="3169538A"/>
     <w:multiLevelType w:val="multilevel"/>
     <w:tmpl w:val="31E464D4"/>
@@ -15593,7 +18186,156 @@
       </w:rPr>
     </w:lvl>
   </w:abstractNum>
-  <w:abstractNum w:abstractNumId="28" w15:restartNumberingAfterBreak="0">
+  <w:abstractNum w:abstractNumId="29" w15:restartNumberingAfterBreak="0">
+    <w:nsid w:val="34B23F0F"/>
+    <w:multiLevelType w:val="multilevel"/>
+    <w:tmpl w:val="EA8CB744"/>
+    <w:lvl w:ilvl="0">
+      <w:start w:val="1"/>
+      <w:numFmt w:val="bullet"/>
+      <w:lvlText w:val=""/>
+      <w:lvlJc w:val="left"/>
+      <w:pPr>
+        <w:tabs>
+          <w:tab w:val="num" w:pos="720"/>
+        </w:tabs>
+        <w:ind w:left="720" w:hanging="360"/>
+      </w:pPr>
+      <w:rPr>
+        <w:rFonts w:ascii="Symbol" w:hAnsi="Symbol" w:hint="default"/>
+        <w:sz w:val="20"/>
+      </w:rPr>
+    </w:lvl>
+    <w:lvl w:ilvl="1" w:tentative="1">
+      <w:start w:val="1"/>
+      <w:numFmt w:val="bullet"/>
+      <w:lvlText w:val="o"/>
+      <w:lvlJc w:val="left"/>
+      <w:pPr>
+        <w:tabs>
+          <w:tab w:val="num" w:pos="1440"/>
+        </w:tabs>
+        <w:ind w:left="1440" w:hanging="360"/>
+      </w:pPr>
+      <w:rPr>
+        <w:rFonts w:ascii="Courier New" w:hAnsi="Courier New" w:hint="default"/>
+        <w:sz w:val="20"/>
+      </w:rPr>
+    </w:lvl>
+    <w:lvl w:ilvl="2" w:tentative="1">
+      <w:start w:val="1"/>
+      <w:numFmt w:val="bullet"/>
+      <w:lvlText w:val=""/>
+      <w:lvlJc w:val="left"/>
+      <w:pPr>
+        <w:tabs>
+          <w:tab w:val="num" w:pos="2160"/>
+        </w:tabs>
+        <w:ind w:left="2160" w:hanging="360"/>
+      </w:pPr>
+      <w:rPr>
+        <w:rFonts w:ascii="Wingdings" w:hAnsi="Wingdings" w:hint="default"/>
+        <w:sz w:val="20"/>
+      </w:rPr>
+    </w:lvl>
+    <w:lvl w:ilvl="3" w:tentative="1">
+      <w:start w:val="1"/>
+      <w:numFmt w:val="bullet"/>
+      <w:lvlText w:val=""/>
+      <w:lvlJc w:val="left"/>
+      <w:pPr>
+        <w:tabs>
+          <w:tab w:val="num" w:pos="2880"/>
+        </w:tabs>
+        <w:ind w:left="2880" w:hanging="360"/>
+      </w:pPr>
+      <w:rPr>
+        <w:rFonts w:ascii="Wingdings" w:hAnsi="Wingdings" w:hint="default"/>
+        <w:sz w:val="20"/>
+      </w:rPr>
+    </w:lvl>
+    <w:lvl w:ilvl="4" w:tentative="1">
+      <w:start w:val="1"/>
+      <w:numFmt w:val="bullet"/>
+      <w:lvlText w:val=""/>
+      <w:lvlJc w:val="left"/>
+      <w:pPr>
+        <w:tabs>
+          <w:tab w:val="num" w:pos="3600"/>
+        </w:tabs>
+        <w:ind w:left="3600" w:hanging="360"/>
+      </w:pPr>
+      <w:rPr>
+        <w:rFonts w:ascii="Wingdings" w:hAnsi="Wingdings" w:hint="default"/>
+        <w:sz w:val="20"/>
+      </w:rPr>
+    </w:lvl>
+    <w:lvl w:ilvl="5" w:tentative="1">
+      <w:start w:val="1"/>
+      <w:numFmt w:val="bullet"/>
+      <w:lvlText w:val=""/>
+      <w:lvlJc w:val="left"/>
+      <w:pPr>
+        <w:tabs>
+          <w:tab w:val="num" w:pos="4320"/>
+        </w:tabs>
+        <w:ind w:left="4320" w:hanging="360"/>
+      </w:pPr>
+      <w:rPr>
+        <w:rFonts w:ascii="Wingdings" w:hAnsi="Wingdings" w:hint="default"/>
+        <w:sz w:val="20"/>
+      </w:rPr>
+    </w:lvl>
+    <w:lvl w:ilvl="6" w:tentative="1">
+      <w:start w:val="1"/>
+      <w:numFmt w:val="bullet"/>
+      <w:lvlText w:val=""/>
+      <w:lvlJc w:val="left"/>
+      <w:pPr>
+        <w:tabs>
+          <w:tab w:val="num" w:pos="5040"/>
+        </w:tabs>
+        <w:ind w:left="5040" w:hanging="360"/>
+      </w:pPr>
+      <w:rPr>
+        <w:rFonts w:ascii="Wingdings" w:hAnsi="Wingdings" w:hint="default"/>
+        <w:sz w:val="20"/>
+      </w:rPr>
+    </w:lvl>
+    <w:lvl w:ilvl="7" w:tentative="1">
+      <w:start w:val="1"/>
+      <w:numFmt w:val="bullet"/>
+      <w:lvlText w:val=""/>
+      <w:lvlJc w:val="left"/>
+      <w:pPr>
+        <w:tabs>
+          <w:tab w:val="num" w:pos="5760"/>
+        </w:tabs>
+        <w:ind w:left="5760" w:hanging="360"/>
+      </w:pPr>
+      <w:rPr>
+        <w:rFonts w:ascii="Wingdings" w:hAnsi="Wingdings" w:hint="default"/>
+        <w:sz w:val="20"/>
+      </w:rPr>
+    </w:lvl>
+    <w:lvl w:ilvl="8" w:tentative="1">
+      <w:start w:val="1"/>
+      <w:numFmt w:val="bullet"/>
+      <w:lvlText w:val=""/>
+      <w:lvlJc w:val="left"/>
+      <w:pPr>
+        <w:tabs>
+          <w:tab w:val="num" w:pos="6480"/>
+        </w:tabs>
+        <w:ind w:left="6480" w:hanging="360"/>
+      </w:pPr>
+      <w:rPr>
+        <w:rFonts w:ascii="Wingdings" w:hAnsi="Wingdings" w:hint="default"/>
+        <w:sz w:val="20"/>
+      </w:rPr>
+    </w:lvl>
+  </w:abstractNum>
+  <w:abstractNum w:abstractNumId="30" w15:restartNumberingAfterBreak="0">
     <w:nsid w:val="369F2A53"/>
     <w:multiLevelType w:val="multilevel"/>
     <w:tmpl w:val="B7EEAC6C"/>
@@ -15742,7 +18484,7 @@
       </w:rPr>
     </w:lvl>
   </w:abstractNum>
-  <w:abstractNum w:abstractNumId="29" w15:restartNumberingAfterBreak="0">
+  <w:abstractNum w:abstractNumId="31" w15:restartNumberingAfterBreak="0">
     <w:nsid w:val="3B877CD3"/>
     <w:multiLevelType w:val="multilevel"/>
     <w:tmpl w:val="D8248ECC"/>
@@ -15891,7 +18633,7 @@
       </w:rPr>
     </w:lvl>
   </w:abstractNum>
-  <w:abstractNum w:abstractNumId="30" w15:restartNumberingAfterBreak="0">
+  <w:abstractNum w:abstractNumId="32" w15:restartNumberingAfterBreak="0">
     <w:nsid w:val="3BB30ABC"/>
     <w:multiLevelType w:val="multilevel"/>
     <w:tmpl w:val="0F4088A4"/>
@@ -16040,7 +18782,7 @@
       </w:rPr>
     </w:lvl>
   </w:abstractNum>
-  <w:abstractNum w:abstractNumId="31" w15:restartNumberingAfterBreak="0">
+  <w:abstractNum w:abstractNumId="33" w15:restartNumberingAfterBreak="0">
     <w:nsid w:val="3C9443F4"/>
     <w:multiLevelType w:val="multilevel"/>
     <w:tmpl w:val="4E6A9F48"/>
@@ -16189,7 +18931,7 @@
       </w:rPr>
     </w:lvl>
   </w:abstractNum>
-  <w:abstractNum w:abstractNumId="32" w15:restartNumberingAfterBreak="0">
+  <w:abstractNum w:abstractNumId="34" w15:restartNumberingAfterBreak="0">
     <w:nsid w:val="3ECF5D3B"/>
     <w:multiLevelType w:val="multilevel"/>
     <w:tmpl w:val="FAEE3998"/>
@@ -16338,7 +19080,7 @@
       </w:rPr>
     </w:lvl>
   </w:abstractNum>
-  <w:abstractNum w:abstractNumId="33" w15:restartNumberingAfterBreak="0">
+  <w:abstractNum w:abstractNumId="35" w15:restartNumberingAfterBreak="0">
     <w:nsid w:val="40CF18DB"/>
     <w:multiLevelType w:val="multilevel"/>
     <w:tmpl w:val="859EA61C"/>
@@ -16487,7 +19229,7 @@
       </w:rPr>
     </w:lvl>
   </w:abstractNum>
-  <w:abstractNum w:abstractNumId="34" w15:restartNumberingAfterBreak="0">
+  <w:abstractNum w:abstractNumId="36" w15:restartNumberingAfterBreak="0">
     <w:nsid w:val="45842C49"/>
     <w:multiLevelType w:val="multilevel"/>
     <w:tmpl w:val="72AE11EA"/>
@@ -16636,7 +19378,7 @@
       </w:rPr>
     </w:lvl>
   </w:abstractNum>
-  <w:abstractNum w:abstractNumId="35" w15:restartNumberingAfterBreak="0">
+  <w:abstractNum w:abstractNumId="37" w15:restartNumberingAfterBreak="0">
     <w:nsid w:val="4BD57E72"/>
     <w:multiLevelType w:val="multilevel"/>
     <w:tmpl w:val="74BE1A78"/>
@@ -16785,7 +19527,7 @@
       </w:rPr>
     </w:lvl>
   </w:abstractNum>
-  <w:abstractNum w:abstractNumId="36" w15:restartNumberingAfterBreak="0">
+  <w:abstractNum w:abstractNumId="38" w15:restartNumberingAfterBreak="0">
     <w:nsid w:val="4EB960F1"/>
     <w:multiLevelType w:val="multilevel"/>
     <w:tmpl w:val="ADBA4CE4"/>
@@ -16934,7 +19676,7 @@
       </w:rPr>
     </w:lvl>
   </w:abstractNum>
-  <w:abstractNum w:abstractNumId="37" w15:restartNumberingAfterBreak="0">
+  <w:abstractNum w:abstractNumId="39" w15:restartNumberingAfterBreak="0">
     <w:nsid w:val="4ED5197E"/>
     <w:multiLevelType w:val="multilevel"/>
     <w:tmpl w:val="67046E9A"/>
@@ -17083,7 +19825,7 @@
       </w:rPr>
     </w:lvl>
   </w:abstractNum>
-  <w:abstractNum w:abstractNumId="38" w15:restartNumberingAfterBreak="0">
+  <w:abstractNum w:abstractNumId="40" w15:restartNumberingAfterBreak="0">
     <w:nsid w:val="4F2C0072"/>
     <w:multiLevelType w:val="multilevel"/>
     <w:tmpl w:val="7570EECC"/>
@@ -17232,7 +19974,7 @@
       </w:rPr>
     </w:lvl>
   </w:abstractNum>
-  <w:abstractNum w:abstractNumId="39" w15:restartNumberingAfterBreak="0">
+  <w:abstractNum w:abstractNumId="41" w15:restartNumberingAfterBreak="0">
     <w:nsid w:val="50481F59"/>
     <w:multiLevelType w:val="multilevel"/>
     <w:tmpl w:val="9D7E51EA"/>
@@ -17381,7 +20123,7 @@
       </w:rPr>
     </w:lvl>
   </w:abstractNum>
-  <w:abstractNum w:abstractNumId="40" w15:restartNumberingAfterBreak="0">
+  <w:abstractNum w:abstractNumId="42" w15:restartNumberingAfterBreak="0">
     <w:nsid w:val="51347F90"/>
     <w:multiLevelType w:val="multilevel"/>
     <w:tmpl w:val="F8928722"/>
@@ -17530,7 +20272,7 @@
       </w:rPr>
     </w:lvl>
   </w:abstractNum>
-  <w:abstractNum w:abstractNumId="41" w15:restartNumberingAfterBreak="0">
+  <w:abstractNum w:abstractNumId="43" w15:restartNumberingAfterBreak="0">
     <w:nsid w:val="51A8739C"/>
     <w:multiLevelType w:val="multilevel"/>
     <w:tmpl w:val="07B63B08"/>
@@ -17679,7 +20421,7 @@
       </w:rPr>
     </w:lvl>
   </w:abstractNum>
-  <w:abstractNum w:abstractNumId="42" w15:restartNumberingAfterBreak="0">
+  <w:abstractNum w:abstractNumId="44" w15:restartNumberingAfterBreak="0">
     <w:nsid w:val="57354C0D"/>
     <w:multiLevelType w:val="multilevel"/>
     <w:tmpl w:val="9B405AA2"/>
@@ -17828,7 +20570,7 @@
       </w:rPr>
     </w:lvl>
   </w:abstractNum>
-  <w:abstractNum w:abstractNumId="43" w15:restartNumberingAfterBreak="0">
+  <w:abstractNum w:abstractNumId="45" w15:restartNumberingAfterBreak="0">
     <w:nsid w:val="58242A1C"/>
     <w:multiLevelType w:val="multilevel"/>
     <w:tmpl w:val="669E51B6"/>
@@ -17977,7 +20719,7 @@
       </w:rPr>
     </w:lvl>
   </w:abstractNum>
-  <w:abstractNum w:abstractNumId="44" w15:restartNumberingAfterBreak="0">
+  <w:abstractNum w:abstractNumId="46" w15:restartNumberingAfterBreak="0">
     <w:nsid w:val="5B2F6778"/>
     <w:multiLevelType w:val="multilevel"/>
     <w:tmpl w:val="4E58EF9A"/>
@@ -18126,7 +20868,305 @@
       </w:rPr>
     </w:lvl>
   </w:abstractNum>
-  <w:abstractNum w:abstractNumId="45" w15:restartNumberingAfterBreak="0">
+  <w:abstractNum w:abstractNumId="47" w15:restartNumberingAfterBreak="0">
+    <w:nsid w:val="5D0B3FB8"/>
+    <w:multiLevelType w:val="multilevel"/>
+    <w:tmpl w:val="8F2022F4"/>
+    <w:lvl w:ilvl="0">
+      <w:start w:val="1"/>
+      <w:numFmt w:val="bullet"/>
+      <w:lvlText w:val=""/>
+      <w:lvlJc w:val="left"/>
+      <w:pPr>
+        <w:tabs>
+          <w:tab w:val="num" w:pos="720"/>
+        </w:tabs>
+        <w:ind w:left="720" w:hanging="360"/>
+      </w:pPr>
+      <w:rPr>
+        <w:rFonts w:ascii="Symbol" w:hAnsi="Symbol" w:hint="default"/>
+        <w:sz w:val="20"/>
+      </w:rPr>
+    </w:lvl>
+    <w:lvl w:ilvl="1" w:tentative="1">
+      <w:start w:val="1"/>
+      <w:numFmt w:val="bullet"/>
+      <w:lvlText w:val="o"/>
+      <w:lvlJc w:val="left"/>
+      <w:pPr>
+        <w:tabs>
+          <w:tab w:val="num" w:pos="1440"/>
+        </w:tabs>
+        <w:ind w:left="1440" w:hanging="360"/>
+      </w:pPr>
+      <w:rPr>
+        <w:rFonts w:ascii="Courier New" w:hAnsi="Courier New" w:hint="default"/>
+        <w:sz w:val="20"/>
+      </w:rPr>
+    </w:lvl>
+    <w:lvl w:ilvl="2" w:tentative="1">
+      <w:start w:val="1"/>
+      <w:numFmt w:val="bullet"/>
+      <w:lvlText w:val=""/>
+      <w:lvlJc w:val="left"/>
+      <w:pPr>
+        <w:tabs>
+          <w:tab w:val="num" w:pos="2160"/>
+        </w:tabs>
+        <w:ind w:left="2160" w:hanging="360"/>
+      </w:pPr>
+      <w:rPr>
+        <w:rFonts w:ascii="Wingdings" w:hAnsi="Wingdings" w:hint="default"/>
+        <w:sz w:val="20"/>
+      </w:rPr>
+    </w:lvl>
+    <w:lvl w:ilvl="3" w:tentative="1">
+      <w:start w:val="1"/>
+      <w:numFmt w:val="bullet"/>
+      <w:lvlText w:val=""/>
+      <w:lvlJc w:val="left"/>
+      <w:pPr>
+        <w:tabs>
+          <w:tab w:val="num" w:pos="2880"/>
+        </w:tabs>
+        <w:ind w:left="2880" w:hanging="360"/>
+      </w:pPr>
+      <w:rPr>
+        <w:rFonts w:ascii="Wingdings" w:hAnsi="Wingdings" w:hint="default"/>
+        <w:sz w:val="20"/>
+      </w:rPr>
+    </w:lvl>
+    <w:lvl w:ilvl="4" w:tentative="1">
+      <w:start w:val="1"/>
+      <w:numFmt w:val="bullet"/>
+      <w:lvlText w:val=""/>
+      <w:lvlJc w:val="left"/>
+      <w:pPr>
+        <w:tabs>
+          <w:tab w:val="num" w:pos="3600"/>
+        </w:tabs>
+        <w:ind w:left="3600" w:hanging="360"/>
+      </w:pPr>
+      <w:rPr>
+        <w:rFonts w:ascii="Wingdings" w:hAnsi="Wingdings" w:hint="default"/>
+        <w:sz w:val="20"/>
+      </w:rPr>
+    </w:lvl>
+    <w:lvl w:ilvl="5" w:tentative="1">
+      <w:start w:val="1"/>
+      <w:numFmt w:val="bullet"/>
+      <w:lvlText w:val=""/>
+      <w:lvlJc w:val="left"/>
+      <w:pPr>
+        <w:tabs>
+          <w:tab w:val="num" w:pos="4320"/>
+        </w:tabs>
+        <w:ind w:left="4320" w:hanging="360"/>
+      </w:pPr>
+      <w:rPr>
+        <w:rFonts w:ascii="Wingdings" w:hAnsi="Wingdings" w:hint="default"/>
+        <w:sz w:val="20"/>
+      </w:rPr>
+    </w:lvl>
+    <w:lvl w:ilvl="6" w:tentative="1">
+      <w:start w:val="1"/>
+      <w:numFmt w:val="bullet"/>
+      <w:lvlText w:val=""/>
+      <w:lvlJc w:val="left"/>
+      <w:pPr>
+        <w:tabs>
+          <w:tab w:val="num" w:pos="5040"/>
+        </w:tabs>
+        <w:ind w:left="5040" w:hanging="360"/>
+      </w:pPr>
+      <w:rPr>
+        <w:rFonts w:ascii="Wingdings" w:hAnsi="Wingdings" w:hint="default"/>
+        <w:sz w:val="20"/>
+      </w:rPr>
+    </w:lvl>
+    <w:lvl w:ilvl="7" w:tentative="1">
+      <w:start w:val="1"/>
+      <w:numFmt w:val="bullet"/>
+      <w:lvlText w:val=""/>
+      <w:lvlJc w:val="left"/>
+      <w:pPr>
+        <w:tabs>
+          <w:tab w:val="num" w:pos="5760"/>
+        </w:tabs>
+        <w:ind w:left="5760" w:hanging="360"/>
+      </w:pPr>
+      <w:rPr>
+        <w:rFonts w:ascii="Wingdings" w:hAnsi="Wingdings" w:hint="default"/>
+        <w:sz w:val="20"/>
+      </w:rPr>
+    </w:lvl>
+    <w:lvl w:ilvl="8" w:tentative="1">
+      <w:start w:val="1"/>
+      <w:numFmt w:val="bullet"/>
+      <w:lvlText w:val=""/>
+      <w:lvlJc w:val="left"/>
+      <w:pPr>
+        <w:tabs>
+          <w:tab w:val="num" w:pos="6480"/>
+        </w:tabs>
+        <w:ind w:left="6480" w:hanging="360"/>
+      </w:pPr>
+      <w:rPr>
+        <w:rFonts w:ascii="Wingdings" w:hAnsi="Wingdings" w:hint="default"/>
+        <w:sz w:val="20"/>
+      </w:rPr>
+    </w:lvl>
+  </w:abstractNum>
+  <w:abstractNum w:abstractNumId="48" w15:restartNumberingAfterBreak="0">
+    <w:nsid w:val="5E0C40EE"/>
+    <w:multiLevelType w:val="multilevel"/>
+    <w:tmpl w:val="4606EAD0"/>
+    <w:lvl w:ilvl="0">
+      <w:start w:val="1"/>
+      <w:numFmt w:val="bullet"/>
+      <w:lvlText w:val=""/>
+      <w:lvlJc w:val="left"/>
+      <w:pPr>
+        <w:tabs>
+          <w:tab w:val="num" w:pos="720"/>
+        </w:tabs>
+        <w:ind w:left="720" w:hanging="360"/>
+      </w:pPr>
+      <w:rPr>
+        <w:rFonts w:ascii="Symbol" w:hAnsi="Symbol" w:hint="default"/>
+        <w:sz w:val="20"/>
+      </w:rPr>
+    </w:lvl>
+    <w:lvl w:ilvl="1" w:tentative="1">
+      <w:start w:val="1"/>
+      <w:numFmt w:val="bullet"/>
+      <w:lvlText w:val="o"/>
+      <w:lvlJc w:val="left"/>
+      <w:pPr>
+        <w:tabs>
+          <w:tab w:val="num" w:pos="1440"/>
+        </w:tabs>
+        <w:ind w:left="1440" w:hanging="360"/>
+      </w:pPr>
+      <w:rPr>
+        <w:rFonts w:ascii="Courier New" w:hAnsi="Courier New" w:hint="default"/>
+        <w:sz w:val="20"/>
+      </w:rPr>
+    </w:lvl>
+    <w:lvl w:ilvl="2" w:tentative="1">
+      <w:start w:val="1"/>
+      <w:numFmt w:val="bullet"/>
+      <w:lvlText w:val=""/>
+      <w:lvlJc w:val="left"/>
+      <w:pPr>
+        <w:tabs>
+          <w:tab w:val="num" w:pos="2160"/>
+        </w:tabs>
+        <w:ind w:left="2160" w:hanging="360"/>
+      </w:pPr>
+      <w:rPr>
+        <w:rFonts w:ascii="Wingdings" w:hAnsi="Wingdings" w:hint="default"/>
+        <w:sz w:val="20"/>
+      </w:rPr>
+    </w:lvl>
+    <w:lvl w:ilvl="3" w:tentative="1">
+      <w:start w:val="1"/>
+      <w:numFmt w:val="bullet"/>
+      <w:lvlText w:val=""/>
+      <w:lvlJc w:val="left"/>
+      <w:pPr>
+        <w:tabs>
+          <w:tab w:val="num" w:pos="2880"/>
+        </w:tabs>
+        <w:ind w:left="2880" w:hanging="360"/>
+      </w:pPr>
+      <w:rPr>
+        <w:rFonts w:ascii="Wingdings" w:hAnsi="Wingdings" w:hint="default"/>
+        <w:sz w:val="20"/>
+      </w:rPr>
+    </w:lvl>
+    <w:lvl w:ilvl="4" w:tentative="1">
+      <w:start w:val="1"/>
+      <w:numFmt w:val="bullet"/>
+      <w:lvlText w:val=""/>
+      <w:lvlJc w:val="left"/>
+      <w:pPr>
+        <w:tabs>
+          <w:tab w:val="num" w:pos="3600"/>
+        </w:tabs>
+        <w:ind w:left="3600" w:hanging="360"/>
+      </w:pPr>
+      <w:rPr>
+        <w:rFonts w:ascii="Wingdings" w:hAnsi="Wingdings" w:hint="default"/>
+        <w:sz w:val="20"/>
+      </w:rPr>
+    </w:lvl>
+    <w:lvl w:ilvl="5" w:tentative="1">
+      <w:start w:val="1"/>
+      <w:numFmt w:val="bullet"/>
+      <w:lvlText w:val=""/>
+      <w:lvlJc w:val="left"/>
+      <w:pPr>
+        <w:tabs>
+          <w:tab w:val="num" w:pos="4320"/>
+        </w:tabs>
+        <w:ind w:left="4320" w:hanging="360"/>
+      </w:pPr>
+      <w:rPr>
+        <w:rFonts w:ascii="Wingdings" w:hAnsi="Wingdings" w:hint="default"/>
+        <w:sz w:val="20"/>
+      </w:rPr>
+    </w:lvl>
+    <w:lvl w:ilvl="6" w:tentative="1">
+      <w:start w:val="1"/>
+      <w:numFmt w:val="bullet"/>
+      <w:lvlText w:val=""/>
+      <w:lvlJc w:val="left"/>
+      <w:pPr>
+        <w:tabs>
+          <w:tab w:val="num" w:pos="5040"/>
+        </w:tabs>
+        <w:ind w:left="5040" w:hanging="360"/>
+      </w:pPr>
+      <w:rPr>
+        <w:rFonts w:ascii="Wingdings" w:hAnsi="Wingdings" w:hint="default"/>
+        <w:sz w:val="20"/>
+      </w:rPr>
+    </w:lvl>
+    <w:lvl w:ilvl="7" w:tentative="1">
+      <w:start w:val="1"/>
+      <w:numFmt w:val="bullet"/>
+      <w:lvlText w:val=""/>
+      <w:lvlJc w:val="left"/>
+      <w:pPr>
+        <w:tabs>
+          <w:tab w:val="num" w:pos="5760"/>
+        </w:tabs>
+        <w:ind w:left="5760" w:hanging="360"/>
+      </w:pPr>
+      <w:rPr>
+        <w:rFonts w:ascii="Wingdings" w:hAnsi="Wingdings" w:hint="default"/>
+        <w:sz w:val="20"/>
+      </w:rPr>
+    </w:lvl>
+    <w:lvl w:ilvl="8" w:tentative="1">
+      <w:start w:val="1"/>
+      <w:numFmt w:val="bullet"/>
+      <w:lvlText w:val=""/>
+      <w:lvlJc w:val="left"/>
+      <w:pPr>
+        <w:tabs>
+          <w:tab w:val="num" w:pos="6480"/>
+        </w:tabs>
+        <w:ind w:left="6480" w:hanging="360"/>
+      </w:pPr>
+      <w:rPr>
+        <w:rFonts w:ascii="Wingdings" w:hAnsi="Wingdings" w:hint="default"/>
+        <w:sz w:val="20"/>
+      </w:rPr>
+    </w:lvl>
+  </w:abstractNum>
+  <w:abstractNum w:abstractNumId="49" w15:restartNumberingAfterBreak="0">
     <w:nsid w:val="5E856A83"/>
     <w:multiLevelType w:val="multilevel"/>
     <w:tmpl w:val="E4EE09CE"/>
@@ -18275,7 +21315,7 @@
       </w:rPr>
     </w:lvl>
   </w:abstractNum>
-  <w:abstractNum w:abstractNumId="46" w15:restartNumberingAfterBreak="0">
+  <w:abstractNum w:abstractNumId="50" w15:restartNumberingAfterBreak="0">
     <w:nsid w:val="5FB273C1"/>
     <w:multiLevelType w:val="multilevel"/>
     <w:tmpl w:val="08B0AD7A"/>
@@ -18424,7 +21464,7 @@
       </w:rPr>
     </w:lvl>
   </w:abstractNum>
-  <w:abstractNum w:abstractNumId="47" w15:restartNumberingAfterBreak="0">
+  <w:abstractNum w:abstractNumId="51" w15:restartNumberingAfterBreak="0">
     <w:nsid w:val="61874E13"/>
     <w:multiLevelType w:val="multilevel"/>
     <w:tmpl w:val="05DAC530"/>
@@ -18573,7 +21613,7 @@
       </w:rPr>
     </w:lvl>
   </w:abstractNum>
-  <w:abstractNum w:abstractNumId="48" w15:restartNumberingAfterBreak="0">
+  <w:abstractNum w:abstractNumId="52" w15:restartNumberingAfterBreak="0">
     <w:nsid w:val="65B51626"/>
     <w:multiLevelType w:val="multilevel"/>
     <w:tmpl w:val="B60A1E40"/>
@@ -18722,7 +21762,7 @@
       </w:rPr>
     </w:lvl>
   </w:abstractNum>
-  <w:abstractNum w:abstractNumId="49" w15:restartNumberingAfterBreak="0">
+  <w:abstractNum w:abstractNumId="53" w15:restartNumberingAfterBreak="0">
     <w:nsid w:val="666E46BA"/>
     <w:multiLevelType w:val="multilevel"/>
     <w:tmpl w:val="4216A31E"/>
@@ -18871,7 +21911,7 @@
       </w:rPr>
     </w:lvl>
   </w:abstractNum>
-  <w:abstractNum w:abstractNumId="50" w15:restartNumberingAfterBreak="0">
+  <w:abstractNum w:abstractNumId="54" w15:restartNumberingAfterBreak="0">
     <w:nsid w:val="67172EC7"/>
     <w:multiLevelType w:val="multilevel"/>
     <w:tmpl w:val="73FC1446"/>
@@ -19020,7 +22060,7 @@
       </w:rPr>
     </w:lvl>
   </w:abstractNum>
-  <w:abstractNum w:abstractNumId="51" w15:restartNumberingAfterBreak="0">
+  <w:abstractNum w:abstractNumId="55" w15:restartNumberingAfterBreak="0">
     <w:nsid w:val="69CF72C0"/>
     <w:multiLevelType w:val="multilevel"/>
     <w:tmpl w:val="DB2E1F20"/>
@@ -19169,7 +22209,7 @@
       </w:rPr>
     </w:lvl>
   </w:abstractNum>
-  <w:abstractNum w:abstractNumId="52" w15:restartNumberingAfterBreak="0">
+  <w:abstractNum w:abstractNumId="56" w15:restartNumberingAfterBreak="0">
     <w:nsid w:val="6E4B7E15"/>
     <w:multiLevelType w:val="multilevel"/>
     <w:tmpl w:val="837800B6"/>
@@ -19318,7 +22358,7 @@
       </w:rPr>
     </w:lvl>
   </w:abstractNum>
-  <w:abstractNum w:abstractNumId="53" w15:restartNumberingAfterBreak="0">
+  <w:abstractNum w:abstractNumId="57" w15:restartNumberingAfterBreak="0">
     <w:nsid w:val="6EF27B7F"/>
     <w:multiLevelType w:val="multilevel"/>
     <w:tmpl w:val="F4F60A84"/>
@@ -19467,7 +22507,7 @@
       </w:rPr>
     </w:lvl>
   </w:abstractNum>
-  <w:abstractNum w:abstractNumId="54" w15:restartNumberingAfterBreak="0">
+  <w:abstractNum w:abstractNumId="58" w15:restartNumberingAfterBreak="0">
     <w:nsid w:val="713727F5"/>
     <w:multiLevelType w:val="multilevel"/>
     <w:tmpl w:val="4FE2E898"/>
@@ -19616,7 +22656,120 @@
       </w:rPr>
     </w:lvl>
   </w:abstractNum>
-  <w:abstractNum w:abstractNumId="55" w15:restartNumberingAfterBreak="0">
+  <w:abstractNum w:abstractNumId="59" w15:restartNumberingAfterBreak="0">
+    <w:nsid w:val="71B86488"/>
+    <w:multiLevelType w:val="multilevel"/>
+    <w:tmpl w:val="E9CA8740"/>
+    <w:lvl w:ilvl="0">
+      <w:start w:val="1"/>
+      <w:numFmt w:val="decimal"/>
+      <w:lvlText w:val="%1."/>
+      <w:lvlJc w:val="left"/>
+      <w:pPr>
+        <w:tabs>
+          <w:tab w:val="num" w:pos="720"/>
+        </w:tabs>
+        <w:ind w:left="720" w:hanging="360"/>
+      </w:pPr>
+    </w:lvl>
+    <w:lvl w:ilvl="1" w:tentative="1">
+      <w:start w:val="1"/>
+      <w:numFmt w:val="decimal"/>
+      <w:lvlText w:val="%2."/>
+      <w:lvlJc w:val="left"/>
+      <w:pPr>
+        <w:tabs>
+          <w:tab w:val="num" w:pos="1440"/>
+        </w:tabs>
+        <w:ind w:left="1440" w:hanging="360"/>
+      </w:pPr>
+    </w:lvl>
+    <w:lvl w:ilvl="2" w:tentative="1">
+      <w:start w:val="1"/>
+      <w:numFmt w:val="decimal"/>
+      <w:lvlText w:val="%3."/>
+      <w:lvlJc w:val="left"/>
+      <w:pPr>
+        <w:tabs>
+          <w:tab w:val="num" w:pos="2160"/>
+        </w:tabs>
+        <w:ind w:left="2160" w:hanging="360"/>
+      </w:pPr>
+    </w:lvl>
+    <w:lvl w:ilvl="3" w:tentative="1">
+      <w:start w:val="1"/>
+      <w:numFmt w:val="decimal"/>
+      <w:lvlText w:val="%4."/>
+      <w:lvlJc w:val="left"/>
+      <w:pPr>
+        <w:tabs>
+          <w:tab w:val="num" w:pos="2880"/>
+        </w:tabs>
+        <w:ind w:left="2880" w:hanging="360"/>
+      </w:pPr>
+    </w:lvl>
+    <w:lvl w:ilvl="4" w:tentative="1">
+      <w:start w:val="1"/>
+      <w:numFmt w:val="decimal"/>
+      <w:lvlText w:val="%5."/>
+      <w:lvlJc w:val="left"/>
+      <w:pPr>
+        <w:tabs>
+          <w:tab w:val="num" w:pos="3600"/>
+        </w:tabs>
+        <w:ind w:left="3600" w:hanging="360"/>
+      </w:pPr>
+    </w:lvl>
+    <w:lvl w:ilvl="5" w:tentative="1">
+      <w:start w:val="1"/>
+      <w:numFmt w:val="decimal"/>
+      <w:lvlText w:val="%6."/>
+      <w:lvlJc w:val="left"/>
+      <w:pPr>
+        <w:tabs>
+          <w:tab w:val="num" w:pos="4320"/>
+        </w:tabs>
+        <w:ind w:left="4320" w:hanging="360"/>
+      </w:pPr>
+    </w:lvl>
+    <w:lvl w:ilvl="6" w:tentative="1">
+      <w:start w:val="1"/>
+      <w:numFmt w:val="decimal"/>
+      <w:lvlText w:val="%7."/>
+      <w:lvlJc w:val="left"/>
+      <w:pPr>
+        <w:tabs>
+          <w:tab w:val="num" w:pos="5040"/>
+        </w:tabs>
+        <w:ind w:left="5040" w:hanging="360"/>
+      </w:pPr>
+    </w:lvl>
+    <w:lvl w:ilvl="7" w:tentative="1">
+      <w:start w:val="1"/>
+      <w:numFmt w:val="decimal"/>
+      <w:lvlText w:val="%8."/>
+      <w:lvlJc w:val="left"/>
+      <w:pPr>
+        <w:tabs>
+          <w:tab w:val="num" w:pos="5760"/>
+        </w:tabs>
+        <w:ind w:left="5760" w:hanging="360"/>
+      </w:pPr>
+    </w:lvl>
+    <w:lvl w:ilvl="8" w:tentative="1">
+      <w:start w:val="1"/>
+      <w:numFmt w:val="decimal"/>
+      <w:lvlText w:val="%9."/>
+      <w:lvlJc w:val="left"/>
+      <w:pPr>
+        <w:tabs>
+          <w:tab w:val="num" w:pos="6480"/>
+        </w:tabs>
+        <w:ind w:left="6480" w:hanging="360"/>
+      </w:pPr>
+    </w:lvl>
+  </w:abstractNum>
+  <w:abstractNum w:abstractNumId="60" w15:restartNumberingAfterBreak="0">
     <w:nsid w:val="728659A9"/>
     <w:multiLevelType w:val="multilevel"/>
     <w:tmpl w:val="00CABD38"/>
@@ -19765,7 +22918,7 @@
       </w:rPr>
     </w:lvl>
   </w:abstractNum>
-  <w:abstractNum w:abstractNumId="56" w15:restartNumberingAfterBreak="0">
+  <w:abstractNum w:abstractNumId="61" w15:restartNumberingAfterBreak="0">
     <w:nsid w:val="7AAE28BF"/>
     <w:multiLevelType w:val="multilevel"/>
     <w:tmpl w:val="C3AC1F26"/>
@@ -19914,7 +23067,124 @@
       </w:rPr>
     </w:lvl>
   </w:abstractNum>
-  <w:abstractNum w:abstractNumId="57" w15:restartNumberingAfterBreak="0">
+  <w:abstractNum w:abstractNumId="62" w15:restartNumberingAfterBreak="0">
+    <w:nsid w:val="7B827A27"/>
+    <w:multiLevelType w:val="multilevel"/>
+    <w:tmpl w:val="0B088684"/>
+    <w:lvl w:ilvl="0">
+      <w:start w:val="1"/>
+      <w:numFmt w:val="decimal"/>
+      <w:lvlText w:val="%1."/>
+      <w:lvlJc w:val="left"/>
+      <w:pPr>
+        <w:tabs>
+          <w:tab w:val="num" w:pos="720"/>
+        </w:tabs>
+        <w:ind w:left="720" w:hanging="360"/>
+      </w:pPr>
+    </w:lvl>
+    <w:lvl w:ilvl="1">
+      <w:start w:val="1"/>
+      <w:numFmt w:val="bullet"/>
+      <w:lvlText w:val="o"/>
+      <w:lvlJc w:val="left"/>
+      <w:pPr>
+        <w:tabs>
+          <w:tab w:val="num" w:pos="1440"/>
+        </w:tabs>
+        <w:ind w:left="1440" w:hanging="360"/>
+      </w:pPr>
+      <w:rPr>
+        <w:rFonts w:ascii="Courier New" w:hAnsi="Courier New" w:hint="default"/>
+        <w:sz w:val="20"/>
+      </w:rPr>
+    </w:lvl>
+    <w:lvl w:ilvl="2" w:tentative="1">
+      <w:start w:val="1"/>
+      <w:numFmt w:val="decimal"/>
+      <w:lvlText w:val="%3."/>
+      <w:lvlJc w:val="left"/>
+      <w:pPr>
+        <w:tabs>
+          <w:tab w:val="num" w:pos="2160"/>
+        </w:tabs>
+        <w:ind w:left="2160" w:hanging="360"/>
+      </w:pPr>
+    </w:lvl>
+    <w:lvl w:ilvl="3" w:tentative="1">
+      <w:start w:val="1"/>
+      <w:numFmt w:val="decimal"/>
+      <w:lvlText w:val="%4."/>
+      <w:lvlJc w:val="left"/>
+      <w:pPr>
+        <w:tabs>
+          <w:tab w:val="num" w:pos="2880"/>
+        </w:tabs>
+        <w:ind w:left="2880" w:hanging="360"/>
+      </w:pPr>
+    </w:lvl>
+    <w:lvl w:ilvl="4" w:tentative="1">
+      <w:start w:val="1"/>
+      <w:numFmt w:val="decimal"/>
+      <w:lvlText w:val="%5."/>
+      <w:lvlJc w:val="left"/>
+      <w:pPr>
+        <w:tabs>
+          <w:tab w:val="num" w:pos="3600"/>
+        </w:tabs>
+        <w:ind w:left="3600" w:hanging="360"/>
+      </w:pPr>
+    </w:lvl>
+    <w:lvl w:ilvl="5" w:tentative="1">
+      <w:start w:val="1"/>
+      <w:numFmt w:val="decimal"/>
+      <w:lvlText w:val="%6."/>
+      <w:lvlJc w:val="left"/>
+      <w:pPr>
+        <w:tabs>
+          <w:tab w:val="num" w:pos="4320"/>
+        </w:tabs>
+        <w:ind w:left="4320" w:hanging="360"/>
+      </w:pPr>
+    </w:lvl>
+    <w:lvl w:ilvl="6" w:tentative="1">
+      <w:start w:val="1"/>
+      <w:numFmt w:val="decimal"/>
+      <w:lvlText w:val="%7."/>
+      <w:lvlJc w:val="left"/>
+      <w:pPr>
+        <w:tabs>
+          <w:tab w:val="num" w:pos="5040"/>
+        </w:tabs>
+        <w:ind w:left="5040" w:hanging="360"/>
+      </w:pPr>
+    </w:lvl>
+    <w:lvl w:ilvl="7" w:tentative="1">
+      <w:start w:val="1"/>
+      <w:numFmt w:val="decimal"/>
+      <w:lvlText w:val="%8."/>
+      <w:lvlJc w:val="left"/>
+      <w:pPr>
+        <w:tabs>
+          <w:tab w:val="num" w:pos="5760"/>
+        </w:tabs>
+        <w:ind w:left="5760" w:hanging="360"/>
+      </w:pPr>
+    </w:lvl>
+    <w:lvl w:ilvl="8" w:tentative="1">
+      <w:start w:val="1"/>
+      <w:numFmt w:val="decimal"/>
+      <w:lvlText w:val="%9."/>
+      <w:lvlJc w:val="left"/>
+      <w:pPr>
+        <w:tabs>
+          <w:tab w:val="num" w:pos="6480"/>
+        </w:tabs>
+        <w:ind w:left="6480" w:hanging="360"/>
+      </w:pPr>
+    </w:lvl>
+  </w:abstractNum>
+  <w:abstractNum w:abstractNumId="63" w15:restartNumberingAfterBreak="0">
     <w:nsid w:val="7BB17C5A"/>
     <w:multiLevelType w:val="multilevel"/>
     <w:tmpl w:val="ABD4799C"/>
@@ -20070,28 +23340,28 @@
     <w:abstractNumId w:val="3"/>
   </w:num>
   <w:num w:numId="3" w16cid:durableId="1649163749">
-    <w:abstractNumId w:val="54"/>
+    <w:abstractNumId w:val="58"/>
   </w:num>
   <w:num w:numId="4" w16cid:durableId="1582832084">
-    <w:abstractNumId w:val="29"/>
+    <w:abstractNumId w:val="31"/>
   </w:num>
   <w:num w:numId="5" w16cid:durableId="2025394768">
-    <w:abstractNumId w:val="11"/>
+    <w:abstractNumId w:val="12"/>
   </w:num>
   <w:num w:numId="6" w16cid:durableId="1090468308">
-    <w:abstractNumId w:val="30"/>
+    <w:abstractNumId w:val="32"/>
   </w:num>
   <w:num w:numId="7" w16cid:durableId="1071999801">
-    <w:abstractNumId w:val="24"/>
+    <w:abstractNumId w:val="25"/>
   </w:num>
   <w:num w:numId="8" w16cid:durableId="493302204">
-    <w:abstractNumId w:val="26"/>
+    <w:abstractNumId w:val="27"/>
   </w:num>
   <w:num w:numId="9" w16cid:durableId="113449203">
-    <w:abstractNumId w:val="33"/>
+    <w:abstractNumId w:val="35"/>
   </w:num>
   <w:num w:numId="10" w16cid:durableId="743725181">
-    <w:abstractNumId w:val="51"/>
+    <w:abstractNumId w:val="55"/>
   </w:num>
   <w:num w:numId="11" w16cid:durableId="1887329341">
     <w:abstractNumId w:val="6"/>
@@ -20100,10 +23370,10 @@
     <w:abstractNumId w:val="8"/>
   </w:num>
   <w:num w:numId="13" w16cid:durableId="1876964125">
-    <w:abstractNumId w:val="20"/>
+    <w:abstractNumId w:val="21"/>
   </w:num>
   <w:num w:numId="14" w16cid:durableId="1579249127">
-    <w:abstractNumId w:val="15"/>
+    <w:abstractNumId w:val="16"/>
   </w:num>
   <w:num w:numId="15" w16cid:durableId="288977143">
     <w:abstractNumId w:val="0"/>
@@ -20112,67 +23382,67 @@
     <w:abstractNumId w:val="1"/>
   </w:num>
   <w:num w:numId="17" w16cid:durableId="2083597380">
-    <w:abstractNumId w:val="32"/>
+    <w:abstractNumId w:val="34"/>
   </w:num>
   <w:num w:numId="18" w16cid:durableId="860897379">
+    <w:abstractNumId w:val="49"/>
+  </w:num>
+  <w:num w:numId="19" w16cid:durableId="1090927857">
+    <w:abstractNumId w:val="46"/>
+  </w:num>
+  <w:num w:numId="20" w16cid:durableId="583537957">
     <w:abstractNumId w:val="45"/>
   </w:num>
-  <w:num w:numId="19" w16cid:durableId="1090927857">
-    <w:abstractNumId w:val="44"/>
+  <w:num w:numId="21" w16cid:durableId="32465421">
+    <w:abstractNumId w:val="54"/>
   </w:num>
-  <w:num w:numId="20" w16cid:durableId="583537957">
-    <w:abstractNumId w:val="43"/>
+  <w:num w:numId="22" w16cid:durableId="851336223">
+    <w:abstractNumId w:val="53"/>
   </w:num>
-  <w:num w:numId="21" w16cid:durableId="32465421">
+  <w:num w:numId="23" w16cid:durableId="1649899227">
+    <w:abstractNumId w:val="40"/>
+  </w:num>
+  <w:num w:numId="24" w16cid:durableId="915021247">
+    <w:abstractNumId w:val="61"/>
+  </w:num>
+  <w:num w:numId="25" w16cid:durableId="1163735865">
+    <w:abstractNumId w:val="60"/>
+  </w:num>
+  <w:num w:numId="26" w16cid:durableId="362943451">
+    <w:abstractNumId w:val="38"/>
+  </w:num>
+  <w:num w:numId="27" w16cid:durableId="1998683280">
+    <w:abstractNumId w:val="52"/>
+  </w:num>
+  <w:num w:numId="28" w16cid:durableId="691108300">
+    <w:abstractNumId w:val="51"/>
+  </w:num>
+  <w:num w:numId="29" w16cid:durableId="1612130157">
     <w:abstractNumId w:val="50"/>
   </w:num>
-  <w:num w:numId="22" w16cid:durableId="851336223">
-    <w:abstractNumId w:val="49"/>
-  </w:num>
-  <w:num w:numId="23" w16cid:durableId="1649899227">
-    <w:abstractNumId w:val="38"/>
-  </w:num>
-  <w:num w:numId="24" w16cid:durableId="915021247">
-    <w:abstractNumId w:val="56"/>
-  </w:num>
-  <w:num w:numId="25" w16cid:durableId="1163735865">
-    <w:abstractNumId w:val="55"/>
-  </w:num>
-  <w:num w:numId="26" w16cid:durableId="362943451">
-    <w:abstractNumId w:val="36"/>
-  </w:num>
-  <w:num w:numId="27" w16cid:durableId="1998683280">
-    <w:abstractNumId w:val="48"/>
-  </w:num>
-  <w:num w:numId="28" w16cid:durableId="691108300">
-    <w:abstractNumId w:val="47"/>
-  </w:num>
-  <w:num w:numId="29" w16cid:durableId="1612130157">
-    <w:abstractNumId w:val="46"/>
-  </w:num>
   <w:num w:numId="30" w16cid:durableId="1972207396">
-    <w:abstractNumId w:val="35"/>
+    <w:abstractNumId w:val="37"/>
   </w:num>
   <w:num w:numId="31" w16cid:durableId="1924144106">
-    <w:abstractNumId w:val="39"/>
+    <w:abstractNumId w:val="41"/>
   </w:num>
   <w:num w:numId="32" w16cid:durableId="1660115418">
-    <w:abstractNumId w:val="10"/>
+    <w:abstractNumId w:val="11"/>
   </w:num>
   <w:num w:numId="33" w16cid:durableId="310718874">
-    <w:abstractNumId w:val="28"/>
+    <w:abstractNumId w:val="30"/>
   </w:num>
   <w:num w:numId="34" w16cid:durableId="2125733359">
-    <w:abstractNumId w:val="22"/>
+    <w:abstractNumId w:val="23"/>
   </w:num>
   <w:num w:numId="35" w16cid:durableId="1148208436">
-    <w:abstractNumId w:val="16"/>
+    <w:abstractNumId w:val="17"/>
   </w:num>
   <w:num w:numId="36" w16cid:durableId="1490747850">
-    <w:abstractNumId w:val="14"/>
+    <w:abstractNumId w:val="15"/>
   </w:num>
   <w:num w:numId="37" w16cid:durableId="1636642074">
-    <w:abstractNumId w:val="40"/>
+    <w:abstractNumId w:val="42"/>
   </w:num>
   <w:num w:numId="38" w16cid:durableId="1951889655">
     <w:abstractNumId w:val="4"/>
@@ -20181,61 +23451,79 @@
     <w:abstractNumId w:val="2"/>
   </w:num>
   <w:num w:numId="40" w16cid:durableId="1358698521">
+    <w:abstractNumId w:val="20"/>
+  </w:num>
+  <w:num w:numId="41" w16cid:durableId="2145462193">
+    <w:abstractNumId w:val="33"/>
+  </w:num>
+  <w:num w:numId="42" w16cid:durableId="1528373167">
+    <w:abstractNumId w:val="56"/>
+  </w:num>
+  <w:num w:numId="43" w16cid:durableId="1462698100">
+    <w:abstractNumId w:val="28"/>
+  </w:num>
+  <w:num w:numId="44" w16cid:durableId="1507405657">
     <w:abstractNumId w:val="19"/>
   </w:num>
-  <w:num w:numId="41" w16cid:durableId="2145462193">
-    <w:abstractNumId w:val="31"/>
-  </w:num>
-  <w:num w:numId="42" w16cid:durableId="1528373167">
-    <w:abstractNumId w:val="52"/>
-  </w:num>
-  <w:num w:numId="43" w16cid:durableId="1462698100">
-    <w:abstractNumId w:val="27"/>
-  </w:num>
-  <w:num w:numId="44" w16cid:durableId="1507405657">
-    <w:abstractNumId w:val="18"/>
-  </w:num>
   <w:num w:numId="45" w16cid:durableId="252707487">
-    <w:abstractNumId w:val="21"/>
+    <w:abstractNumId w:val="22"/>
   </w:num>
   <w:num w:numId="46" w16cid:durableId="977686506">
-    <w:abstractNumId w:val="37"/>
+    <w:abstractNumId w:val="39"/>
   </w:num>
   <w:num w:numId="47" w16cid:durableId="289553382">
+    <w:abstractNumId w:val="14"/>
+  </w:num>
+  <w:num w:numId="48" w16cid:durableId="2104640173">
     <w:abstractNumId w:val="13"/>
   </w:num>
-  <w:num w:numId="48" w16cid:durableId="2104640173">
-    <w:abstractNumId w:val="12"/>
-  </w:num>
   <w:num w:numId="49" w16cid:durableId="1114179831">
-    <w:abstractNumId w:val="23"/>
+    <w:abstractNumId w:val="24"/>
   </w:num>
   <w:num w:numId="50" w16cid:durableId="1997030661">
-    <w:abstractNumId w:val="25"/>
+    <w:abstractNumId w:val="26"/>
   </w:num>
   <w:num w:numId="51" w16cid:durableId="1725057786">
-    <w:abstractNumId w:val="17"/>
+    <w:abstractNumId w:val="18"/>
   </w:num>
   <w:num w:numId="52" w16cid:durableId="441341719">
     <w:abstractNumId w:val="5"/>
   </w:num>
   <w:num w:numId="53" w16cid:durableId="974145897">
-    <w:abstractNumId w:val="42"/>
+    <w:abstractNumId w:val="44"/>
   </w:num>
   <w:num w:numId="54" w16cid:durableId="1498810593">
-    <w:abstractNumId w:val="57"/>
+    <w:abstractNumId w:val="63"/>
   </w:num>
   <w:num w:numId="55" w16cid:durableId="196703538">
-    <w:abstractNumId w:val="41"/>
+    <w:abstractNumId w:val="43"/>
   </w:num>
   <w:num w:numId="56" w16cid:durableId="1104883061">
-    <w:abstractNumId w:val="34"/>
+    <w:abstractNumId w:val="36"/>
   </w:num>
   <w:num w:numId="57" w16cid:durableId="204413128">
     <w:abstractNumId w:val="9"/>
   </w:num>
   <w:num w:numId="58" w16cid:durableId="1409041191">
-    <w:abstractNumId w:val="53"/>
+    <w:abstractNumId w:val="57"/>
+  </w:num>
+  <w:num w:numId="59" w16cid:durableId="611287027">
+    <w:abstractNumId w:val="59"/>
+  </w:num>
+  <w:num w:numId="60" w16cid:durableId="551356495">
+    <w:abstractNumId w:val="29"/>
+  </w:num>
+  <w:num w:numId="61" w16cid:durableId="1980959976">
+    <w:abstractNumId w:val="10"/>
+  </w:num>
+  <w:num w:numId="62" w16cid:durableId="1463233032">
+    <w:abstractNumId w:val="48"/>
+  </w:num>
+  <w:num w:numId="63" w16cid:durableId="128548345">
+    <w:abstractNumId w:val="62"/>
+  </w:num>
+  <w:num w:numId="64" w16cid:durableId="930116230">
+    <w:abstractNumId w:val="47"/>
   </w:num>
   <w:numIdMacAtCleanup w:val="58"/>
 </w:numbering>
@@ -20669,7 +23957,6 @@
     <w:next w:val="Normal"/>
     <w:link w:val="Heading2Char"/>
     <w:uiPriority w:val="9"/>
-    <w:semiHidden/>
     <w:unhideWhenUsed/>
     <w:qFormat/>
     <w:rsid w:val="0005122C"/>
@@ -20885,7 +24172,6 @@
     <w:basedOn w:val="DefaultParagraphFont"/>
     <w:link w:val="Heading2"/>
     <w:uiPriority w:val="9"/>
-    <w:semiHidden/>
     <w:rsid w:val="0005122C"/>
     <w:rPr>
       <w:rFonts w:asciiTheme="majorHAnsi" w:eastAsiaTheme="majorEastAsia" w:hAnsiTheme="majorHAnsi" w:cstheme="majorBidi"/>
@@ -21185,6 +24471,71 @@
     <w:rsid w:val="004241BF"/>
     <w:rPr>
       <w:rFonts w:ascii="Times New Roman" w:hAnsi="Times New Roman" w:cs="Times New Roman"/>
+    </w:rPr>
+  </w:style>
+  <w:style w:type="paragraph" w:styleId="HTMLPreformatted">
+    <w:name w:val="HTML Preformatted"/>
+    <w:basedOn w:val="Normal"/>
+    <w:link w:val="HTMLPreformattedChar"/>
+    <w:uiPriority w:val="99"/>
+    <w:semiHidden/>
+    <w:unhideWhenUsed/>
+    <w:rsid w:val="00FE4461"/>
+    <w:pPr>
+      <w:tabs>
+        <w:tab w:val="left" w:pos="916"/>
+        <w:tab w:val="left" w:pos="1832"/>
+        <w:tab w:val="left" w:pos="2748"/>
+        <w:tab w:val="left" w:pos="3664"/>
+        <w:tab w:val="left" w:pos="4580"/>
+        <w:tab w:val="left" w:pos="5496"/>
+        <w:tab w:val="left" w:pos="6412"/>
+        <w:tab w:val="left" w:pos="7328"/>
+        <w:tab w:val="left" w:pos="8244"/>
+        <w:tab w:val="left" w:pos="9160"/>
+        <w:tab w:val="left" w:pos="10076"/>
+        <w:tab w:val="left" w:pos="10992"/>
+        <w:tab w:val="left" w:pos="11908"/>
+        <w:tab w:val="left" w:pos="12824"/>
+        <w:tab w:val="left" w:pos="13740"/>
+        <w:tab w:val="left" w:pos="14656"/>
+      </w:tabs>
+      <w:spacing w:after="0" w:line="240" w:lineRule="auto"/>
+    </w:pPr>
+    <w:rPr>
+      <w:rFonts w:ascii="Courier New" w:eastAsia="Times New Roman" w:hAnsi="Courier New" w:cs="Courier New"/>
+      <w:kern w:val="0"/>
+      <w:sz w:val="20"/>
+      <w:szCs w:val="20"/>
+      <w14:ligatures w14:val="none"/>
+    </w:rPr>
+  </w:style>
+  <w:style w:type="character" w:customStyle="1" w:styleId="HTMLPreformattedChar">
+    <w:name w:val="HTML Preformatted Char"/>
+    <w:basedOn w:val="DefaultParagraphFont"/>
+    <w:link w:val="HTMLPreformatted"/>
+    <w:uiPriority w:val="99"/>
+    <w:semiHidden/>
+    <w:rsid w:val="00FE4461"/>
+    <w:rPr>
+      <w:rFonts w:ascii="Courier New" w:eastAsia="Times New Roman" w:hAnsi="Courier New" w:cs="Courier New"/>
+      <w:kern w:val="0"/>
+      <w:sz w:val="20"/>
+      <w:szCs w:val="20"/>
+      <w14:ligatures w14:val="none"/>
+    </w:rPr>
+  </w:style>
+  <w:style w:type="character" w:styleId="HTMLCode">
+    <w:name w:val="HTML Code"/>
+    <w:basedOn w:val="DefaultParagraphFont"/>
+    <w:uiPriority w:val="99"/>
+    <w:semiHidden/>
+    <w:unhideWhenUsed/>
+    <w:rsid w:val="00FE4461"/>
+    <w:rPr>
+      <w:rFonts w:ascii="Courier New" w:eastAsia="Times New Roman" w:hAnsi="Courier New" w:cs="Courier New"/>
+      <w:sz w:val="20"/>
+      <w:szCs w:val="20"/>
     </w:rPr>
   </w:style>
 </w:styles>
